--- a/downloads/student/ai-5-week-14.docx
+++ b/downloads/student/ai-5-week-14.docx
@@ -1189,6 +1189,16 @@
       </w:r>
     </w:p>
     <w:p>
+      <w:r>
+        <w:t>Read the labelled picture: What should a fair rate comparison hold fixed? Point to the relevant step in the picture, then write the changed result and the rule or evidence that supports it.</w:t>
+      </w:r>
+    </w:p>
+    <w:p>
+      <w:r>
+        <w:t>Change one thing: Add a rate 1 run from a = 0. Predict the result before checking the explanation. What remains the same?</w:t>
+      </w:r>
+    </w:p>
+    <w:p>
       <w:pPr>
         <w:pStyle w:val="Heading1"/>
       </w:pPr>
@@ -2342,6 +2352,187 @@
         <w:t>Attempt the independent case before hints. Record whether you worked alone, used a hint or followed a model. After feedback, fix the first unsupported step and explain why it changed. A later check uses a changed case, not a copied answer.</w:t>
       </w:r>
     </w:p>
+    <w:p>
+      <w:pPr>
+        <w:pStyle w:val="Heading1"/>
+      </w:pPr>
+      <w:r>
+        <w:t>15. Your lesson route</w:t>
+      </w:r>
+    </w:p>
+    <w:p>
+      <w:r>
+        <w:t>Start with this question: Compare learning rates with identical starting loss and update counts.</w:t>
+      </w:r>
+    </w:p>
+    <w:tbl>
+      <w:tblPr>
+        <w:tblStyle w:val="LightShading-Accent1"/>
+        <w:tblW w:type="auto" w:w="0"/>
+        <w:tblLook w:firstColumn="1" w:firstRow="1" w:lastColumn="0" w:lastRow="0" w:noHBand="0" w:noVBand="1" w:val="04A0"/>
+      </w:tblPr>
+      <w:tblGrid>
+        <w:gridCol w:w="5112"/>
+        <w:gridCol w:w="5112"/>
+      </w:tblGrid>
+      <w:tr>
+        <w:trPr>
+          <w:tblHeader/>
+        </w:trPr>
+        <w:tc>
+          <w:tcPr>
+            <w:tcW w:type="dxa" w:w="5112"/>
+          </w:tcPr>
+          <w:p>
+            <w:r>
+              <w:t>By the end, I can</w:t>
+            </w:r>
+          </w:p>
+        </w:tc>
+        <w:tc>
+          <w:tcPr>
+            <w:tcW w:type="dxa" w:w="5112"/>
+          </w:tcPr>
+          <w:p>
+            <w:r>
+              <w:t>How I will show it</w:t>
+            </w:r>
+          </w:p>
+        </w:tc>
+      </w:tr>
+      <w:tr>
+        <w:tc>
+          <w:tcPr>
+            <w:tcW w:type="dxa" w:w="5112"/>
+          </w:tcPr>
+          <w:p>
+            <w:r>
+              <w:t>Run a controlled comparison of learning rates</w:t>
+            </w:r>
+          </w:p>
+        </w:tc>
+        <w:tc>
+          <w:tcPr>
+            <w:tcW w:type="dxa" w:w="5112"/>
+          </w:tcPr>
+          <w:p>
+            <w:r>
+              <w:t>Explain the deciding step, show a trace or test, and state one limit.</w:t>
+            </w:r>
+          </w:p>
+        </w:tc>
+      </w:tr>
+      <w:tr>
+        <w:tc>
+          <w:tcPr>
+            <w:tcW w:type="dxa" w:w="5112"/>
+          </w:tcPr>
+          <w:p>
+            <w:r>
+              <w:t>Explain slow progress oscillation and increasing loss in a toy model</w:t>
+            </w:r>
+          </w:p>
+        </w:tc>
+        <w:tc>
+          <w:tcPr>
+            <w:tcW w:type="dxa" w:w="5112"/>
+          </w:tcPr>
+          <w:p>
+            <w:r>
+              <w:t>Explain the deciding step, show a trace or test, and state one limit.</w:t>
+            </w:r>
+          </w:p>
+        </w:tc>
+      </w:tr>
+      <w:tr>
+        <w:tc>
+          <w:tcPr>
+            <w:tcW w:type="dxa" w:w="5112"/>
+          </w:tcPr>
+          <w:p>
+            <w:r>
+              <w:t>Report the limits of a training experiment</w:t>
+            </w:r>
+          </w:p>
+        </w:tc>
+        <w:tc>
+          <w:tcPr>
+            <w:tcW w:type="dxa" w:w="5112"/>
+          </w:tcPr>
+          <w:p>
+            <w:r>
+              <w:t>Explain the deciding step, show a trace or test, and state one limit.</w:t>
+            </w:r>
+          </w:p>
+        </w:tc>
+      </w:tr>
+    </w:tbl>
+    <w:p>
+      <w:r>
+        <w:t>Remember → watch and explain → try with help → investigate → try independently → keep project evidence. Your teacher may spread this lesson across several classes.</w:t>
+      </w:r>
+    </w:p>
+    <w:p>
+      <w:r>
+        <w:t>Keep your first prediction. Compare it with what the evidence shows and explain any change.</w:t>
+      </w:r>
+    </w:p>
+    <w:p>
+      <w:pPr>
+        <w:pStyle w:val="Heading1"/>
+      </w:pPr>
+      <w:r>
+        <w:t>16. Finish and return</w:t>
+      </w:r>
+    </w:p>
+    <w:p>
+      <w:r>
+        <w:t>Close your notes. Explain this goal in your own words: Run a controlled comparison of learning rates</w:t>
+      </w:r>
+    </w:p>
+    <w:p>
+      <w:pPr>
+        <w:pStyle w:val="Heading3"/>
+      </w:pPr>
+      <w:r>
+        <w:t>My deciding step, evidence and one remaining question</w:t>
+      </w:r>
+    </w:p>
+    <w:p>
+      <w:r>
+        <w:t>________________________________________________________________</w:t>
+      </w:r>
+    </w:p>
+    <w:p>
+      <w:r>
+        <w:t>________________________________________________________________</w:t>
+      </w:r>
+    </w:p>
+    <w:p>
+      <w:r>
+        <w:t>________________________________________________________________</w:t>
+      </w:r>
+    </w:p>
+    <w:p>
+      <w:r>
+        <w:t>________________________________________________________________</w:t>
+      </w:r>
+    </w:p>
+    <w:p>
+      <w:r>
+        <w:t>________________________________________________________________</w:t>
+      </w:r>
+    </w:p>
+    <w:p>
+      <w:r>
+        <w:t>If you are unsure, return to the worked picture and explain one arrow. If you are ready, change an input or assumption and justify your prediction.</w:t>
+      </w:r>
+    </w:p>
+    <w:p>
+      <w:r>
+        <w:t>Save your workbook evidence. At the next review, try a different case before opening your old answer.</w:t>
+      </w:r>
+    </w:p>
     <w:sectPr>
       <w:pgSz w:w="12240" w:h="15840"/>
       <w:pgMar w:top="936" w:right="1008" w:bottom="936" w:left="1008" w:header="720" w:footer="720" w:gutter="0"/>

--- a/downloads/student/ai-5-week-14.docx
+++ b/downloads/student/ai-5-week-14.docx
@@ -2533,6 +2533,215 @@
         <w:t>Save your workbook evidence. At the next review, try a different case before opening your old answer.</w:t>
       </w:r>
     </w:p>
+    <w:p>
+      <w:pPr>
+        <w:pStyle w:val="Heading1"/>
+      </w:pPr>
+      <w:r>
+        <w:t>17. Supported practice, repair and portfolio</w:t>
+      </w:r>
+    </w:p>
+    <w:p>
+      <w:r>
+        <w:t>Use this supported practice once, in the browser or on paper. Keep the reserved independent assessment for a separate first attempt before teacher feedback.</w:t>
+      </w:r>
+    </w:p>
+    <w:p>
+      <w:r>
+        <w:t>Compare learning rates with identical starting loss and update counts.</w:t>
+      </w:r>
+    </w:p>
+    <w:p>
+      <w:pPr>
+        <w:pStyle w:val="Heading3"/>
+      </w:pPr>
+      <w:r>
+        <w:t>Practice 1: explain the deciding evidence</w:t>
+      </w:r>
+    </w:p>
+    <w:p>
+      <w:r>
+        <w:t>Which labelled step matches this detail? Both end at 3 and loss 1; larger rate crosses the optimum while smaller rate stays below it.</w:t>
+      </w:r>
+    </w:p>
+    <w:p>
+      <w:r>
+        <w:t>1. Inspect paths</w:t>
+      </w:r>
+    </w:p>
+    <w:p>
+      <w:r>
+        <w:t>2. Rate0.25</w:t>
+      </w:r>
+    </w:p>
+    <w:p>
+      <w:r>
+        <w:t>3. Rate0.75</w:t>
+      </w:r>
+    </w:p>
+    <w:p>
+      <w:pPr>
+        <w:pStyle w:val="Heading3"/>
+      </w:pPr>
+      <w:r>
+        <w:t>My selected conclusion, deciding fact and explanation</w:t>
+      </w:r>
+    </w:p>
+    <w:p>
+      <w:r>
+        <w:t>________________________________________________________________</w:t>
+      </w:r>
+    </w:p>
+    <w:p>
+      <w:r>
+        <w:t>________________________________________________________________</w:t>
+      </w:r>
+    </w:p>
+    <w:p>
+      <w:r>
+        <w:t>________________________________________________________________</w:t>
+      </w:r>
+    </w:p>
+    <w:p>
+      <w:r>
+        <w:t>________________________________________________________________</w:t>
+      </w:r>
+    </w:p>
+    <w:p>
+      <w:r>
+        <w:t>________________________________________________________________</w:t>
+      </w:r>
+    </w:p>
+    <w:p>
+      <w:r>
+        <w:t>Hint if needed: Read the steps in the pictorial case. Match the supplied detail to the stage that performs or records it.</w:t>
+      </w:r>
+    </w:p>
+    <w:p>
+      <w:r>
+        <w:t>After your attempt, compare with the supported explanation: Inspect paths Both end at 3 and loss 1; larger rate crosses the optimum while smaller rate stays below it. Keep the starting parameter and update budget identical to compare rates fairly. Rate one-quarter approaches the optimum from below; rate three-quarters crosses it and comes back. Their final losses happen to match after two updates, despite different paths. Rate one repeatedly overshoots by the same distance, so using the correct gradient alone does not ensure improvement.</w:t>
+      </w:r>
+    </w:p>
+    <w:p>
+      <w:pPr>
+        <w:pStyle w:val="Heading3"/>
+      </w:pPr>
+      <w:r>
+        <w:t>Practice 2: explain the deciding evidence</w:t>
+      </w:r>
+    </w:p>
+    <w:p>
+      <w:r>
+        <w:t>Changed-case practice: Add a rate 1 run from a = 0. Which conclusion is supported by the supplied facts?</w:t>
+      </w:r>
+    </w:p>
+    <w:p>
+      <w:r>
+        <w:t>1. This one example guarantees correct results for every future input.</w:t>
+      </w:r>
+    </w:p>
+    <w:p>
+      <w:r>
+        <w:t>2. We can decide the result without examining the changed input or the procedure.</w:t>
+      </w:r>
+    </w:p>
+    <w:p>
+      <w:r>
+        <w:t>3. Its path is 8 then 0, with loss 16 at both steps.</w:t>
+      </w:r>
+    </w:p>
+    <w:p>
+      <w:pPr>
+        <w:pStyle w:val="Heading3"/>
+      </w:pPr>
+      <w:r>
+        <w:t>My selected conclusion, deciding fact and explanation</w:t>
+      </w:r>
+    </w:p>
+    <w:p>
+      <w:r>
+        <w:t>________________________________________________________________</w:t>
+      </w:r>
+    </w:p>
+    <w:p>
+      <w:r>
+        <w:t>________________________________________________________________</w:t>
+      </w:r>
+    </w:p>
+    <w:p>
+      <w:r>
+        <w:t>________________________________________________________________</w:t>
+      </w:r>
+    </w:p>
+    <w:p>
+      <w:r>
+        <w:t>________________________________________________________________</w:t>
+      </w:r>
+    </w:p>
+    <w:p>
+      <w:r>
+        <w:t>________________________________________________________________</w:t>
+      </w:r>
+    </w:p>
+    <w:p>
+      <w:r>
+        <w:t>Hint if needed: Use the changed condition and the deciding step in the pictorial trace. The answer must say what follows from those facts.</w:t>
+      </w:r>
+    </w:p>
+    <w:p>
+      <w:r>
+        <w:t>After your attempt, compare with the supported explanation: Its path is 8 then 0, with loss 16 at both steps. The update alternates across4 without reducing the initial loss.</w:t>
+      </w:r>
+    </w:p>
+    <w:p>
+      <w:pPr>
+        <w:pStyle w:val="Heading3"/>
+      </w:pPr>
+      <w:r>
+        <w:t>Repair a missing building block</w:t>
+      </w:r>
+    </w:p>
+    <w:p>
+      <w:r>
+        <w:t>Review Batching and epochs (ai-5/13). Goal: Distinguish an example a batch an update and an epoch. Short practice: Why do the single-example orders finish at different weights? Point to the relevant step in the picture, then write the changed result and the rule or evidence that supports it.. Return to this week and explain what you changed.</w:t>
+      </w:r>
+    </w:p>
+    <w:p>
+      <w:r>
+        <w:t>Review Updating parameters (ai-5/11). Goal: Apply a learning rate to an ordered gradient. Short practice: Why must new loss be recomputed rather than assumed smaller? Point to the relevant step in the picture, then write the changed result and the rule or evidence that supports it.. Return to this week and explain what you changed.</w:t>
+      </w:r>
+    </w:p>
+    <w:p>
+      <w:r>
+        <w:t>Review Loss functions (ai-5/8). Goal: Calculate per-example squared error and mean squared error. Short practice: Why must the report name the chosen loss? Point to the relevant step in the picture, then write the changed result and the rule or evidence that supports it.. Return to this week and explain what you changed.</w:t>
+      </w:r>
+    </w:p>
+    <w:p>
+      <w:pPr>
+        <w:pStyle w:val="Heading3"/>
+      </w:pPr>
+      <w:r>
+        <w:t>Predict, run and debug</w:t>
+      </w:r>
+    </w:p>
+    <w:p>
+      <w:r>
+        <w:t>The browser lab lets you edit the supported Python examples already included in this lesson. Predict first, run, inspect the actual output or error, change one input, then run again. Keep code, predictions, actual results and a reasoned revision together. On paper, label your result as a trace rather than an execution.</w:t>
+      </w:r>
+    </w:p>
+    <w:p>
+      <w:pPr>
+        <w:pStyle w:val="Heading3"/>
+      </w:pPr>
+      <w:r>
+        <w:t>Keep your completed work</w:t>
+      </w:r>
+    </w:p>
+    <w:p>
+      <w:r>
+        <w:t>Use Download completed work in the hosted lesson to export your answers, reflections, practice feedback and code-run evidence. Open the HTML copy to read or print it. Drafts stay in this browser when storage is available; clear drafts on a shared device.</w:t>
+      </w:r>
+    </w:p>
     <w:sectPr>
       <w:pgSz w:w="12240" w:h="15840"/>
       <w:pgMar w:top="936" w:right="1008" w:bottom="936" w:left="1008" w:header="720" w:footer="720" w:gutter="0"/>

--- a/downloads/student/ai-5-week-14.docx
+++ b/downloads/student/ai-5-week-14.docx
@@ -42,6 +42,11 @@
       </w:r>
     </w:p>
     <w:p>
+      <w:r>
+        <w:t>Start with the target: Run a controlled comparison of learning rates. Try the recall before opening notes.</w:t>
+      </w:r>
+    </w:p>
+    <w:p>
       <w:pPr>
         <w:pStyle w:val="Heading3"/>
       </w:pPr>
@@ -50,18 +55,84 @@
       </w:r>
     </w:p>
     <w:p>
-      <w:r>
-        <w:t>I can run a controlled comparison of learning rates.</w:t>
-      </w:r>
-    </w:p>
-    <w:p>
-      <w:r>
-        <w:t>I can explain slow progress oscillation and increasing loss in a toy model.</w:t>
-      </w:r>
-    </w:p>
-    <w:p>
-      <w:r>
-        <w:t>I can report the limits of a training experiment.</w:t>
+      <w:pPr>
+        <w:spacing w:line="336" w:lineRule="auto" w:after="180"/>
+      </w:pPr>
+      <w:r>
+        <w:rPr>
+          <w:b w:val="0"/>
+        </w:rPr>
+        <w:t xml:space="preserve">I can run a </w:t>
+      </w:r>
+      <w:r>
+        <w:rPr>
+          <w:b/>
+        </w:rPr>
+        <w:t>controlled comparison</w:t>
+      </w:r>
+      <w:r>
+        <w:rPr>
+          <w:b w:val="0"/>
+        </w:rPr>
+        <w:t xml:space="preserve"> of </w:t>
+      </w:r>
+      <w:r>
+        <w:rPr>
+          <w:b/>
+        </w:rPr>
+        <w:t>learning rate</w:t>
+      </w:r>
+      <w:r>
+        <w:rPr>
+          <w:b w:val="0"/>
+        </w:rPr>
+        <w:t>s.</w:t>
+      </w:r>
+    </w:p>
+    <w:p>
+      <w:pPr>
+        <w:spacing w:line="336" w:lineRule="auto" w:after="180"/>
+      </w:pPr>
+      <w:r>
+        <w:rPr>
+          <w:b w:val="0"/>
+        </w:rPr>
+        <w:t xml:space="preserve">I can explain slow progress </w:t>
+      </w:r>
+      <w:r>
+        <w:rPr>
+          <w:b/>
+        </w:rPr>
+        <w:t>oscillation</w:t>
+      </w:r>
+      <w:r>
+        <w:rPr>
+          <w:b w:val="0"/>
+        </w:rPr>
+        <w:t xml:space="preserve"> and increasing loss in a toy model.</w:t>
+      </w:r>
+    </w:p>
+    <w:p>
+      <w:pPr>
+        <w:spacing w:line="336" w:lineRule="auto" w:after="180"/>
+      </w:pPr>
+      <w:r>
+        <w:rPr>
+          <w:b w:val="0"/>
+        </w:rPr>
+        <w:t xml:space="preserve">I can report the limits of a </w:t>
+      </w:r>
+      <w:r>
+        <w:rPr>
+          <w:b/>
+        </w:rPr>
+        <w:t>training</w:t>
+      </w:r>
+      <w:r>
+        <w:rPr>
+          <w:b w:val="0"/>
+        </w:rPr>
+        <w:t xml:space="preserve"> experiment.</w:t>
       </w:r>
     </w:p>
     <w:p>
@@ -73,48 +144,162 @@
       </w:r>
     </w:p>
     <w:p>
-      <w:r>
+      <w:pPr>
+        <w:spacing w:line="336" w:lineRule="auto" w:after="180"/>
+      </w:pPr>
+      <w:r>
+        <w:rPr>
+          <w:b w:val="0"/>
+        </w:rPr>
         <w:t>Close your notes first. A rough first answer helps us choose the right starting point; it is not a score for your ability.</w:t>
       </w:r>
     </w:p>
     <w:p>
-      <w:r>
+      <w:pPr>
+        <w:spacing w:line="336" w:lineRule="auto" w:after="180"/>
+      </w:pPr>
+      <w:r>
+        <w:rPr>
+          <w:b w:val="0"/>
+        </w:rPr>
         <w:t>Without opening the old lesson, explain one key idea from Batching and epochs. Give an example and a mistake that the idea helps you avoid.</w:t>
       </w:r>
     </w:p>
     <w:p>
-      <w:r>
+      <w:pPr>
+        <w:spacing w:line="336" w:lineRule="auto" w:after="180"/>
+      </w:pPr>
+      <w:r>
+        <w:rPr>
+          <w:b w:val="0"/>
+        </w:rPr>
         <w:t>Without opening the old lesson, explain one key idea from Updating parameters. Give an example and a mistake that the idea helps you avoid.</w:t>
       </w:r>
     </w:p>
     <w:p>
-      <w:r>
+      <w:pPr>
+        <w:spacing w:line="336" w:lineRule="auto" w:after="180"/>
+      </w:pPr>
+      <w:r>
+        <w:rPr>
+          <w:b w:val="0"/>
+        </w:rPr>
         <w:t>Without opening the old lesson, explain one key idea from Loss functions. Give an example and a mistake that the idea helps you avoid.</w:t>
       </w:r>
     </w:p>
     <w:p>
-      <w:r>
-        <w:t>After trying, check the relevant lesson or ask your teacher. Change the part of your explanation that the evidence shows was wrong.</w:t>
-      </w:r>
-    </w:p>
-    <w:p>
-      <w:r>
+      <w:pPr>
+        <w:spacing w:line="336" w:lineRule="auto" w:after="180"/>
+      </w:pPr>
+      <w:r>
+        <w:rPr>
+          <w:b w:val="0"/>
+        </w:rPr>
+        <w:t xml:space="preserve">After trying, check the relevant lesson or ask your teacher. Change the part of your explanation that the </w:t>
+      </w:r>
+      <w:r>
+        <w:rPr>
+          <w:b/>
+        </w:rPr>
+        <w:t>evidence</w:t>
+      </w:r>
+      <w:r>
+        <w:rPr>
+          <w:b w:val="0"/>
+        </w:rPr>
+        <w:t xml:space="preserve"> shows was wrong.</w:t>
+      </w:r>
+    </w:p>
+    <w:p>
+      <w:pPr>
+        <w:spacing w:line="336" w:lineRule="auto" w:after="180"/>
+      </w:pPr>
+      <w:r>
+        <w:rPr>
+          <w:b w:val="0"/>
+        </w:rPr>
         <w:t>This week you will practise:</w:t>
       </w:r>
     </w:p>
     <w:p>
-      <w:r>
-        <w:t>Run a controlled comparison of learning rates</w:t>
-      </w:r>
-    </w:p>
-    <w:p>
-      <w:r>
-        <w:t>Explain slow progress oscillation and increasing loss in a toy model</w:t>
-      </w:r>
-    </w:p>
-    <w:p>
-      <w:r>
-        <w:t>Report the limits of a training experiment</w:t>
+      <w:pPr>
+        <w:spacing w:line="336" w:lineRule="auto" w:after="180"/>
+      </w:pPr>
+      <w:r>
+        <w:rPr>
+          <w:b w:val="0"/>
+        </w:rPr>
+        <w:t xml:space="preserve">Run a </w:t>
+      </w:r>
+      <w:r>
+        <w:rPr>
+          <w:b/>
+        </w:rPr>
+        <w:t>controlled comparison</w:t>
+      </w:r>
+      <w:r>
+        <w:rPr>
+          <w:b w:val="0"/>
+        </w:rPr>
+        <w:t xml:space="preserve"> of </w:t>
+      </w:r>
+      <w:r>
+        <w:rPr>
+          <w:b/>
+        </w:rPr>
+        <w:t>learning rate</w:t>
+      </w:r>
+      <w:r>
+        <w:rPr>
+          <w:b w:val="0"/>
+        </w:rPr>
+        <w:t>s</w:t>
+      </w:r>
+    </w:p>
+    <w:p>
+      <w:pPr>
+        <w:spacing w:line="336" w:lineRule="auto" w:after="180"/>
+      </w:pPr>
+      <w:r>
+        <w:rPr>
+          <w:b w:val="0"/>
+        </w:rPr>
+        <w:t xml:space="preserve">Explain slow progress </w:t>
+      </w:r>
+      <w:r>
+        <w:rPr>
+          <w:b/>
+        </w:rPr>
+        <w:t>oscillation</w:t>
+      </w:r>
+      <w:r>
+        <w:rPr>
+          <w:b w:val="0"/>
+        </w:rPr>
+        <w:t xml:space="preserve"> and increasing loss in a toy model</w:t>
+      </w:r>
+    </w:p>
+    <w:p>
+      <w:pPr>
+        <w:spacing w:line="336" w:lineRule="auto" w:after="180"/>
+      </w:pPr>
+      <w:r>
+        <w:rPr>
+          <w:b w:val="0"/>
+        </w:rPr>
+        <w:t xml:space="preserve">Report the limits of a </w:t>
+      </w:r>
+      <w:r>
+        <w:rPr>
+          <w:b/>
+        </w:rPr>
+        <w:t>training</w:t>
+      </w:r>
+      <w:r>
+        <w:rPr>
+          <w:b w:val="0"/>
+        </w:rPr>
+        <w:t xml:space="preserve"> experiment</w:t>
       </w:r>
     </w:p>
     <w:p>
@@ -126,7 +311,14 @@
       </w:r>
     </w:p>
     <w:p>
-      <w:r>
+      <w:pPr>
+        <w:spacing w:line="336" w:lineRule="auto" w:after="180"/>
+        <w:shd w:fill="F5F1FB"/>
+      </w:pPr>
+      <w:r>
+        <w:rPr>
+          <w:b w:val="0"/>
+        </w:rPr>
         <w:t>Why can equal epochs give different update counts when batch size changes?</w:t>
       </w:r>
     </w:p>
@@ -162,8 +354,26 @@
       </w:r>
     </w:p>
     <w:p>
-      <w:r>
-        <w:t>By the end, I can explain learning rate experiments using a traced example and a stated limitation.</w:t>
+      <w:pPr>
+        <w:spacing w:line="336" w:lineRule="auto" w:after="180"/>
+      </w:pPr>
+      <w:r>
+        <w:rPr>
+          <w:b w:val="0"/>
+        </w:rPr>
+        <w:t xml:space="preserve">By the end, I can explain </w:t>
+      </w:r>
+      <w:r>
+        <w:rPr>
+          <w:b/>
+        </w:rPr>
+        <w:t>learning rate</w:t>
+      </w:r>
+      <w:r>
+        <w:rPr>
+          <w:b w:val="0"/>
+        </w:rPr>
+        <w:t xml:space="preserve"> experiments using a traced example and a stated limitation.</w:t>
       </w:r>
     </w:p>
     <w:p>
@@ -176,12 +386,75 @@
     </w:p>
     <w:p>
       <w:r>
-        <w:t>Use the same restricted network h = ReLU(x), y = vh, with only v trained. Keep the fictional training pairs (1, 2) and (2, 4), start v = 0, and use one full-data batch per update. Compare rates 0.05, 0.2, 0.3, 0.4 and 0.5 for exactly four updates each. Restart at zero for every run.</w:t>
-      </w:r>
-    </w:p>
-    <w:p>
-      <w:r>
-        <w:t>The training objective is ordinary MSE: L(v) = 2.5 times (v - 2) squared. Its gradient is 5 times (v - 2). A step is new v = v - rate times 5 times (v - 2). This small quadratic lets us explain each result rather than treating the rate as a magic setting.</w:t>
+        <w:t>Investigate the supplied Learning rate experiments case. Separate observations, given facts and assumptions before choosing an explanation.</w:t>
+      </w:r>
+    </w:p>
+    <w:p>
+      <w:pPr>
+        <w:spacing w:line="336" w:lineRule="auto" w:after="180"/>
+      </w:pPr>
+      <w:r>
+        <w:rPr>
+          <w:b w:val="0"/>
+        </w:rPr>
+        <w:t xml:space="preserve">Use the same restricted network h = ReLU(x), y = vh, with only v trained. Keep the fictional </w:t>
+      </w:r>
+      <w:r>
+        <w:rPr>
+          <w:b/>
+        </w:rPr>
+        <w:t>training</w:t>
+      </w:r>
+      <w:r>
+        <w:rPr>
+          <w:b w:val="0"/>
+        </w:rPr>
+        <w:t xml:space="preserve"> pairs (1, 2) and (2, 4), start v = 0, and use one full-data batch per update.</w:t>
+      </w:r>
+    </w:p>
+    <w:p>
+      <w:pPr>
+        <w:spacing w:line="336" w:lineRule="auto" w:after="180"/>
+      </w:pPr>
+      <w:r>
+        <w:rPr>
+          <w:b w:val="0"/>
+        </w:rPr>
+        <w:t>Compare rates 0.05, 0.2, 0.3, 0.4 and 0.5 for exactly four updates each. Restart at zero for every run.</w:t>
+      </w:r>
+    </w:p>
+    <w:p>
+      <w:pPr>
+        <w:spacing w:line="336" w:lineRule="auto" w:after="180"/>
+      </w:pPr>
+      <w:r>
+        <w:rPr>
+          <w:b w:val="0"/>
+        </w:rPr>
+        <w:t xml:space="preserve">The </w:t>
+      </w:r>
+      <w:r>
+        <w:rPr>
+          <w:b/>
+        </w:rPr>
+        <w:t>training</w:t>
+      </w:r>
+      <w:r>
+        <w:rPr>
+          <w:b w:val="0"/>
+        </w:rPr>
+        <w:t xml:space="preserve"> objective is ordinary MSE: L(v) = 2.5 times (v - 2) squared. Its gradient is 5 times (v - 2). A step is new v = v - rate times 5 times (v - 2).</w:t>
+      </w:r>
+    </w:p>
+    <w:p>
+      <w:pPr>
+        <w:spacing w:line="336" w:lineRule="auto" w:after="180"/>
+      </w:pPr>
+      <w:r>
+        <w:rPr>
+          <w:b w:val="0"/>
+        </w:rPr>
+        <w:t>This small quadratic lets us explain each result rather than treating the rate as a magic setting.</w:t>
       </w:r>
     </w:p>
     <w:tbl>
@@ -453,8 +726,26 @@
       </w:tr>
     </w:tbl>
     <w:p>
-      <w:r>
-        <w:t>The same rate need not behave this way for another model, input scale, loss convention or batch rule. Rate 0.2 is an exact one-step solution here because of this particular gradient formula.</w:t>
+      <w:pPr>
+        <w:spacing w:line="336" w:lineRule="auto" w:after="180"/>
+      </w:pPr>
+      <w:r>
+        <w:rPr>
+          <w:b w:val="0"/>
+        </w:rPr>
+        <w:t xml:space="preserve">The same rate need not behave this way for another model, </w:t>
+      </w:r>
+      <w:r>
+        <w:rPr>
+          <w:b/>
+        </w:rPr>
+        <w:t>input</w:t>
+      </w:r>
+      <w:r>
+        <w:rPr>
+          <w:b w:val="0"/>
+        </w:rPr>
+        <w:t xml:space="preserve"> scale, loss convention or batch rule. Rate 0.2 is an exact one-step solution here because of this particular gradient formula.</w:t>
       </w:r>
     </w:p>
     <w:p>
@@ -490,7 +781,29 @@
     </w:p>
     <w:p>
       <w:r>
-        <w:t>Write d = v - 2, the signed distance from this objective minimum. Substituting the update gives new d = (1 - 5 times rate) times old d. At rate 0.05 the factor is 0.75: distance shrinks without changing sign. At rate 0.3 it is -0.5: distance changes sign and halves. Both can reduce loss.</w:t>
+        <w:t>Follow the mechanism for Learning rate experiments. Connect each labelled input, deciding step and result.</w:t>
+      </w:r>
+    </w:p>
+    <w:p>
+      <w:pPr>
+        <w:spacing w:line="336" w:lineRule="auto" w:after="180"/>
+      </w:pPr>
+      <w:r>
+        <w:rPr>
+          <w:b w:val="0"/>
+        </w:rPr>
+        <w:t>Write d = v - 2, the signed distance from this objective minimum. Substituting the update gives new d = (1 - 5 times rate) times old d. At rate 0.05 the factor is 0.75: distance shrinks without changing sign.</w:t>
+      </w:r>
+    </w:p>
+    <w:p>
+      <w:pPr>
+        <w:spacing w:line="336" w:lineRule="auto" w:after="180"/>
+      </w:pPr>
+      <w:r>
+        <w:rPr>
+          <w:b w:val="0"/>
+        </w:rPr>
+        <w:t>At rate 0.3 it is -0.5: distance changes sign and halves. Both can reduce loss.</w:t>
       </w:r>
     </w:p>
     <w:p>
@@ -526,8 +839,37 @@
       </w:r>
     </w:p>
     <w:p>
-      <w:r>
-        <w:t>The helper assumes a finite rate and nonnegative integer update count. Its five logged states include the initial value. At 0.3 the parameter sequence is [0, 3, 1.5, 2.25, 1.875] and loss is [10, 2.5, 0.625, 0.15625, 0.0390625]. Crossing the minimum does not itself mean training failed.</w:t>
+      <w:pPr>
+        <w:spacing w:line="336" w:lineRule="auto" w:after="180"/>
+      </w:pPr>
+      <w:r>
+        <w:rPr>
+          <w:b w:val="0"/>
+        </w:rPr>
+        <w:t>The helper assumes a finite rate and nonnegative integer update count. Its five logged states include the initial value.</w:t>
+      </w:r>
+    </w:p>
+    <w:p>
+      <w:pPr>
+        <w:spacing w:line="336" w:lineRule="auto" w:after="180"/>
+      </w:pPr>
+      <w:r>
+        <w:rPr>
+          <w:b w:val="0"/>
+        </w:rPr>
+        <w:t xml:space="preserve">At 0.3 the parameter sequence is [0, 3, 1.5, 2.25, 1.875] and loss is [10, 2.5, 0.625, 0.15625, 0.0390625]. Crossing the minimum does not itself mean </w:t>
+      </w:r>
+      <w:r>
+        <w:rPr>
+          <w:b/>
+        </w:rPr>
+        <w:t>training</w:t>
+      </w:r>
+      <w:r>
+        <w:rPr>
+          <w:b w:val="0"/>
+        </w:rPr>
+        <w:t xml:space="preserve"> failed.</w:t>
       </w:r>
     </w:p>
     <w:p>
@@ -539,8 +881,26 @@
       </w:r>
     </w:p>
     <w:p>
-      <w:r>
-        <w:t>Point to the input, the deciding step and the result in this week’s visual. Explain the same step in ordinary words. A picture helps when you can say what each part represents.</w:t>
+      <w:pPr>
+        <w:spacing w:line="336" w:lineRule="auto" w:after="180"/>
+      </w:pPr>
+      <w:r>
+        <w:rPr>
+          <w:b w:val="0"/>
+        </w:rPr>
+        <w:t xml:space="preserve">Point to the </w:t>
+      </w:r>
+      <w:r>
+        <w:rPr>
+          <w:b/>
+        </w:rPr>
+        <w:t>input</w:t>
+      </w:r>
+      <w:r>
+        <w:rPr>
+          <w:b w:val="0"/>
+        </w:rPr>
+        <w:t>, the deciding step and the result in this week’s visual. Explain the same step in ordinary words. A picture helps when you can say what each part represents.</w:t>
       </w:r>
     </w:p>
     <w:p>
@@ -552,6 +912,11 @@
       </w:r>
     </w:p>
     <w:p>
+      <w:r>
+        <w:t>Compare the supplied cases for Learning rate experiments. Identify the detail that changes the conclusion.</w:t>
+      </w:r>
+    </w:p>
+    <w:p>
       <w:pPr>
         <w:pStyle w:val="Heading3"/>
       </w:pPr>
@@ -560,8 +925,27 @@
       </w:r>
     </w:p>
     <w:p>
-      <w:r>
-        <w:t>At rate 0.3 the first update gives v = 3, past the minimum at 2. Calculate the next v and loss. Has the first crossing proved divergence?</w:t>
+      <w:pPr>
+        <w:spacing w:line="336" w:lineRule="auto" w:after="180"/>
+        <w:shd w:fill="F5F1FB"/>
+      </w:pPr>
+      <w:r>
+        <w:rPr>
+          <w:b w:val="0"/>
+        </w:rPr>
+        <w:t xml:space="preserve">At rate 0.3 the first update gives v = 3, past the minimum at 2. Calculate the next v and loss. Has the first crossing proved </w:t>
+      </w:r>
+      <w:r>
+        <w:rPr>
+          <w:b/>
+        </w:rPr>
+        <w:t>divergence</w:t>
+      </w:r>
+      <w:r>
+        <w:rPr>
+          <w:b w:val="0"/>
+        </w:rPr>
+        <w:t>?</w:t>
       </w:r>
     </w:p>
     <w:p>
@@ -606,17 +990,68 @@
       </w:r>
     </w:p>
     <w:p>
-      <w:r>
+      <w:pPr>
+        <w:pStyle w:val="Heading3"/>
+      </w:pPr>
+      <w:r>
+        <w:t>Change one thing</w:t>
+      </w:r>
+    </w:p>
+    <w:p>
+      <w:pPr>
+        <w:spacing w:line="336" w:lineRule="auto" w:after="180"/>
+        <w:shd w:fill="F5F1FB"/>
+      </w:pPr>
+      <w:r>
+        <w:rPr>
+          <w:b w:val="0"/>
+        </w:rPr>
         <w:t>Change: Add a rate 1 run from a = 0.</w:t>
       </w:r>
     </w:p>
     <w:p>
-      <w:r>
-        <w:t>Prediction: Its path is 8 then 0, with loss 16 at both steps.</w:t>
-      </w:r>
-    </w:p>
-    <w:p>
-      <w:r>
+      <w:pPr>
+        <w:pStyle w:val="Heading3"/>
+      </w:pPr>
+      <w:r>
+        <w:t>Predicted result</w:t>
+      </w:r>
+    </w:p>
+    <w:p>
+      <w:pPr>
+        <w:spacing w:line="336" w:lineRule="auto" w:after="180"/>
+        <w:shd w:fill="F1F6FC"/>
+      </w:pPr>
+      <w:r>
+        <w:rPr>
+          <w:b/>
+        </w:rPr>
+        <w:t>Prediction</w:t>
+      </w:r>
+      <w:r>
+        <w:rPr>
+          <w:b w:val="0"/>
+        </w:rPr>
+        <w:t>: Its path is 8 then 0, with loss 16 at both steps.</w:t>
+      </w:r>
+    </w:p>
+    <w:p>
+      <w:pPr>
+        <w:pStyle w:val="Heading3"/>
+      </w:pPr>
+      <w:r>
+        <w:t>Why the result follows</w:t>
+      </w:r>
+    </w:p>
+    <w:p>
+      <w:pPr>
+        <w:spacing w:line="336" w:lineRule="auto" w:after="180"/>
+        <w:shd w:fill="F1F6FC"/>
+      </w:pPr>
+      <w:r>
+        <w:rPr>
+          <w:b w:val="0"/>
+        </w:rPr>
         <w:t>Reason: The update alternates across4 without reducing the initial loss.</w:t>
       </w:r>
     </w:p>
@@ -626,6 +1061,11 @@
       </w:pPr>
       <w:r>
         <w:t>05. Words that unlock the idea</w:t>
+      </w:r>
+    </w:p>
+    <w:p>
+      <w:r>
+        <w:t>Use the vocabulary of Learning rate experiments to explain a concrete decision, rather than only memorising definitions.</w:t>
       </w:r>
     </w:p>
     <w:tbl>
@@ -781,6 +1221,11 @@
       </w:pPr>
       <w:r>
         <w:t>06. Follow a worked example</w:t>
+      </w:r>
+    </w:p>
+    <w:p>
+      <w:r>
+        <w:t>Follow the worked trace for Learning rate experiments, predict a step, then compare with its explanation.</w:t>
       </w:r>
     </w:p>
     <w:p>
@@ -976,7 +1421,13 @@
       </w:r>
     </w:p>
     <w:p>
-      <w:r>
+      <w:pPr>
+        <w:spacing w:line="336" w:lineRule="auto" w:after="180"/>
+      </w:pPr>
+      <w:r>
+        <w:rPr>
+          <w:b w:val="0"/>
+        </w:rPr>
         <w:t>Cover the result before checking it. Say what is given, choose the procedure, and follow one step at a time. Then uncover the result and explain your first mismatch. Ask why a step is allowed, not only what number it produces.</w:t>
       </w:r>
     </w:p>
@@ -989,8 +1440,26 @@
       </w:r>
     </w:p>
     <w:p>
-      <w:r>
-        <w:t>Compare learning rates with identical starting loss and update counts.</w:t>
+      <w:pPr>
+        <w:spacing w:line="336" w:lineRule="auto" w:after="180"/>
+      </w:pPr>
+      <w:r>
+        <w:rPr>
+          <w:b w:val="0"/>
+        </w:rPr>
+        <w:t xml:space="preserve">Compare </w:t>
+      </w:r>
+      <w:r>
+        <w:rPr>
+          <w:b/>
+        </w:rPr>
+        <w:t>learning rate</w:t>
+      </w:r>
+      <w:r>
+        <w:rPr>
+          <w:b w:val="0"/>
+        </w:rPr>
+        <w:t>s with identical starting loss and update counts.</w:t>
       </w:r>
     </w:p>
     <w:p>
@@ -1002,13 +1471,55 @@
       </w:r>
     </w:p>
     <w:p>
-      <w:r>
+      <w:pPr>
+        <w:pStyle w:val="Heading3"/>
+      </w:pPr>
+      <w:r>
+        <w:t>Supplied facts</w:t>
+      </w:r>
+    </w:p>
+    <w:p>
+      <w:pPr>
+        <w:spacing w:line="336" w:lineRule="auto" w:after="180"/>
+        <w:shd w:fill="F1F6FC"/>
+      </w:pPr>
+      <w:r>
+        <w:rPr>
+          <w:b w:val="0"/>
+        </w:rPr>
         <w:t>Loss J(a)=(a-4)²; gradient 2(a-4); start a =  = 0. Compare two updates at rates0.25 and 0.75.</w:t>
       </w:r>
     </w:p>
     <w:p>
-      <w:r>
-        <w:t>All inputs and outcomes in this worked example are invented classroom data; no real model run is claimed.</w:t>
+      <w:pPr>
+        <w:pStyle w:val="Heading3"/>
+      </w:pPr>
+      <w:r>
+        <w:t>Supplied facts</w:t>
+      </w:r>
+    </w:p>
+    <w:p>
+      <w:pPr>
+        <w:spacing w:line="336" w:lineRule="auto" w:after="180"/>
+        <w:shd w:fill="F1F6FC"/>
+      </w:pPr>
+      <w:r>
+        <w:rPr>
+          <w:b w:val="0"/>
+        </w:rPr>
+        <w:t xml:space="preserve">All </w:t>
+      </w:r>
+      <w:r>
+        <w:rPr>
+          <w:b/>
+        </w:rPr>
+        <w:t>input</w:t>
+      </w:r>
+      <w:r>
+        <w:rPr>
+          <w:b w:val="0"/>
+        </w:rPr>
+        <w:t>s and outcomes in this worked example are invented classroom data; no real model run is claimed.</w:t>
       </w:r>
     </w:p>
     <w:p>
@@ -1171,30 +1682,114 @@
       </w:r>
     </w:p>
     <w:p>
-      <w:r>
-        <w:t>Keep the starting parameter and update budget identical to compare rates fairly. Rate one-quarter approaches the optimum from below; rate three-quarters crosses it and comes back. Their final losses happen to match after two updates, despite different paths. Rate one repeatedly overshoots by the same distance, so using the correct gradient alone does not ensure improvement.</w:t>
-      </w:r>
-    </w:p>
-    <w:p>
       <w:pPr>
         <w:pStyle w:val="Heading3"/>
       </w:pPr>
       <w:r>
+        <w:t>Why the result follows</w:t>
+      </w:r>
+    </w:p>
+    <w:p>
+      <w:pPr>
+        <w:spacing w:line="336" w:lineRule="auto" w:after="180"/>
+        <w:shd w:fill="F1F6FC"/>
+      </w:pPr>
+      <w:r>
+        <w:rPr>
+          <w:b w:val="0"/>
+        </w:rPr>
+        <w:t>Keep the starting parameter and update budget identical to compare rates fairly. Rate one-quarter approaches the optimum from below; rate three-quarters crosses it and comes back.</w:t>
+      </w:r>
+    </w:p>
+    <w:p>
+      <w:pPr>
+        <w:spacing w:line="336" w:lineRule="auto" w:after="180"/>
+        <w:shd w:fill="F1F6FC"/>
+      </w:pPr>
+      <w:r>
+        <w:rPr>
+          <w:b w:val="0"/>
+        </w:rPr>
+        <w:t>Their final losses happen to match after two updates, despite different paths. Rate one repeatedly overshoots by the same distance, so using the correct gradient alone does not ensure improvement.</w:t>
+      </w:r>
+    </w:p>
+    <w:p>
+      <w:pPr>
+        <w:pStyle w:val="Heading3"/>
+      </w:pPr>
+      <w:r>
         <w:t>What this example does not establish</w:t>
       </w:r>
     </w:p>
     <w:p>
-      <w:r>
+      <w:pPr>
+        <w:pStyle w:val="Heading3"/>
+      </w:pPr>
+      <w:r>
+        <w:t>Keep the stated limit</w:t>
+      </w:r>
+    </w:p>
+    <w:p>
+      <w:pPr>
+        <w:spacing w:line="336" w:lineRule="auto" w:after="180"/>
+        <w:shd w:fill="FFF5E6"/>
+      </w:pPr>
+      <w:r>
+        <w:rPr>
+          <w:b w:val="0"/>
+        </w:rPr>
         <w:t>These quadratic paths explain step size. Real nonconvex networks can have more complicated rate behaviour.</w:t>
       </w:r>
     </w:p>
     <w:p>
-      <w:r>
-        <w:t>Read the labelled picture: What should a fair rate comparison hold fixed? Point to the relevant step in the picture, then write the changed result and the rule or evidence that supports it.</w:t>
-      </w:r>
-    </w:p>
-    <w:p>
-      <w:r>
+      <w:pPr>
+        <w:pStyle w:val="Heading3"/>
+      </w:pPr>
+      <w:r>
+        <w:t>Keep the stated limit</w:t>
+      </w:r>
+    </w:p>
+    <w:p>
+      <w:pPr>
+        <w:spacing w:line="336" w:lineRule="auto" w:after="180"/>
+        <w:shd w:fill="FFF5E6"/>
+      </w:pPr>
+      <w:r>
+        <w:rPr>
+          <w:b w:val="0"/>
+        </w:rPr>
+        <w:t xml:space="preserve">Read the labelled picture: What should a fair rate comparison hold fixed? Point to the relevant step in the picture, then write the changed result and the rule or </w:t>
+      </w:r>
+      <w:r>
+        <w:rPr>
+          <w:b/>
+        </w:rPr>
+        <w:t>evidence</w:t>
+      </w:r>
+      <w:r>
+        <w:rPr>
+          <w:b w:val="0"/>
+        </w:rPr>
+        <w:t xml:space="preserve"> that supports it.</w:t>
+      </w:r>
+    </w:p>
+    <w:p>
+      <w:pPr>
+        <w:pStyle w:val="Heading3"/>
+      </w:pPr>
+      <w:r>
+        <w:t>Keep the stated limit</w:t>
+      </w:r>
+    </w:p>
+    <w:p>
+      <w:pPr>
+        <w:spacing w:line="336" w:lineRule="auto" w:after="180"/>
+        <w:shd w:fill="FFF5E6"/>
+      </w:pPr>
+      <w:r>
+        <w:rPr>
+          <w:b w:val="0"/>
+        </w:rPr>
         <w:t>Change one thing: Add a rate 1 run from a = 0. Predict the result before checking the explanation. What remains the same?</w:t>
       </w:r>
     </w:p>
@@ -1208,12 +1803,7 @@
     </w:p>
     <w:p>
       <w:r>
-        <w:t>For a nonzero starting distance, loss strictly decreases on each step of this quadratic when the absolute value of 1 - 5 times rate is below 1. For positive rates this means 0 &lt; rate &lt; 0.4. At 0 the model does not move. At 0.4 it oscillates with unchanged loss. Above 0.4 its distance grows. These bounds belong to this model and objective, not to neural networks generally.</w:t>
-      </w:r>
-    </w:p>
-    <w:p>
-      <w:r>
-        <w:t>If we switch from mean squared error to the sum over the same two examples, the gradient doubles from 5(v - 2) to 10(v - 2). Keeping the old rate changes the update. To reproduce the original steps, halve the rate. Likewise, rescaling features can change gradient magnitudes. Record the loss and units alongside the rate.</w:t>
+        <w:t>Find the unsupported step in the Learning rate experiments claim and explain a repair using the supplied evidence.</w:t>
       </w:r>
     </w:p>
     <w:p>
@@ -1221,12 +1811,94 @@
         <w:pStyle w:val="Heading3"/>
       </w:pPr>
       <w:r>
+        <w:t>Check the claim against the facts</w:t>
+      </w:r>
+    </w:p>
+    <w:p>
+      <w:pPr>
+        <w:spacing w:line="336" w:lineRule="auto" w:after="180"/>
+        <w:shd w:fill="FFF5E6"/>
+      </w:pPr>
+      <w:r>
+        <w:rPr>
+          <w:b w:val="0"/>
+        </w:rPr>
+        <w:t>For a nonzero starting distance, loss strictly decreases on each step of this quadratic when the absolute value of 1 - 5 times rate is below 1. For positive rates this means 0 &lt; rate &lt; 0.4. At 0 the model does not move.</w:t>
+      </w:r>
+    </w:p>
+    <w:p>
+      <w:pPr>
+        <w:spacing w:line="336" w:lineRule="auto" w:after="180"/>
+        <w:shd w:fill="FFF5E6"/>
+      </w:pPr>
+      <w:r>
+        <w:rPr>
+          <w:b w:val="0"/>
+        </w:rPr>
+        <w:t>At 0.4 it oscillates with unchanged loss. Above 0.4 its distance grows. These bounds belong to this model and objective, not to neural networks generally.</w:t>
+      </w:r>
+    </w:p>
+    <w:p>
+      <w:pPr>
+        <w:pStyle w:val="Heading3"/>
+      </w:pPr>
+      <w:r>
+        <w:t>Check the claim against the facts</w:t>
+      </w:r>
+    </w:p>
+    <w:p>
+      <w:pPr>
+        <w:spacing w:line="336" w:lineRule="auto" w:after="180"/>
+        <w:shd w:fill="FFF5E6"/>
+      </w:pPr>
+      <w:r>
+        <w:rPr>
+          <w:b w:val="0"/>
+        </w:rPr>
+        <w:t>If we switch from mean squared error to the sum over the same two examples, the gradient doubles from 5(v - 2) to 10(v - 2). Keeping the old rate changes the update. To reproduce the original steps, halve the rate.</w:t>
+      </w:r>
+    </w:p>
+    <w:p>
+      <w:pPr>
+        <w:spacing w:line="336" w:lineRule="auto" w:after="180"/>
+        <w:shd w:fill="FFF5E6"/>
+      </w:pPr>
+      <w:r>
+        <w:rPr>
+          <w:b w:val="0"/>
+        </w:rPr>
+        <w:t>Likewise, rescaling features can change gradient magnitudes. Record the loss and units alongside the rate.</w:t>
+      </w:r>
+    </w:p>
+    <w:p>
+      <w:pPr>
+        <w:pStyle w:val="Heading3"/>
+      </w:pPr>
+      <w:r>
         <w:t>Locate the earliest unsupported step</w:t>
       </w:r>
     </w:p>
     <w:p>
-      <w:r>
-        <w:t>Replace MSE by the sum of squared errors on the two training pairs. Which rate reproduces the MSE run at rate 0.3? Explain using gradients.</w:t>
+      <w:pPr>
+        <w:spacing w:line="336" w:lineRule="auto" w:after="180"/>
+      </w:pPr>
+      <w:r>
+        <w:rPr>
+          <w:b w:val="0"/>
+        </w:rPr>
+        <w:t xml:space="preserve">Replace MSE by the sum of squared errors on the two </w:t>
+      </w:r>
+      <w:r>
+        <w:rPr>
+          <w:b/>
+        </w:rPr>
+        <w:t>training</w:t>
+      </w:r>
+      <w:r>
+        <w:rPr>
+          <w:b w:val="0"/>
+        </w:rPr>
+        <w:t xml:space="preserve"> pairs. Which rate reproduces the MSE run at rate 0.3? Explain using gradients.</w:t>
       </w:r>
     </w:p>
     <w:p>
@@ -1277,7 +1949,30 @@
     </w:p>
     <w:p>
       <w:r>
-        <w:t>For rate 0.05, start v = 0 and compute two updates and their training MSE values using the lesson objective.</w:t>
+        <w:t>Practise Learning rate experiments with support, then explain the deciding step in your own words.</w:t>
+      </w:r>
+    </w:p>
+    <w:p>
+      <w:pPr>
+        <w:spacing w:line="336" w:lineRule="auto" w:after="180"/>
+      </w:pPr>
+      <w:r>
+        <w:rPr>
+          <w:b w:val="0"/>
+        </w:rPr>
+        <w:t xml:space="preserve">For rate 0.05, start v = 0 and compute two updates and their </w:t>
+      </w:r>
+      <w:r>
+        <w:rPr>
+          <w:b/>
+        </w:rPr>
+        <w:t>training</w:t>
+      </w:r>
+      <w:r>
+        <w:rPr>
+          <w:b w:val="0"/>
+        </w:rPr>
+        <w:t xml:space="preserve"> MSE values using the lesson objective.</w:t>
       </w:r>
     </w:p>
     <w:p>
@@ -1345,8 +2040,38 @@
       </w:r>
     </w:p>
     <w:p>
-      <w:r>
-        <w:t>Use workbook W2 for the connected example “Learning rate experiments”. First fill the input and rule boxes. Try the middle steps before asking for a hint. After a hint, try the next step yourself.</w:t>
+      <w:pPr>
+        <w:spacing w:line="336" w:lineRule="auto" w:after="180"/>
+      </w:pPr>
+      <w:r>
+        <w:rPr>
+          <w:b w:val="0"/>
+        </w:rPr>
+        <w:t>Use workbook W2 for the connected example “</w:t>
+      </w:r>
+      <w:r>
+        <w:rPr>
+          <w:b/>
+        </w:rPr>
+        <w:t>Learning rate</w:t>
+      </w:r>
+      <w:r>
+        <w:rPr>
+          <w:b w:val="0"/>
+        </w:rPr>
+        <w:t xml:space="preserve"> experiments”. First fill the </w:t>
+      </w:r>
+      <w:r>
+        <w:rPr>
+          <w:b/>
+        </w:rPr>
+        <w:t>input</w:t>
+      </w:r>
+      <w:r>
+        <w:rPr>
+          <w:b w:val="0"/>
+        </w:rPr>
+        <w:t xml:space="preserve"> and rule boxes. Try the middle steps before asking for a hint. After a hint, try the next step yourself.</w:t>
       </w:r>
     </w:p>
     <w:tbl>
@@ -1429,7 +2154,13 @@
       </w:tr>
     </w:tbl>
     <w:p>
-      <w:r>
+      <w:pPr>
+        <w:spacing w:line="336" w:lineRule="auto" w:after="180"/>
+      </w:pPr>
+      <w:r>
+        <w:rPr>
+          <w:b w:val="0"/>
+        </w:rPr>
         <w:t>Explain your trace to a partner. Your partner points to one step to check. Swap roles on the next case. Each person writes their own explanation.</w:t>
       </w:r>
     </w:p>
@@ -1442,12 +2173,59 @@
       </w:r>
     </w:p>
     <w:p>
-      <w:r>
-        <w:t>Use the worked case for Learning rate experiments. Proposed explanation: “Crossing the minimum means divergence”. Decide whether this explanation is supported. Point to the step or supplied fact that decides; explain your repair if needed.</w:t>
-      </w:r>
-    </w:p>
-    <w:p>
-      <w:r>
+      <w:pPr>
+        <w:spacing w:line="336" w:lineRule="auto" w:after="180"/>
+      </w:pPr>
+      <w:r>
+        <w:rPr>
+          <w:b w:val="0"/>
+        </w:rPr>
+        <w:t xml:space="preserve">Use the worked case for </w:t>
+      </w:r>
+      <w:r>
+        <w:rPr>
+          <w:b/>
+        </w:rPr>
+        <w:t>Learning rate</w:t>
+      </w:r>
+      <w:r>
+        <w:rPr>
+          <w:b w:val="0"/>
+        </w:rPr>
+        <w:t xml:space="preserve"> experiments. Proposed explanation: “Crossing the minimum means </w:t>
+      </w:r>
+      <w:r>
+        <w:rPr>
+          <w:b/>
+        </w:rPr>
+        <w:t>divergence</w:t>
+      </w:r>
+      <w:r>
+        <w:rPr>
+          <w:b w:val="0"/>
+        </w:rPr>
+        <w:t>”. Decide whether this explanation is supported.</w:t>
+      </w:r>
+    </w:p>
+    <w:p>
+      <w:pPr>
+        <w:spacing w:line="336" w:lineRule="auto" w:after="180"/>
+      </w:pPr>
+      <w:r>
+        <w:rPr>
+          <w:b w:val="0"/>
+        </w:rPr>
+        <w:t>Point to the step or supplied fact that decides; explain your repair if needed.</w:t>
+      </w:r>
+    </w:p>
+    <w:p>
+      <w:pPr>
+        <w:spacing w:line="336" w:lineRule="auto" w:after="180"/>
+      </w:pPr>
+      <w:r>
+        <w:rPr>
+          <w:b w:val="0"/>
+        </w:rPr>
         <w:t>Answer on your own before discussion. If you are unsure, say which step you need help with.</w:t>
       </w:r>
     </w:p>
@@ -1460,8 +2238,26 @@
       </w:r>
     </w:p>
     <w:p>
-      <w:r>
-        <w:t>What should a fair rate comparison hold fixed? Point to the relevant step in the picture, then write the changed result and the rule or evidence that supports it.</w:t>
+      <w:pPr>
+        <w:spacing w:line="336" w:lineRule="auto" w:after="180"/>
+      </w:pPr>
+      <w:r>
+        <w:rPr>
+          <w:b w:val="0"/>
+        </w:rPr>
+        <w:t xml:space="preserve">What should a fair rate comparison hold fixed? Point to the relevant step in the picture, then write the changed result and the rule or </w:t>
+      </w:r>
+      <w:r>
+        <w:rPr>
+          <w:b/>
+        </w:rPr>
+        <w:t>evidence</w:t>
+      </w:r>
+      <w:r>
+        <w:rPr>
+          <w:b w:val="0"/>
+        </w:rPr>
+        <w:t xml:space="preserve"> that supports it.</w:t>
       </w:r>
     </w:p>
     <w:p>
@@ -1493,7 +2289,13 @@
       </w:r>
     </w:p>
     <w:p>
-      <w:r>
+      <w:pPr>
+        <w:spacing w:line="336" w:lineRule="auto" w:after="180"/>
+      </w:pPr>
+      <w:r>
+        <w:rPr>
+          <w:b w:val="0"/>
+        </w:rPr>
         <w:t>This is supported practice. Keep the separately named independent case for an attempt before feedback.</w:t>
       </w:r>
     </w:p>
@@ -1506,6 +2308,11 @@
       </w:r>
     </w:p>
     <w:p>
+      <w:r>
+        <w:t>Investigate Learning rate experiments. Record the prediction, actual observation or labelled paper trace, explanation and next test separately.</w:t>
+      </w:r>
+    </w:p>
+    <w:p>
       <w:pPr>
         <w:pStyle w:val="Heading3"/>
       </w:pPr>
@@ -1514,8 +2321,27 @@
       </w:r>
     </w:p>
     <w:p>
-      <w:r>
-        <w:t>At rate 0.3 the first update gives v = 3, past the minimum at 2. Calculate the next v and loss. Has the first crossing proved divergence?</w:t>
+      <w:pPr>
+        <w:spacing w:line="336" w:lineRule="auto" w:after="180"/>
+        <w:shd w:fill="F5F1FB"/>
+      </w:pPr>
+      <w:r>
+        <w:rPr>
+          <w:b w:val="0"/>
+        </w:rPr>
+        <w:t xml:space="preserve">At rate 0.3 the first update gives v = 3, past the minimum at 2. Calculate the next v and loss. Has the first crossing proved </w:t>
+      </w:r>
+      <w:r>
+        <w:rPr>
+          <w:b/>
+        </w:rPr>
+        <w:t>divergence</w:t>
+      </w:r>
+      <w:r>
+        <w:rPr>
+          <w:b w:val="0"/>
+        </w:rPr>
+        <w:t>?</w:t>
       </w:r>
     </w:p>
     <w:p>
@@ -1687,7 +2513,13 @@
       </w:tr>
     </w:tbl>
     <w:p>
-      <w:r>
+      <w:pPr>
+        <w:spacing w:line="336" w:lineRule="auto" w:after="180"/>
+      </w:pPr>
+      <w:r>
+        <w:rPr>
+          <w:b w:val="0"/>
+        </w:rPr>
         <w:t>On paper, trace the supplied procedure. If code is provided, predict before running it in a local practice file. Never write an expected answer as though it were an observed run.</w:t>
       </w:r>
     </w:p>
@@ -1700,7 +2532,13 @@
       </w:r>
     </w:p>
     <w:p>
-      <w:r>
+      <w:pPr>
+        <w:spacing w:line="336" w:lineRule="auto" w:after="180"/>
+      </w:pPr>
+      <w:r>
+        <w:rPr>
+          <w:b w:val="0"/>
+        </w:rPr>
         <w:t>Before trying: what do I expect, and why? While trying: which step could first go wrong? Afterwards: what did I actually observe, and what should change? Keep “not run” if you only traced the procedure.</w:t>
       </w:r>
     </w:p>
@@ -1713,6 +2551,11 @@
       </w:r>
     </w:p>
     <w:p>
+      <w:r>
+        <w:t>Move from recall to tracing, diagnosis and transfer in Learning rate experiments. Explain why each step is justified.</w:t>
+      </w:r>
+    </w:p>
+    <w:p>
       <w:pPr>
         <w:pStyle w:val="Heading3"/>
       </w:pPr>
@@ -1721,18 +2564,83 @@
       </w:r>
     </w:p>
     <w:p>
-      <w:r>
-        <w:t>For rate 0.05, start v = 0 and compute two updates and their training MSE values using the lesson objective.</w:t>
-      </w:r>
-    </w:p>
-    <w:p>
-      <w:r>
-        <w:t>Replace MSE by the sum of squared errors on the two training pairs. Which rate reproduces the MSE run at rate 0.3? Explain using gradients.</w:t>
-      </w:r>
-    </w:p>
-    <w:p>
-      <w:r>
-        <w:t>Run A starts v = 0 with full-data batches for four updates. Run B starts at the final A value, changes both rate and batch size, then compares final training losses. Can the difference be attributed only to rate? Propose a repair.</w:t>
+      <w:pPr>
+        <w:spacing w:line="336" w:lineRule="auto" w:after="180"/>
+      </w:pPr>
+      <w:r>
+        <w:rPr>
+          <w:b w:val="0"/>
+        </w:rPr>
+        <w:t xml:space="preserve">For rate 0.05, start v = 0 and compute two updates and their </w:t>
+      </w:r>
+      <w:r>
+        <w:rPr>
+          <w:b/>
+        </w:rPr>
+        <w:t>training</w:t>
+      </w:r>
+      <w:r>
+        <w:rPr>
+          <w:b w:val="0"/>
+        </w:rPr>
+        <w:t xml:space="preserve"> MSE values using the lesson objective.</w:t>
+      </w:r>
+    </w:p>
+    <w:p>
+      <w:pPr>
+        <w:spacing w:line="336" w:lineRule="auto" w:after="180"/>
+      </w:pPr>
+      <w:r>
+        <w:rPr>
+          <w:b w:val="0"/>
+        </w:rPr>
+        <w:t xml:space="preserve">Replace MSE by the sum of squared errors on the two </w:t>
+      </w:r>
+      <w:r>
+        <w:rPr>
+          <w:b/>
+        </w:rPr>
+        <w:t>training</w:t>
+      </w:r>
+      <w:r>
+        <w:rPr>
+          <w:b w:val="0"/>
+        </w:rPr>
+        <w:t xml:space="preserve"> pairs. Which rate reproduces the MSE run at rate 0.3? Explain using gradients.</w:t>
+      </w:r>
+    </w:p>
+    <w:p>
+      <w:pPr>
+        <w:spacing w:line="336" w:lineRule="auto" w:after="180"/>
+      </w:pPr>
+      <w:r>
+        <w:rPr>
+          <w:b w:val="0"/>
+        </w:rPr>
+        <w:t xml:space="preserve">Run A starts v = 0 with full-data batches for four updates. Run B starts at the final A value, changes both rate and batch size, then compares final </w:t>
+      </w:r>
+      <w:r>
+        <w:rPr>
+          <w:b/>
+        </w:rPr>
+        <w:t>training</w:t>
+      </w:r>
+      <w:r>
+        <w:rPr>
+          <w:b w:val="0"/>
+        </w:rPr>
+        <w:t xml:space="preserve"> losses. Can the difference be attributed only to rate?</w:t>
+      </w:r>
+    </w:p>
+    <w:p>
+      <w:pPr>
+        <w:spacing w:line="336" w:lineRule="auto" w:after="180"/>
+      </w:pPr>
+      <w:r>
+        <w:rPr>
+          <w:b w:val="0"/>
+        </w:rPr>
+        <w:t>Propose a repair.</w:t>
       </w:r>
     </w:p>
     <w:p>
@@ -1778,7 +2686,101 @@
     </w:p>
     <w:p>
       <w:r>
-        <w:t>Add a labelled learning rate experiments evidence sheet to Image-pattern Network Investigation. Show how you can run a controlled comparison of learning rates. Use the supplied fictional case and keep its inputs, intermediate steps, calculation or prediction, and limitation. Connect this record to last week’s record; a matching answer without a trace is insufficient.</w:t>
+        <w:t>Apply this week’s idea to Image-pattern Network Investigation. Keep an annotated decision and the evidence supporting it.</w:t>
+      </w:r>
+    </w:p>
+    <w:p>
+      <w:pPr>
+        <w:spacing w:line="336" w:lineRule="auto" w:after="180"/>
+      </w:pPr>
+      <w:r>
+        <w:rPr>
+          <w:b w:val="0"/>
+        </w:rPr>
+        <w:t xml:space="preserve">Add a labelled </w:t>
+      </w:r>
+      <w:r>
+        <w:rPr>
+          <w:b/>
+        </w:rPr>
+        <w:t>learning rate</w:t>
+      </w:r>
+      <w:r>
+        <w:rPr>
+          <w:b w:val="0"/>
+        </w:rPr>
+        <w:t xml:space="preserve"> experiments </w:t>
+      </w:r>
+      <w:r>
+        <w:rPr>
+          <w:b/>
+        </w:rPr>
+        <w:t>evidence</w:t>
+      </w:r>
+      <w:r>
+        <w:rPr>
+          <w:b w:val="0"/>
+        </w:rPr>
+        <w:t xml:space="preserve"> sheet to Image-pattern Network Investigation. Show how you can run a </w:t>
+      </w:r>
+      <w:r>
+        <w:rPr>
+          <w:b/>
+        </w:rPr>
+        <w:t>controlled comparison</w:t>
+      </w:r>
+      <w:r>
+        <w:rPr>
+          <w:b w:val="0"/>
+        </w:rPr>
+        <w:t xml:space="preserve"> of </w:t>
+      </w:r>
+      <w:r>
+        <w:rPr>
+          <w:b/>
+        </w:rPr>
+        <w:t>learning rate</w:t>
+      </w:r>
+      <w:r>
+        <w:rPr>
+          <w:b w:val="0"/>
+        </w:rPr>
+        <w:t>s.</w:t>
+      </w:r>
+    </w:p>
+    <w:p>
+      <w:pPr>
+        <w:spacing w:line="336" w:lineRule="auto" w:after="180"/>
+      </w:pPr>
+      <w:r>
+        <w:rPr>
+          <w:b w:val="0"/>
+        </w:rPr>
+        <w:t xml:space="preserve">Use the supplied fictional case and keep its </w:t>
+      </w:r>
+      <w:r>
+        <w:rPr>
+          <w:b/>
+        </w:rPr>
+        <w:t>input</w:t>
+      </w:r>
+      <w:r>
+        <w:rPr>
+          <w:b w:val="0"/>
+        </w:rPr>
+        <w:t xml:space="preserve">s, intermediate steps, calculation or </w:t>
+      </w:r>
+      <w:r>
+        <w:rPr>
+          <w:b/>
+        </w:rPr>
+        <w:t>prediction</w:t>
+      </w:r>
+      <w:r>
+        <w:rPr>
+          <w:b w:val="0"/>
+        </w:rPr>
+        <w:t>, and limitation. Connect this record to last week’s record; a matching answer without a trace is insufficient.</w:t>
       </w:r>
     </w:p>
     <w:tbl>
@@ -1906,8 +2908,37 @@
       </w:r>
     </w:p>
     <w:p>
-      <w:r>
-        <w:t>For your Image-pattern Network Investigation, save the input, procedure, observed result and limitation of this check. Label this worked example as practice; use a different, previously unreviewed case when checking independent understanding.</w:t>
+      <w:pPr>
+        <w:spacing w:line="336" w:lineRule="auto" w:after="180"/>
+      </w:pPr>
+      <w:r>
+        <w:rPr>
+          <w:b w:val="0"/>
+        </w:rPr>
+        <w:t xml:space="preserve">For your Image-pattern Network Investigation, save the </w:t>
+      </w:r>
+      <w:r>
+        <w:rPr>
+          <w:b/>
+        </w:rPr>
+        <w:t>input</w:t>
+      </w:r>
+      <w:r>
+        <w:rPr>
+          <w:b w:val="0"/>
+        </w:rPr>
+        <w:t>, procedure, observed result and limitation of this check.</w:t>
+      </w:r>
+    </w:p>
+    <w:p>
+      <w:pPr>
+        <w:spacing w:line="336" w:lineRule="auto" w:after="180"/>
+      </w:pPr>
+      <w:r>
+        <w:rPr>
+          <w:b w:val="0"/>
+        </w:rPr>
+        <w:t>Label this worked example as practice; use a different, previously unreviewed case when checking independent understanding.</w:t>
       </w:r>
     </w:p>
     <w:p>
@@ -1920,7 +2951,41 @@
     </w:p>
     <w:p>
       <w:r>
-        <w:t>Record the initial state, data, frozen values, objective, batch rule, update budget, candidate rates, parameter traces and loss traces. These runs compare training behaviour on two examples. They do not establish which setting performs best on independent data. Keep the final test set out of rate selection; later lessons use validation curves to make development choices.</w:t>
+        <w:t>Use a genuinely new case for independent evidence. Previously discussed examples remain practice; use the separately named independent case before feedback.</w:t>
+      </w:r>
+    </w:p>
+    <w:p>
+      <w:pPr>
+        <w:spacing w:line="336" w:lineRule="auto" w:after="180"/>
+      </w:pPr>
+      <w:r>
+        <w:rPr>
+          <w:b w:val="0"/>
+        </w:rPr>
+        <w:t xml:space="preserve">Record the initial state, data, frozen values, objective, batch rule, update budget, candidate rates, parameter traces and loss traces. These runs compare </w:t>
+      </w:r>
+      <w:r>
+        <w:rPr>
+          <w:b/>
+        </w:rPr>
+        <w:t>training</w:t>
+      </w:r>
+      <w:r>
+        <w:rPr>
+          <w:b w:val="0"/>
+        </w:rPr>
+        <w:t xml:space="preserve"> behaviour on two examples.</w:t>
+      </w:r>
+    </w:p>
+    <w:p>
+      <w:pPr>
+        <w:spacing w:line="336" w:lineRule="auto" w:after="180"/>
+      </w:pPr>
+      <w:r>
+        <w:rPr>
+          <w:b w:val="0"/>
+        </w:rPr>
+        <w:t>They do not establish which setting performs best on independent data. Keep the final test set out of rate selection; later lessons use validation curves to make development choices.</w:t>
       </w:r>
     </w:p>
     <w:p>
@@ -1952,13 +3017,60 @@
       </w:r>
     </w:p>
     <w:p>
-      <w:r>
-        <w:t>Next week compares training and validation curves, including when their trends disagree.</w:t>
-      </w:r>
-    </w:p>
-    <w:p>
-      <w:r>
-        <w:t>Run A starts v = 0 with full-data batches for four updates. Run B starts at the final A value, changes both rate and batch size, then compares final training losses. Can the difference be attributed only to rate? Propose a repair.</w:t>
+      <w:pPr>
+        <w:spacing w:line="336" w:lineRule="auto" w:after="180"/>
+      </w:pPr>
+      <w:r>
+        <w:rPr>
+          <w:b w:val="0"/>
+        </w:rPr>
+        <w:t xml:space="preserve">Next week compares </w:t>
+      </w:r>
+      <w:r>
+        <w:rPr>
+          <w:b/>
+        </w:rPr>
+        <w:t>training</w:t>
+      </w:r>
+      <w:r>
+        <w:rPr>
+          <w:b w:val="0"/>
+        </w:rPr>
+        <w:t xml:space="preserve"> and validation curves, including when their trends disagree.</w:t>
+      </w:r>
+    </w:p>
+    <w:p>
+      <w:pPr>
+        <w:spacing w:line="336" w:lineRule="auto" w:after="180"/>
+      </w:pPr>
+      <w:r>
+        <w:rPr>
+          <w:b w:val="0"/>
+        </w:rPr>
+        <w:t xml:space="preserve">Run A starts v = 0 with full-data batches for four updates. Run B starts at the final A value, changes both rate and batch size, then compares final </w:t>
+      </w:r>
+      <w:r>
+        <w:rPr>
+          <w:b/>
+        </w:rPr>
+        <w:t>training</w:t>
+      </w:r>
+      <w:r>
+        <w:rPr>
+          <w:b w:val="0"/>
+        </w:rPr>
+        <w:t xml:space="preserve"> losses. Can the difference be attributed only to rate?</w:t>
+      </w:r>
+    </w:p>
+    <w:p>
+      <w:pPr>
+        <w:spacing w:line="336" w:lineRule="auto" w:after="180"/>
+      </w:pPr>
+      <w:r>
+        <w:rPr>
+          <w:b w:val="0"/>
+        </w:rPr>
+        <w:t>Propose a repair.</w:t>
       </w:r>
     </w:p>
     <w:p>
@@ -1995,6 +3107,11 @@
       </w:pPr>
       <w:r>
         <w:t>13. Study a complete case</w:t>
+      </w:r>
+    </w:p>
+    <w:p>
+      <w:r>
+        <w:t>Revisit the complete Learning rate experiments case for supported practice. Repeated examples do not become fresh assessments.</w:t>
       </w:r>
     </w:p>
     <w:p>
@@ -2162,8 +3279,26 @@
       </w:r>
     </w:p>
     <w:p>
-      <w:r>
-        <w:t>Follow the input through the stated procedure to its result. Cover the result first, predict it, then explain every intermediate step. The text/table accompanies the figure so the example can be read without colour.</w:t>
+      <w:pPr>
+        <w:spacing w:line="336" w:lineRule="auto" w:after="180"/>
+      </w:pPr>
+      <w:r>
+        <w:rPr>
+          <w:b w:val="0"/>
+        </w:rPr>
+        <w:t xml:space="preserve">Follow the </w:t>
+      </w:r>
+      <w:r>
+        <w:rPr>
+          <w:b/>
+        </w:rPr>
+        <w:t>input</w:t>
+      </w:r>
+      <w:r>
+        <w:rPr>
+          <w:b w:val="0"/>
+        </w:rPr>
+        <w:t xml:space="preserve"> through the stated procedure to its result. Cover the result first, predict it, then explain every intermediate step. The text/table accompanies the figure so the example can be read without colour.</w:t>
       </w:r>
     </w:p>
     <w:p>
@@ -2213,6 +3348,11 @@
       </w:r>
     </w:p>
     <w:p>
+      <w:r>
+        <w:t>Attempt the reserved new case before feedback. Record support; the earlier examples below remain additional practice.</w:t>
+      </w:r>
+    </w:p>
+    <w:p>
       <w:pPr>
         <w:pStyle w:val="Heading3"/>
       </w:pPr>
@@ -2221,7 +3361,13 @@
       </w:r>
     </w:p>
     <w:p>
-      <w:r>
+      <w:pPr>
+        <w:spacing w:line="336" w:lineRule="auto" w:after="180"/>
+      </w:pPr>
+      <w:r>
+        <w:rPr>
+          <w:b w:val="0"/>
+        </w:rPr>
         <w:t>Use J(a) = (a - 1) squared with gradient 2(a - 1), start a = 0 and two updates. Restart for each rate 0.25, 0.5 and 1. Compute the two new a values and losses for each run. Identify the result supported after two updates.</w:t>
       </w:r>
     </w:p>
@@ -2269,7 +3415,13 @@
       </w:r>
     </w:p>
     <w:p>
-      <w:r>
+      <w:pPr>
+        <w:spacing w:line="336" w:lineRule="auto" w:after="180"/>
+      </w:pPr>
+      <w:r>
+        <w:rPr>
+          <w:b w:val="0"/>
+        </w:rPr>
         <w:t>Attempt this case before feedback. Record any help. Earlier examples below are further practice; a case already practised with feedback cannot establish fresh transfer.</w:t>
       </w:r>
     </w:p>
@@ -2282,7 +3434,13 @@
       </w:r>
     </w:p>
     <w:p>
-      <w:r>
+      <w:pPr>
+        <w:spacing w:line="336" w:lineRule="auto" w:after="180"/>
+      </w:pPr>
+      <w:r>
+        <w:rPr>
+          <w:b w:val="0"/>
+        </w:rPr>
         <w:t>Use J(a) = (a - 1) squared with gradient 2(a - 1), start a = 0 and two updates. Restart for each rate 0.25, 0.5 and 1. Compute the two new a values and losses for each run. Identify the result supported after two updates.</w:t>
       </w:r>
     </w:p>
@@ -2335,7 +3493,13 @@
       </w:r>
     </w:p>
     <w:p>
-      <w:r>
+      <w:pPr>
+        <w:spacing w:line="336" w:lineRule="auto" w:after="180"/>
+      </w:pPr>
+      <w:r>
+        <w:rPr>
+          <w:b w:val="0"/>
+        </w:rPr>
         <w:t>Record support used: none, hint or teacher explanation. After feedback, a different case is needed to demonstrate independence.</w:t>
       </w:r>
     </w:p>
@@ -2348,8 +3512,25 @@
       </w:r>
     </w:p>
     <w:p>
-      <w:r>
-        <w:t>Attempt the independent case before hints. Record whether you worked alone, used a hint or followed a model. After feedback, fix the first unsupported step and explain why it changed. A later check uses a changed case, not a copied answer.</w:t>
+      <w:pPr>
+        <w:spacing w:line="336" w:lineRule="auto" w:after="180"/>
+      </w:pPr>
+      <w:r>
+        <w:rPr>
+          <w:b w:val="0"/>
+        </w:rPr>
+        <w:t>Attempt the independent case before hints. Record whether you worked alone, used a hint or followed a model. After feedback, fix the first unsupported step and explain why it changed.</w:t>
+      </w:r>
+    </w:p>
+    <w:p>
+      <w:pPr>
+        <w:spacing w:line="336" w:lineRule="auto" w:after="180"/>
+      </w:pPr>
+      <w:r>
+        <w:rPr>
+          <w:b w:val="0"/>
+        </w:rPr>
+        <w:t>A later check uses a changed case, not a copied answer.</w:t>
       </w:r>
     </w:p>
     <w:p>
@@ -2362,7 +3543,30 @@
     </w:p>
     <w:p>
       <w:r>
-        <w:t>Start with this question: Compare learning rates with identical starting loss and update counts.</w:t>
+        <w:t>Use this map to navigate Learning rate experiments, connect the goals to tasks and keep one evidence record for each attempt.</w:t>
+      </w:r>
+    </w:p>
+    <w:p>
+      <w:pPr>
+        <w:spacing w:line="336" w:lineRule="auto" w:after="180"/>
+      </w:pPr>
+      <w:r>
+        <w:rPr>
+          <w:b w:val="0"/>
+        </w:rPr>
+        <w:t xml:space="preserve">Start with this question: Compare </w:t>
+      </w:r>
+      <w:r>
+        <w:rPr>
+          <w:b/>
+        </w:rPr>
+        <w:t>learning rate</w:t>
+      </w:r>
+      <w:r>
+        <w:rPr>
+          <w:b w:val="0"/>
+        </w:rPr>
+        <w:t>s with identical starting loss and update counts.</w:t>
       </w:r>
     </w:p>
     <w:tbl>
@@ -2468,13 +3672,61 @@
       </w:tr>
     </w:tbl>
     <w:p>
-      <w:r>
-        <w:t>Remember → watch and explain → try with help → investigate → try independently → keep project evidence. Your teacher may spread this lesson across several classes.</w:t>
-      </w:r>
-    </w:p>
-    <w:p>
-      <w:r>
-        <w:t>Keep your first prediction. Compare it with what the evidence shows and explain any change.</w:t>
+      <w:pPr>
+        <w:spacing w:line="336" w:lineRule="auto" w:after="180"/>
+      </w:pPr>
+      <w:r>
+        <w:rPr>
+          <w:b w:val="0"/>
+        </w:rPr>
+        <w:t xml:space="preserve">Remember → watch and explain → try with help → investigate → try independently → keep project </w:t>
+      </w:r>
+      <w:r>
+        <w:rPr>
+          <w:b/>
+        </w:rPr>
+        <w:t>evidence</w:t>
+      </w:r>
+      <w:r>
+        <w:rPr>
+          <w:b w:val="0"/>
+        </w:rPr>
+        <w:t>. Your teacher may spread this lesson across several classes.</w:t>
+      </w:r>
+    </w:p>
+    <w:p>
+      <w:pPr>
+        <w:spacing w:line="336" w:lineRule="auto" w:after="180"/>
+      </w:pPr>
+      <w:r>
+        <w:rPr>
+          <w:b w:val="0"/>
+        </w:rPr>
+        <w:t xml:space="preserve">Keep your first </w:t>
+      </w:r>
+      <w:r>
+        <w:rPr>
+          <w:b/>
+        </w:rPr>
+        <w:t>prediction</w:t>
+      </w:r>
+      <w:r>
+        <w:rPr>
+          <w:b w:val="0"/>
+        </w:rPr>
+        <w:t xml:space="preserve">. Compare it with what the </w:t>
+      </w:r>
+      <w:r>
+        <w:rPr>
+          <w:b/>
+        </w:rPr>
+        <w:t>evidence</w:t>
+      </w:r>
+      <w:r>
+        <w:rPr>
+          <w:b w:val="0"/>
+        </w:rPr>
+        <w:t xml:space="preserve"> shows and explain any change.</w:t>
       </w:r>
     </w:p>
     <w:p>
@@ -2487,7 +3739,42 @@
     </w:p>
     <w:p>
       <w:r>
-        <w:t>Close your notes. Explain this goal in your own words: Run a controlled comparison of learning rates</w:t>
+        <w:t>Explain Learning rate experiments without notes, identify a remaining question and plan a later check with a changed case.</w:t>
+      </w:r>
+    </w:p>
+    <w:p>
+      <w:pPr>
+        <w:spacing w:line="336" w:lineRule="auto" w:after="180"/>
+      </w:pPr>
+      <w:r>
+        <w:rPr>
+          <w:b w:val="0"/>
+        </w:rPr>
+        <w:t xml:space="preserve">Close your notes. Explain this goal in your own words: Run a </w:t>
+      </w:r>
+      <w:r>
+        <w:rPr>
+          <w:b/>
+        </w:rPr>
+        <w:t>controlled comparison</w:t>
+      </w:r>
+      <w:r>
+        <w:rPr>
+          <w:b w:val="0"/>
+        </w:rPr>
+        <w:t xml:space="preserve"> of </w:t>
+      </w:r>
+      <w:r>
+        <w:rPr>
+          <w:b/>
+        </w:rPr>
+        <w:t>learning rate</w:t>
+      </w:r>
+      <w:r>
+        <w:rPr>
+          <w:b w:val="0"/>
+        </w:rPr>
+        <w:t>s</w:t>
       </w:r>
     </w:p>
     <w:p>
@@ -2524,13 +3811,61 @@
       </w:r>
     </w:p>
     <w:p>
-      <w:r>
-        <w:t>If you are unsure, return to the worked picture and explain one arrow. If you are ready, change an input or assumption and justify your prediction.</w:t>
-      </w:r>
-    </w:p>
-    <w:p>
-      <w:r>
-        <w:t>Save your workbook evidence. At the next review, try a different case before opening your old answer.</w:t>
+      <w:pPr>
+        <w:spacing w:line="336" w:lineRule="auto" w:after="180"/>
+      </w:pPr>
+      <w:r>
+        <w:rPr>
+          <w:b w:val="0"/>
+        </w:rPr>
+        <w:t xml:space="preserve">If you are unsure, return to the worked picture and explain one arrow. If you are ready, change an </w:t>
+      </w:r>
+      <w:r>
+        <w:rPr>
+          <w:b/>
+        </w:rPr>
+        <w:t>input</w:t>
+      </w:r>
+      <w:r>
+        <w:rPr>
+          <w:b w:val="0"/>
+        </w:rPr>
+        <w:t xml:space="preserve"> or assumption and justify your </w:t>
+      </w:r>
+      <w:r>
+        <w:rPr>
+          <w:b/>
+        </w:rPr>
+        <w:t>prediction</w:t>
+      </w:r>
+      <w:r>
+        <w:rPr>
+          <w:b w:val="0"/>
+        </w:rPr>
+        <w:t>.</w:t>
+      </w:r>
+    </w:p>
+    <w:p>
+      <w:pPr>
+        <w:spacing w:line="336" w:lineRule="auto" w:after="180"/>
+      </w:pPr>
+      <w:r>
+        <w:rPr>
+          <w:b w:val="0"/>
+        </w:rPr>
+        <w:t xml:space="preserve">Save your workbook </w:t>
+      </w:r>
+      <w:r>
+        <w:rPr>
+          <w:b/>
+        </w:rPr>
+        <w:t>evidence</w:t>
+      </w:r>
+      <w:r>
+        <w:rPr>
+          <w:b w:val="0"/>
+        </w:rPr>
+        <w:t>. At the next review, try a different case before opening your old answer.</w:t>
       </w:r>
     </w:p>
     <w:p>
@@ -2543,12 +3878,41 @@
     </w:p>
     <w:p>
       <w:r>
+        <w:t>Attempt supported questions before using hints or feedback. Review a missing building block, then keep the completed work.</w:t>
+      </w:r>
+    </w:p>
+    <w:p>
+      <w:pPr>
+        <w:spacing w:line="336" w:lineRule="auto" w:after="180"/>
+      </w:pPr>
+      <w:r>
+        <w:rPr>
+          <w:b w:val="0"/>
+        </w:rPr>
         <w:t>Use this supported practice once, in the browser or on paper. Keep the reserved independent assessment for a separate first attempt before teacher feedback.</w:t>
       </w:r>
     </w:p>
     <w:p>
-      <w:r>
-        <w:t>Compare learning rates with identical starting loss and update counts.</w:t>
+      <w:pPr>
+        <w:spacing w:line="336" w:lineRule="auto" w:after="180"/>
+      </w:pPr>
+      <w:r>
+        <w:rPr>
+          <w:b w:val="0"/>
+        </w:rPr>
+        <w:t xml:space="preserve">Compare </w:t>
+      </w:r>
+      <w:r>
+        <w:rPr>
+          <w:b/>
+        </w:rPr>
+        <w:t>learning rate</w:t>
+      </w:r>
+      <w:r>
+        <w:rPr>
+          <w:b w:val="0"/>
+        </w:rPr>
+        <w:t>s with identical starting loss and update counts.</w:t>
       </w:r>
     </w:p>
     <w:p>
@@ -2560,22 +3924,49 @@
       </w:r>
     </w:p>
     <w:p>
-      <w:r>
+      <w:pPr>
+        <w:spacing w:line="336" w:lineRule="auto" w:after="180"/>
+      </w:pPr>
+      <w:r>
+        <w:rPr>
+          <w:b w:val="0"/>
+        </w:rPr>
         <w:t>Which labelled step matches this detail? Both end at 3 and loss 1; larger rate crosses the optimum while smaller rate stays below it.</w:t>
       </w:r>
     </w:p>
     <w:p>
-      <w:r>
+      <w:pPr>
+        <w:spacing w:line="336" w:lineRule="auto" w:after="180"/>
+        <w:shd w:fill="F4F9FC"/>
+      </w:pPr>
+      <w:r>
+        <w:rPr>
+          <w:b w:val="0"/>
+        </w:rPr>
         <w:t>1. Inspect paths</w:t>
       </w:r>
     </w:p>
     <w:p>
-      <w:r>
+      <w:pPr>
+        <w:spacing w:line="336" w:lineRule="auto" w:after="180"/>
+        <w:shd w:fill="F4F9FC"/>
+      </w:pPr>
+      <w:r>
+        <w:rPr>
+          <w:b w:val="0"/>
+        </w:rPr>
         <w:t>2. Rate0.25</w:t>
       </w:r>
     </w:p>
     <w:p>
-      <w:r>
+      <w:pPr>
+        <w:spacing w:line="336" w:lineRule="auto" w:after="180"/>
+        <w:shd w:fill="F4F9FC"/>
+      </w:pPr>
+      <w:r>
+        <w:rPr>
+          <w:b w:val="0"/>
+        </w:rPr>
         <w:t>3. Rate0.75</w:t>
       </w:r>
     </w:p>
@@ -2613,40 +4004,154 @@
       </w:r>
     </w:p>
     <w:p>
-      <w:r>
+      <w:pPr>
+        <w:pStyle w:val="Heading3"/>
+      </w:pPr>
+      <w:r>
+        <w:t>Hint · try first</w:t>
+      </w:r>
+    </w:p>
+    <w:p>
+      <w:pPr>
+        <w:spacing w:line="336" w:lineRule="auto" w:after="180"/>
+        <w:shd w:fill="F1F6F8"/>
+      </w:pPr>
+      <w:r>
+        <w:rPr>
+          <w:b w:val="0"/>
+        </w:rPr>
         <w:t>Hint if needed: Read the steps in the pictorial case. Match the supplied detail to the stage that performs or records it.</w:t>
       </w:r>
     </w:p>
     <w:p>
-      <w:r>
-        <w:t>After your attempt, compare with the supported explanation: Inspect paths Both end at 3 and loss 1; larger rate crosses the optimum while smaller rate stays below it. Keep the starting parameter and update budget identical to compare rates fairly. Rate one-quarter approaches the optimum from below; rate three-quarters crosses it and comes back. Their final losses happen to match after two updates, despite different paths. Rate one repeatedly overshoots by the same distance, so using the correct gradient alone does not ensure improvement.</w:t>
-      </w:r>
-    </w:p>
-    <w:p>
       <w:pPr>
         <w:pStyle w:val="Heading3"/>
       </w:pPr>
       <w:r>
+        <w:t>Feedback · compare after trying</w:t>
+      </w:r>
+    </w:p>
+    <w:p>
+      <w:pPr>
+        <w:spacing w:line="336" w:lineRule="auto" w:after="180"/>
+        <w:shd w:fill="F1F6FC"/>
+      </w:pPr>
+      <w:r>
+        <w:rPr>
+          <w:b w:val="0"/>
+        </w:rPr>
+        <w:t>After your attempt, compare with the supported explanation: Inspect paths Both end at 3 and loss 1; larger rate crosses the optimum while smaller rate stays below it.</w:t>
+      </w:r>
+    </w:p>
+    <w:p>
+      <w:pPr>
+        <w:spacing w:line="336" w:lineRule="auto" w:after="180"/>
+        <w:shd w:fill="F1F6FC"/>
+      </w:pPr>
+      <w:r>
+        <w:rPr>
+          <w:b w:val="0"/>
+        </w:rPr>
+        <w:t>Keep the starting parameter and update budget identical to compare rates fairly. Rate one-quarter approaches the optimum from below; rate three-quarters crosses it and comes back.</w:t>
+      </w:r>
+    </w:p>
+    <w:p>
+      <w:pPr>
+        <w:spacing w:line="336" w:lineRule="auto" w:after="180"/>
+        <w:shd w:fill="F1F6FC"/>
+      </w:pPr>
+      <w:r>
+        <w:rPr>
+          <w:b w:val="0"/>
+        </w:rPr>
+        <w:t>Their final losses happen to match after two updates, despite different paths. Rate one repeatedly overshoots by the same distance, so using the correct gradient alone does not ensure improvement.</w:t>
+      </w:r>
+    </w:p>
+    <w:p>
+      <w:pPr>
+        <w:pStyle w:val="Heading3"/>
+      </w:pPr>
+      <w:r>
         <w:t>Practice 2: explain the deciding evidence</w:t>
       </w:r>
     </w:p>
     <w:p>
-      <w:r>
+      <w:pPr>
+        <w:pStyle w:val="Heading3"/>
+      </w:pPr>
+      <w:r>
+        <w:t>Changed case · predict first</w:t>
+      </w:r>
+    </w:p>
+    <w:p>
+      <w:pPr>
+        <w:spacing w:line="336" w:lineRule="auto" w:after="180"/>
+        <w:shd w:fill="F5F1FB"/>
+      </w:pPr>
+      <w:r>
+        <w:rPr>
+          <w:b w:val="0"/>
+        </w:rPr>
         <w:t>Changed-case practice: Add a rate 1 run from a = 0. Which conclusion is supported by the supplied facts?</w:t>
       </w:r>
     </w:p>
     <w:p>
-      <w:r>
-        <w:t>1. This one example guarantees correct results for every future input.</w:t>
-      </w:r>
-    </w:p>
-    <w:p>
-      <w:r>
-        <w:t>2. We can decide the result without examining the changed input or the procedure.</w:t>
-      </w:r>
-    </w:p>
-    <w:p>
-      <w:r>
+      <w:pPr>
+        <w:spacing w:line="336" w:lineRule="auto" w:after="180"/>
+        <w:shd w:fill="F4F9FC"/>
+      </w:pPr>
+      <w:r>
+        <w:rPr>
+          <w:b w:val="0"/>
+        </w:rPr>
+        <w:t xml:space="preserve">1. This one example guarantees correct results for every future </w:t>
+      </w:r>
+      <w:r>
+        <w:rPr>
+          <w:b/>
+        </w:rPr>
+        <w:t>input</w:t>
+      </w:r>
+      <w:r>
+        <w:rPr>
+          <w:b w:val="0"/>
+        </w:rPr>
+        <w:t>.</w:t>
+      </w:r>
+    </w:p>
+    <w:p>
+      <w:pPr>
+        <w:spacing w:line="336" w:lineRule="auto" w:after="180"/>
+        <w:shd w:fill="F4F9FC"/>
+      </w:pPr>
+      <w:r>
+        <w:rPr>
+          <w:b w:val="0"/>
+        </w:rPr>
+        <w:t xml:space="preserve">2. We can decide the result without examining the changed </w:t>
+      </w:r>
+      <w:r>
+        <w:rPr>
+          <w:b/>
+        </w:rPr>
+        <w:t>input</w:t>
+      </w:r>
+      <w:r>
+        <w:rPr>
+          <w:b w:val="0"/>
+        </w:rPr>
+        <w:t xml:space="preserve"> or the procedure.</w:t>
+      </w:r>
+    </w:p>
+    <w:p>
+      <w:pPr>
+        <w:spacing w:line="336" w:lineRule="auto" w:after="180"/>
+        <w:shd w:fill="F4F9FC"/>
+      </w:pPr>
+      <w:r>
+        <w:rPr>
+          <w:b w:val="0"/>
+        </w:rPr>
         <w:t>3. Its path is 8 then 0, with loss 16 at both steps.</w:t>
       </w:r>
     </w:p>
@@ -2684,12 +4189,42 @@
       </w:r>
     </w:p>
     <w:p>
-      <w:r>
+      <w:pPr>
+        <w:pStyle w:val="Heading3"/>
+      </w:pPr>
+      <w:r>
+        <w:t>Hint · try first</w:t>
+      </w:r>
+    </w:p>
+    <w:p>
+      <w:pPr>
+        <w:spacing w:line="336" w:lineRule="auto" w:after="180"/>
+        <w:shd w:fill="F1F6F8"/>
+      </w:pPr>
+      <w:r>
+        <w:rPr>
+          <w:b w:val="0"/>
+        </w:rPr>
         <w:t>Hint if needed: Use the changed condition and the deciding step in the pictorial trace. The answer must say what follows from those facts.</w:t>
       </w:r>
     </w:p>
     <w:p>
-      <w:r>
+      <w:pPr>
+        <w:pStyle w:val="Heading3"/>
+      </w:pPr>
+      <w:r>
+        <w:t>Feedback · compare after trying</w:t>
+      </w:r>
+    </w:p>
+    <w:p>
+      <w:pPr>
+        <w:spacing w:line="336" w:lineRule="auto" w:after="180"/>
+        <w:shd w:fill="F1F6FC"/>
+      </w:pPr>
+      <w:r>
+        <w:rPr>
+          <w:b w:val="0"/>
+        </w:rPr>
         <w:t>After your attempt, compare with the supported explanation: Its path is 8 then 0, with loss 16 at both steps. The update alternates across4 without reducing the initial loss.</w:t>
       </w:r>
     </w:p>
@@ -2702,18 +4237,117 @@
       </w:r>
     </w:p>
     <w:p>
-      <w:r>
-        <w:t>Review Batching and epochs (ai-5/13). Goal: Distinguish an example a batch an update and an epoch. Short practice: Why do the single-example orders finish at different weights? Point to the relevant step in the picture, then write the changed result and the rule or evidence that supports it.. Return to this week and explain what you changed.</w:t>
-      </w:r>
-    </w:p>
-    <w:p>
-      <w:r>
-        <w:t>Review Updating parameters (ai-5/11). Goal: Apply a learning rate to an ordered gradient. Short practice: Why must new loss be recomputed rather than assumed smaller? Point to the relevant step in the picture, then write the changed result and the rule or evidence that supports it.. Return to this week and explain what you changed.</w:t>
-      </w:r>
-    </w:p>
-    <w:p>
-      <w:r>
-        <w:t>Review Loss functions (ai-5/8). Goal: Calculate per-example squared error and mean squared error. Short practice: Why must the report name the chosen loss? Point to the relevant step in the picture, then write the changed result and the rule or evidence that supports it.. Return to this week and explain what you changed.</w:t>
+      <w:pPr>
+        <w:spacing w:line="336" w:lineRule="auto" w:after="180"/>
+      </w:pPr>
+      <w:r>
+        <w:rPr>
+          <w:b w:val="0"/>
+        </w:rPr>
+        <w:t>Review Batching and epochs (ai-5/13). Goal: Distinguish an example a batch an update and an epoch. Short practice: Why do the single-example orders finish at different weights?</w:t>
+      </w:r>
+    </w:p>
+    <w:p>
+      <w:pPr>
+        <w:spacing w:line="336" w:lineRule="auto" w:after="180"/>
+      </w:pPr>
+      <w:r>
+        <w:rPr>
+          <w:b w:val="0"/>
+        </w:rPr>
+        <w:t xml:space="preserve">Point to the relevant step in the picture, then write the changed result and the rule or </w:t>
+      </w:r>
+      <w:r>
+        <w:rPr>
+          <w:b/>
+        </w:rPr>
+        <w:t>evidence</w:t>
+      </w:r>
+      <w:r>
+        <w:rPr>
+          <w:b w:val="0"/>
+        </w:rPr>
+        <w:t xml:space="preserve"> that supports it.. Return to this week and explain what you changed.</w:t>
+      </w:r>
+    </w:p>
+    <w:p>
+      <w:pPr>
+        <w:spacing w:line="336" w:lineRule="auto" w:after="180"/>
+      </w:pPr>
+      <w:r>
+        <w:rPr>
+          <w:b w:val="0"/>
+        </w:rPr>
+        <w:t xml:space="preserve">Review Updating parameters (ai-5/11). Goal: Apply a </w:t>
+      </w:r>
+      <w:r>
+        <w:rPr>
+          <w:b/>
+        </w:rPr>
+        <w:t>learning rate</w:t>
+      </w:r>
+      <w:r>
+        <w:rPr>
+          <w:b w:val="0"/>
+        </w:rPr>
+        <w:t xml:space="preserve"> to an ordered gradient. Short practice: Why must new loss be recomputed rather than assumed smaller?</w:t>
+      </w:r>
+    </w:p>
+    <w:p>
+      <w:pPr>
+        <w:spacing w:line="336" w:lineRule="auto" w:after="180"/>
+      </w:pPr>
+      <w:r>
+        <w:rPr>
+          <w:b w:val="0"/>
+        </w:rPr>
+        <w:t xml:space="preserve">Point to the relevant step in the picture, then write the changed result and the rule or </w:t>
+      </w:r>
+      <w:r>
+        <w:rPr>
+          <w:b/>
+        </w:rPr>
+        <w:t>evidence</w:t>
+      </w:r>
+      <w:r>
+        <w:rPr>
+          <w:b w:val="0"/>
+        </w:rPr>
+        <w:t xml:space="preserve"> that supports it.. Return to this week and explain what you changed.</w:t>
+      </w:r>
+    </w:p>
+    <w:p>
+      <w:pPr>
+        <w:spacing w:line="336" w:lineRule="auto" w:after="180"/>
+      </w:pPr>
+      <w:r>
+        <w:rPr>
+          <w:b w:val="0"/>
+        </w:rPr>
+        <w:t>Review Loss functions (ai-5/8). Goal: Calculate per-example squared error and mean squared error. Short practice: Why must the report name the chosen loss?</w:t>
+      </w:r>
+    </w:p>
+    <w:p>
+      <w:pPr>
+        <w:spacing w:line="336" w:lineRule="auto" w:after="180"/>
+      </w:pPr>
+      <w:r>
+        <w:rPr>
+          <w:b w:val="0"/>
+        </w:rPr>
+        <w:t xml:space="preserve">Point to the relevant step in the picture, then write the changed result and the rule or </w:t>
+      </w:r>
+      <w:r>
+        <w:rPr>
+          <w:b/>
+        </w:rPr>
+        <w:t>evidence</w:t>
+      </w:r>
+      <w:r>
+        <w:rPr>
+          <w:b w:val="0"/>
+        </w:rPr>
+        <w:t xml:space="preserve"> that supports it.. Return to this week and explain what you changed.</w:t>
       </w:r>
     </w:p>
     <w:p>
@@ -2725,8 +4359,61 @@
       </w:r>
     </w:p>
     <w:p>
-      <w:r>
-        <w:t>The browser lab lets you edit the supported Python examples already included in this lesson. Predict first, run, inspect the actual output or error, change one input, then run again. Keep code, predictions, actual results and a reasoned revision together. On paper, label your result as a trace rather than an execution.</w:t>
+      <w:pPr>
+        <w:spacing w:line="336" w:lineRule="auto" w:after="180"/>
+      </w:pPr>
+      <w:r>
+        <w:rPr>
+          <w:b w:val="0"/>
+        </w:rPr>
+        <w:t xml:space="preserve">The browser lab lets you edit the supported Python examples already included in this lesson. Predict first, run, inspect the actual </w:t>
+      </w:r>
+      <w:r>
+        <w:rPr>
+          <w:b/>
+        </w:rPr>
+        <w:t>output</w:t>
+      </w:r>
+      <w:r>
+        <w:rPr>
+          <w:b w:val="0"/>
+        </w:rPr>
+        <w:t xml:space="preserve"> or error, change one </w:t>
+      </w:r>
+      <w:r>
+        <w:rPr>
+          <w:b/>
+        </w:rPr>
+        <w:t>input</w:t>
+      </w:r>
+      <w:r>
+        <w:rPr>
+          <w:b w:val="0"/>
+        </w:rPr>
+        <w:t>, then run again.</w:t>
+      </w:r>
+    </w:p>
+    <w:p>
+      <w:pPr>
+        <w:spacing w:line="336" w:lineRule="auto" w:after="180"/>
+      </w:pPr>
+      <w:r>
+        <w:rPr>
+          <w:b w:val="0"/>
+        </w:rPr>
+        <w:t xml:space="preserve">Keep code, </w:t>
+      </w:r>
+      <w:r>
+        <w:rPr>
+          <w:b/>
+        </w:rPr>
+        <w:t>prediction</w:t>
+      </w:r>
+      <w:r>
+        <w:rPr>
+          <w:b w:val="0"/>
+        </w:rPr>
+        <w:t>s, actual results and a reasoned revision together. On paper, label your result as a trace rather than an execution.</w:t>
       </w:r>
     </w:p>
     <w:p>
@@ -2738,8 +4425,602 @@
       </w:r>
     </w:p>
     <w:p>
-      <w:r>
-        <w:t>Use Download completed work in the hosted lesson to export your answers, reflections, practice feedback and code-run evidence. Open the HTML copy to read or print it. Drafts stay in this browser when storage is available; clear drafts on a shared device.</w:t>
+      <w:pPr>
+        <w:spacing w:line="336" w:lineRule="auto" w:after="180"/>
+      </w:pPr>
+      <w:r>
+        <w:rPr>
+          <w:b w:val="0"/>
+        </w:rPr>
+        <w:t xml:space="preserve">Use Download completed work in the hosted lesson to export your answers, reflections, practice feedback and code-run </w:t>
+      </w:r>
+      <w:r>
+        <w:rPr>
+          <w:b/>
+        </w:rPr>
+        <w:t>evidence</w:t>
+      </w:r>
+      <w:r>
+        <w:rPr>
+          <w:b w:val="0"/>
+        </w:rPr>
+        <w:t>. Open the HTML copy to read or print it.</w:t>
+      </w:r>
+    </w:p>
+    <w:p>
+      <w:pPr>
+        <w:spacing w:line="336" w:lineRule="auto" w:after="180"/>
+      </w:pPr>
+      <w:r>
+        <w:rPr>
+          <w:b w:val="0"/>
+        </w:rPr>
+        <w:t>Drafts stay in this browser when storage is available; clear drafts on a shared device.</w:t>
+      </w:r>
+    </w:p>
+    <w:p>
+      <w:pPr>
+        <w:pStyle w:val="Heading1"/>
+      </w:pPr>
+      <w:r>
+        <w:t>18. Visual concept journey</w:t>
+      </w:r>
+    </w:p>
+    <w:p>
+      <w:r>
+        <w:t>Explain each Learning rate experiments graphic using its labels, deciding evidence and relevant limitation.</w:t>
+      </w:r>
+    </w:p>
+    <w:p>
+      <w:pPr>
+        <w:pStyle w:val="Heading3"/>
+      </w:pPr>
+      <w:r>
+        <w:t>01. Learning rate experiments: the case</w:t>
+      </w:r>
+    </w:p>
+    <w:p>
+      <w:r>
+        <w:drawing>
+          <wp:inline xmlns:a="http://schemas.openxmlformats.org/drawingml/2006/main" xmlns:pic="http://schemas.openxmlformats.org/drawingml/2006/picture">
+            <wp:extent cx="5486400" cy="2990088"/>
+            <wp:docPr id="2" name="Picture 2" descr="Compare learning rates with identical starting loss and update counts. Supplied facts: Loss J(a)=(a-4)²; gradient 2(a-4); start a =  = 0. Compare two updates at rates0.25 and 0.75. All inputs and outcomes in this worked example are invented classroom data; no real model run is claimed."/>
+            <wp:cNvGraphicFramePr>
+              <a:graphicFrameLocks noChangeAspect="1"/>
+            </wp:cNvGraphicFramePr>
+            <a:graphic>
+              <a:graphicData uri="http://schemas.openxmlformats.org/drawingml/2006/picture">
+                <pic:pic>
+                  <pic:nvPicPr>
+                    <pic:cNvPr id="0" name="academy-story-ai-5-14-01.png"/>
+                    <pic:cNvPicPr/>
+                  </pic:nvPicPr>
+                  <pic:blipFill>
+                    <a:blip r:embed="rId10"/>
+                    <a:stretch>
+                      <a:fillRect/>
+                    </a:stretch>
+                  </pic:blipFill>
+                  <pic:spPr>
+                    <a:xfrm>
+                      <a:off x="0" y="0"/>
+                      <a:ext cx="5486400" cy="2990088"/>
+                    </a:xfrm>
+                    <a:prstGeom prst="rect"/>
+                  </pic:spPr>
+                </pic:pic>
+              </a:graphicData>
+            </a:graphic>
+          </wp:inline>
+        </w:drawing>
+      </w:r>
+    </w:p>
+    <w:p>
+      <w:pPr>
+        <w:spacing w:line="336" w:lineRule="auto" w:after="180"/>
+      </w:pPr>
+      <w:r>
+        <w:rPr>
+          <w:b w:val="0"/>
+        </w:rPr>
+        <w:t xml:space="preserve">Compare </w:t>
+      </w:r>
+      <w:r>
+        <w:rPr>
+          <w:b/>
+        </w:rPr>
+        <w:t>learning rate</w:t>
+      </w:r>
+      <w:r>
+        <w:rPr>
+          <w:b w:val="0"/>
+        </w:rPr>
+        <w:t>s with identical starting loss and update counts. Supplied facts: Loss J(a)=(a-4)²; gradient 2(a-4); start a =  = 0. Compare two updates at rates0.25 and 0.75.</w:t>
+      </w:r>
+    </w:p>
+    <w:p>
+      <w:pPr>
+        <w:spacing w:line="336" w:lineRule="auto" w:after="180"/>
+      </w:pPr>
+      <w:r>
+        <w:rPr>
+          <w:b w:val="0"/>
+        </w:rPr>
+        <w:t xml:space="preserve">All </w:t>
+      </w:r>
+      <w:r>
+        <w:rPr>
+          <w:b/>
+        </w:rPr>
+        <w:t>input</w:t>
+      </w:r>
+      <w:r>
+        <w:rPr>
+          <w:b w:val="0"/>
+        </w:rPr>
+        <w:t>s and outcomes in this worked example are invented classroom data; no real model run is claimed.</w:t>
+      </w:r>
+    </w:p>
+    <w:p>
+      <w:pPr>
+        <w:spacing w:line="336" w:lineRule="auto" w:after="180"/>
+        <w:shd w:fill="F5F1FB"/>
+      </w:pPr>
+      <w:r>
+        <w:rPr>
+          <w:b w:val="0"/>
+        </w:rPr>
+        <w:t>Point to the given fact that matters most. Explain why it matters.</w:t>
+      </w:r>
+    </w:p>
+    <w:p>
+      <w:pPr>
+        <w:pStyle w:val="Heading3"/>
+      </w:pPr>
+      <w:r>
+        <w:t>02. Follow the deciding steps</w:t>
+      </w:r>
+    </w:p>
+    <w:p>
+      <w:r>
+        <w:drawing>
+          <wp:inline xmlns:a="http://schemas.openxmlformats.org/drawingml/2006/main" xmlns:pic="http://schemas.openxmlformats.org/drawingml/2006/picture">
+            <wp:extent cx="5486400" cy="3337560"/>
+            <wp:docPr id="3" name="Picture 3" descr="Rate0.25: First a = 2, loss 4; second a = 3, loss 1. → Rate0.75: First a = 6, loss 4; second a = 3, loss 1. → Inspect paths: Both end at 3 and loss 1; larger rate crosses the optimum while smaller rate stays below it."/>
+            <wp:cNvGraphicFramePr>
+              <a:graphicFrameLocks noChangeAspect="1"/>
+            </wp:cNvGraphicFramePr>
+            <a:graphic>
+              <a:graphicData uri="http://schemas.openxmlformats.org/drawingml/2006/picture">
+                <pic:pic>
+                  <pic:nvPicPr>
+                    <pic:cNvPr id="0" name="academy-story-ai-5-14-02.png"/>
+                    <pic:cNvPicPr/>
+                  </pic:nvPicPr>
+                  <pic:blipFill>
+                    <a:blip r:embed="rId11"/>
+                    <a:stretch>
+                      <a:fillRect/>
+                    </a:stretch>
+                  </pic:blipFill>
+                  <pic:spPr>
+                    <a:xfrm>
+                      <a:off x="0" y="0"/>
+                      <a:ext cx="5486400" cy="3337560"/>
+                    </a:xfrm>
+                    <a:prstGeom prst="rect"/>
+                  </pic:spPr>
+                </pic:pic>
+              </a:graphicData>
+            </a:graphic>
+          </wp:inline>
+        </w:drawing>
+      </w:r>
+    </w:p>
+    <w:p>
+      <w:pPr>
+        <w:spacing w:line="336" w:lineRule="auto" w:after="180"/>
+      </w:pPr>
+      <w:r>
+        <w:rPr>
+          <w:b w:val="0"/>
+        </w:rPr>
+        <w:t>Rate0.25: First a = 2, loss 4; second a = 3, loss 1. → Rate0.75: First a = 6, loss 4; second a = 3, loss 1. → Inspect paths: Both end at 3 and loss 1; larger rate crosses the optimum while smaller rate stays below it.</w:t>
+      </w:r>
+    </w:p>
+    <w:p>
+      <w:pPr>
+        <w:spacing w:line="336" w:lineRule="auto" w:after="180"/>
+        <w:shd w:fill="F5F1FB"/>
+      </w:pPr>
+      <w:r>
+        <w:rPr>
+          <w:b w:val="0"/>
+        </w:rPr>
+        <w:t xml:space="preserve">Point to each numbered stage and explain which recorded </w:t>
+      </w:r>
+      <w:r>
+        <w:rPr>
+          <w:b/>
+        </w:rPr>
+        <w:t>input</w:t>
+      </w:r>
+      <w:r>
+        <w:rPr>
+          <w:b w:val="0"/>
+        </w:rPr>
+        <w:t xml:space="preserve"> it uses.</w:t>
+      </w:r>
+    </w:p>
+    <w:p>
+      <w:pPr>
+        <w:pStyle w:val="Heading3"/>
+      </w:pPr>
+      <w:r>
+        <w:t>03. The update factor explains three behaviours</w:t>
+      </w:r>
+    </w:p>
+    <w:p>
+      <w:r>
+        <w:drawing>
+          <wp:inline xmlns:a="http://schemas.openxmlformats.org/drawingml/2006/main" xmlns:pic="http://schemas.openxmlformats.org/drawingml/2006/picture">
+            <wp:extent cx="5486400" cy="2834640"/>
+            <wp:docPr id="4" name="Picture 4" descr="The update factor explains three behaviours. 0.05 gives 0.75 | Same side and shrinking | Multiplied by 0.5625. 0.3 gives -0.5 | Alternating and shrinking | Multiplied by 0.25. 0.5 gives -1.5 | Alternating and growing | Multiplied by 2.25"/>
+            <wp:cNvGraphicFramePr>
+              <a:graphicFrameLocks noChangeAspect="1"/>
+            </wp:cNvGraphicFramePr>
+            <a:graphic>
+              <a:graphicData uri="http://schemas.openxmlformats.org/drawingml/2006/picture">
+                <pic:pic>
+                  <pic:nvPicPr>
+                    <pic:cNvPr id="0" name="academy-story-ai-5-14-03.png"/>
+                    <pic:cNvPicPr/>
+                  </pic:nvPicPr>
+                  <pic:blipFill>
+                    <a:blip r:embed="rId12"/>
+                    <a:stretch>
+                      <a:fillRect/>
+                    </a:stretch>
+                  </pic:blipFill>
+                  <pic:spPr>
+                    <a:xfrm>
+                      <a:off x="0" y="0"/>
+                      <a:ext cx="5486400" cy="2834640"/>
+                    </a:xfrm>
+                    <a:prstGeom prst="rect"/>
+                  </pic:spPr>
+                </pic:pic>
+              </a:graphicData>
+            </a:graphic>
+          </wp:inline>
+        </w:drawing>
+      </w:r>
+    </w:p>
+    <w:p>
+      <w:pPr>
+        <w:spacing w:line="336" w:lineRule="auto" w:after="180"/>
+      </w:pPr>
+      <w:r>
+        <w:rPr>
+          <w:b w:val="0"/>
+        </w:rPr>
+        <w:t>The update factor explains three behaviours. 0.05 gives 0.75 | Same side and shrinking | Multiplied by 0.5625. 0.3 gives -0.5 | Alternating and shrinking | Multiplied by 0.25. 0.5 gives -1.5 | Alternating and growing | Multiplied by 2.25</w:t>
+      </w:r>
+    </w:p>
+    <w:p>
+      <w:pPr>
+        <w:spacing w:line="336" w:lineRule="auto" w:after="180"/>
+        <w:shd w:fill="F5F1FB"/>
+      </w:pPr>
+      <w:r>
+        <w:rPr>
+          <w:b w:val="0"/>
+        </w:rPr>
+        <w:t>Read the labels and values. Explain the relationship the model shows.</w:t>
+      </w:r>
+    </w:p>
+    <w:p>
+      <w:pPr>
+        <w:pStyle w:val="Heading3"/>
+      </w:pPr>
+      <w:r>
+        <w:t>04. Change one thing. Trace what follows.</w:t>
+      </w:r>
+    </w:p>
+    <w:p>
+      <w:r>
+        <w:drawing>
+          <wp:inline xmlns:a="http://schemas.openxmlformats.org/drawingml/2006/main" xmlns:pic="http://schemas.openxmlformats.org/drawingml/2006/picture">
+            <wp:extent cx="5486400" cy="3041904"/>
+            <wp:docPr id="5" name="Picture 5" descr="Original case: Both end at 3 and loss 1; larger rate crosses the optimum while smaller rate stays below it. Changed condition: Add a rate 1 run from a = 0. Expected result: Its path is 8 then 0, with loss 16 at both steps. Reason: The update alternates across4 without reducing the initial loss."/>
+            <wp:cNvGraphicFramePr>
+              <a:graphicFrameLocks noChangeAspect="1"/>
+            </wp:cNvGraphicFramePr>
+            <a:graphic>
+              <a:graphicData uri="http://schemas.openxmlformats.org/drawingml/2006/picture">
+                <pic:pic>
+                  <pic:nvPicPr>
+                    <pic:cNvPr id="0" name="academy-story-ai-5-14-04.png"/>
+                    <pic:cNvPicPr/>
+                  </pic:nvPicPr>
+                  <pic:blipFill>
+                    <a:blip r:embed="rId13"/>
+                    <a:stretch>
+                      <a:fillRect/>
+                    </a:stretch>
+                  </pic:blipFill>
+                  <pic:spPr>
+                    <a:xfrm>
+                      <a:off x="0" y="0"/>
+                      <a:ext cx="5486400" cy="3041904"/>
+                    </a:xfrm>
+                    <a:prstGeom prst="rect"/>
+                  </pic:spPr>
+                </pic:pic>
+              </a:graphicData>
+            </a:graphic>
+          </wp:inline>
+        </w:drawing>
+      </w:r>
+    </w:p>
+    <w:p>
+      <w:pPr>
+        <w:spacing w:line="336" w:lineRule="auto" w:after="180"/>
+      </w:pPr>
+      <w:r>
+        <w:rPr>
+          <w:b w:val="0"/>
+        </w:rPr>
+        <w:t>Original case: Both end at 3 and loss 1; larger rate crosses the optimum while smaller rate stays below it. Changed condition: Add a rate 1 run from a = 0. Expected result: Its path is 8 then 0, with loss 16 at both steps.</w:t>
+      </w:r>
+    </w:p>
+    <w:p>
+      <w:pPr>
+        <w:spacing w:line="336" w:lineRule="auto" w:after="180"/>
+      </w:pPr>
+      <w:r>
+        <w:rPr>
+          <w:b w:val="0"/>
+        </w:rPr>
+        <w:t>Reason: The update alternates across4 without reducing the initial loss.</w:t>
+      </w:r>
+    </w:p>
+    <w:p>
+      <w:pPr>
+        <w:spacing w:line="336" w:lineRule="auto" w:after="180"/>
+        <w:shd w:fill="F5F1FB"/>
+      </w:pPr>
+      <w:r>
+        <w:rPr>
+          <w:b w:val="0"/>
+        </w:rPr>
+        <w:t>Predict before checking the worked changed-case result. Name what changed and what the supplied facts allow you to conclude.</w:t>
+      </w:r>
+    </w:p>
+    <w:p>
+      <w:pPr>
+        <w:pStyle w:val="Heading3"/>
+      </w:pPr>
+      <w:r>
+        <w:t>05. Connect the explanation to its limit</w:t>
+      </w:r>
+    </w:p>
+    <w:p>
+      <w:r>
+        <w:drawing>
+          <wp:inline xmlns:a="http://schemas.openxmlformats.org/drawingml/2006/main" xmlns:pic="http://schemas.openxmlformats.org/drawingml/2006/picture">
+            <wp:extent cx="5486400" cy="2941320"/>
+            <wp:docPr id="6" name="Picture 6" descr="Keep the starting parameter and update budget identical to compare rates fairly. Rate one-quarter approaches the optimum from below; rate three-quarters crosses it and comes back. Their final losses happen to match after two updates, despite different paths. Rate one repeatedly overshoots by the same distance, so using the correct gradient alone does not ensure improvement. Limit: These quadratic paths explain step size. Real nonconvex networks can have more complicated rate behaviour."/>
+            <wp:cNvGraphicFramePr>
+              <a:graphicFrameLocks noChangeAspect="1"/>
+            </wp:cNvGraphicFramePr>
+            <a:graphic>
+              <a:graphicData uri="http://schemas.openxmlformats.org/drawingml/2006/picture">
+                <pic:pic>
+                  <pic:nvPicPr>
+                    <pic:cNvPr id="0" name="academy-story-ai-5-14-05.png"/>
+                    <pic:cNvPicPr/>
+                  </pic:nvPicPr>
+                  <pic:blipFill>
+                    <a:blip r:embed="rId14"/>
+                    <a:stretch>
+                      <a:fillRect/>
+                    </a:stretch>
+                  </pic:blipFill>
+                  <pic:spPr>
+                    <a:xfrm>
+                      <a:off x="0" y="0"/>
+                      <a:ext cx="5486400" cy="2941320"/>
+                    </a:xfrm>
+                    <a:prstGeom prst="rect"/>
+                  </pic:spPr>
+                </pic:pic>
+              </a:graphicData>
+            </a:graphic>
+          </wp:inline>
+        </w:drawing>
+      </w:r>
+    </w:p>
+    <w:p>
+      <w:pPr>
+        <w:spacing w:line="336" w:lineRule="auto" w:after="180"/>
+      </w:pPr>
+      <w:r>
+        <w:rPr>
+          <w:b w:val="0"/>
+        </w:rPr>
+        <w:t>Keep the starting parameter and update budget identical to compare rates fairly. Rate one-quarter approaches the optimum from below; rate three-quarters crosses it and comes back.</w:t>
+      </w:r>
+    </w:p>
+    <w:p>
+      <w:pPr>
+        <w:spacing w:line="336" w:lineRule="auto" w:after="180"/>
+      </w:pPr>
+      <w:r>
+        <w:rPr>
+          <w:b w:val="0"/>
+        </w:rPr>
+        <w:t>Their final losses happen to match after two updates, despite different paths. Rate one repeatedly overshoots by the same distance, so using the correct gradient alone does not ensure improvement.</w:t>
+      </w:r>
+    </w:p>
+    <w:p>
+      <w:pPr>
+        <w:spacing w:line="336" w:lineRule="auto" w:after="180"/>
+      </w:pPr>
+      <w:r>
+        <w:rPr>
+          <w:b w:val="0"/>
+        </w:rPr>
+        <w:t>Limit: These quadratic paths explain step size. Real nonconvex networks can have more complicated rate behaviour.</w:t>
+      </w:r>
+    </w:p>
+    <w:p>
+      <w:pPr>
+        <w:spacing w:line="336" w:lineRule="auto" w:after="180"/>
+        <w:shd w:fill="F5F1FB"/>
+      </w:pPr>
+      <w:r>
+        <w:rPr>
+          <w:b w:val="0"/>
+        </w:rPr>
+        <w:t>Explain the case, then point to a limit on the claim.</w:t>
+      </w:r>
+    </w:p>
+    <w:p>
+      <w:pPr>
+        <w:pStyle w:val="Heading3"/>
+      </w:pPr>
+      <w:r>
+        <w:t>06. Make the idea visible in your project</w:t>
+      </w:r>
+    </w:p>
+    <w:p>
+      <w:r>
+        <w:drawing>
+          <wp:inline xmlns:a="http://schemas.openxmlformats.org/drawingml/2006/main" xmlns:pic="http://schemas.openxmlformats.org/drawingml/2006/picture">
+            <wp:extent cx="5486400" cy="3681984"/>
+            <wp:docPr id="7" name="Picture 7" descr="For your Image-pattern Network Investigation, save the input, procedure, observed result and limitation of this check. Label this worked example as practice; use a different, previously unreviewed case when checking independent understanding. Draw your input, deciding step, result and limit. Supported question: What should a fair rate comparison hold fixed? Point to the relevant step in the picture, then write the changed result and the rule or evidence that supports it."/>
+            <wp:cNvGraphicFramePr>
+              <a:graphicFrameLocks noChangeAspect="1"/>
+            </wp:cNvGraphicFramePr>
+            <a:graphic>
+              <a:graphicData uri="http://schemas.openxmlformats.org/drawingml/2006/picture">
+                <pic:pic>
+                  <pic:nvPicPr>
+                    <pic:cNvPr id="0" name="academy-story-ai-5-14-06.png"/>
+                    <pic:cNvPicPr/>
+                  </pic:nvPicPr>
+                  <pic:blipFill>
+                    <a:blip r:embed="rId15"/>
+                    <a:stretch>
+                      <a:fillRect/>
+                    </a:stretch>
+                  </pic:blipFill>
+                  <pic:spPr>
+                    <a:xfrm>
+                      <a:off x="0" y="0"/>
+                      <a:ext cx="5486400" cy="3681984"/>
+                    </a:xfrm>
+                    <a:prstGeom prst="rect"/>
+                  </pic:spPr>
+                </pic:pic>
+              </a:graphicData>
+            </a:graphic>
+          </wp:inline>
+        </w:drawing>
+      </w:r>
+    </w:p>
+    <w:p>
+      <w:pPr>
+        <w:spacing w:line="336" w:lineRule="auto" w:after="180"/>
+      </w:pPr>
+      <w:r>
+        <w:rPr>
+          <w:b w:val="0"/>
+        </w:rPr>
+        <w:t xml:space="preserve">For your Image-pattern Network Investigation, save the </w:t>
+      </w:r>
+      <w:r>
+        <w:rPr>
+          <w:b/>
+        </w:rPr>
+        <w:t>input</w:t>
+      </w:r>
+      <w:r>
+        <w:rPr>
+          <w:b w:val="0"/>
+        </w:rPr>
+        <w:t>, procedure, observed result and limitation of this check.</w:t>
+      </w:r>
+    </w:p>
+    <w:p>
+      <w:pPr>
+        <w:spacing w:line="336" w:lineRule="auto" w:after="180"/>
+      </w:pPr>
+      <w:r>
+        <w:rPr>
+          <w:b w:val="0"/>
+        </w:rPr>
+        <w:t xml:space="preserve">Label this worked example as practice; use a different, previously unreviewed case when checking independent understanding. Draw your </w:t>
+      </w:r>
+      <w:r>
+        <w:rPr>
+          <w:b/>
+        </w:rPr>
+        <w:t>input</w:t>
+      </w:r>
+      <w:r>
+        <w:rPr>
+          <w:b w:val="0"/>
+        </w:rPr>
+        <w:t>, deciding step, result and limit.</w:t>
+      </w:r>
+    </w:p>
+    <w:p>
+      <w:pPr>
+        <w:spacing w:line="336" w:lineRule="auto" w:after="180"/>
+      </w:pPr>
+      <w:r>
+        <w:rPr>
+          <w:b w:val="0"/>
+        </w:rPr>
+        <w:t xml:space="preserve">Supported question: What should a fair rate comparison hold fixed? Point to the relevant step in the picture, then write the changed result and the rule or </w:t>
+      </w:r>
+      <w:r>
+        <w:rPr>
+          <w:b/>
+        </w:rPr>
+        <w:t>evidence</w:t>
+      </w:r>
+      <w:r>
+        <w:rPr>
+          <w:b w:val="0"/>
+        </w:rPr>
+        <w:t xml:space="preserve"> that supports it.</w:t>
+      </w:r>
+    </w:p>
+    <w:p>
+      <w:pPr>
+        <w:spacing w:line="336" w:lineRule="auto" w:after="180"/>
+        <w:shd w:fill="F5F1FB"/>
+      </w:pPr>
+      <w:r>
+        <w:rPr>
+          <w:b w:val="0"/>
+        </w:rPr>
+        <w:t xml:space="preserve">Draw your project trace and justify the deciding step using </w:t>
+      </w:r>
+      <w:r>
+        <w:rPr>
+          <w:b/>
+        </w:rPr>
+        <w:t>evidence</w:t>
+      </w:r>
+      <w:r>
+        <w:rPr>
+          <w:b w:val="0"/>
+        </w:rPr>
+        <w:t>.</w:t>
       </w:r>
     </w:p>
     <w:sectPr>

--- a/downloads/student/ai-5-week-14.docx
+++ b/downloads/student/ai-5-week-14.docx
@@ -1052,7 +1052,7 @@
         <w:rPr>
           <w:b w:val="0"/>
         </w:rPr>
-        <w:t>Reason: The update alternates across4 without reducing the initial loss.</w:t>
+        <w:t>Reason: The update alternates across 4 without reducing the initial loss.</w:t>
       </w:r>
     </w:p>
     <w:p>
@@ -1487,7 +1487,7 @@
         <w:rPr>
           <w:b w:val="0"/>
         </w:rPr>
-        <w:t>Loss J(a)=(a-4)²; gradient 2(a-4); start a =  = 0. Compare two updates at rates0.25 and 0.75.</w:t>
+        <w:t>Loss J(a)=(a-4)²; gradient 2(a-4); start a = 0. Compare two updates at rates 0.25 and 0.75.</w:t>
       </w:r>
     </w:p>
     <w:p>
@@ -1527,7 +1527,7 @@
         <w:drawing>
           <wp:inline xmlns:a="http://schemas.openxmlformats.org/drawingml/2006/main" xmlns:pic="http://schemas.openxmlformats.org/drawingml/2006/picture">
             <wp:extent cx="5486400" cy="5185229"/>
-            <wp:docPr id="1" name="Picture 1" descr="Learning rate experiments. Rate0.25: First a = 2, loss 4; second a = 3, loss 1.. Rate0.75: First a = 6, loss 4; second a = 3, loss 1.. Inspect paths: Both end at 3 and loss 1; larger rate crosses the optimum while smaller rate stays below it."/>
+            <wp:docPr id="1" name="Picture 1" descr="Learning rate experiments. Rate 0.25: First a = 2, loss 4; second a = 3, loss 1.. Rate 0.75: First a = 6, loss 4; second a = 3, loss 1.. Inspect paths: Both end at 3 and loss 1; larger rate crosses the optimum while smaller rate stays below it."/>
             <wp:cNvGraphicFramePr>
               <a:graphicFrameLocks noChangeAspect="1"/>
             </wp:cNvGraphicFramePr>
@@ -1608,7 +1608,7 @@
           </w:tcPr>
           <w:p>
             <w:r>
-              <w:t>1. Rate0.25</w:t>
+              <w:t>1. Rate 0.25</w:t>
             </w:r>
           </w:p>
         </w:tc>
@@ -1630,7 +1630,7 @@
           </w:tcPr>
           <w:p>
             <w:r>
-              <w:t>2. Rate0.75</w:t>
+              <w:t>2. Rate 0.75</w:t>
             </w:r>
           </w:p>
         </w:tc>
@@ -3955,7 +3955,7 @@
         <w:rPr>
           <w:b w:val="0"/>
         </w:rPr>
-        <w:t>2. Rate0.25</w:t>
+        <w:t>2. Rate 0.25</w:t>
       </w:r>
     </w:p>
     <w:p>
@@ -3967,7 +3967,7 @@
         <w:rPr>
           <w:b w:val="0"/>
         </w:rPr>
-        <w:t>3. Rate0.75</w:t>
+        <w:t>3. Rate 0.75</w:t>
       </w:r>
     </w:p>
     <w:p>
@@ -4225,7 +4225,7 @@
         <w:rPr>
           <w:b w:val="0"/>
         </w:rPr>
-        <w:t>After your attempt, compare with the supported explanation: Its path is 8 then 0, with loss 16 at both steps. The update alternates across4 without reducing the initial loss.</w:t>
+        <w:t>After your attempt, compare with the supported explanation: Its path is 8 then 0, with loss 16 at both steps. The update alternates across 4 without reducing the initial loss.</w:t>
       </w:r>
     </w:p>
     <w:p>
@@ -4484,7 +4484,7 @@
         <w:drawing>
           <wp:inline xmlns:a="http://schemas.openxmlformats.org/drawingml/2006/main" xmlns:pic="http://schemas.openxmlformats.org/drawingml/2006/picture">
             <wp:extent cx="5486400" cy="2990088"/>
-            <wp:docPr id="2" name="Picture 2" descr="Compare learning rates with identical starting loss and update counts. Supplied facts: Loss J(a)=(a-4)²; gradient 2(a-4); start a =  = 0. Compare two updates at rates0.25 and 0.75. All inputs and outcomes in this worked example are invented classroom data; no real model run is claimed."/>
+            <wp:docPr id="2" name="Picture 2" descr="Compare learning rates with identical starting loss and update counts. Supplied facts: Loss J(a)=(a-4)²; gradient 2(a-4); start a = 0. Compare two updates at rates 0.25 and 0.75. All inputs and outcomes in this worked example are invented classroom data; no real model run is claimed."/>
             <wp:cNvGraphicFramePr>
               <a:graphicFrameLocks noChangeAspect="1"/>
             </wp:cNvGraphicFramePr>
@@ -4535,7 +4535,7 @@
         <w:rPr>
           <w:b w:val="0"/>
         </w:rPr>
-        <w:t>s with identical starting loss and update counts. Supplied facts: Loss J(a)=(a-4)²; gradient 2(a-4); start a =  = 0. Compare two updates at rates0.25 and 0.75.</w:t>
+        <w:t>s with identical starting loss and update counts. Supplied facts: Loss J(a)=(a-4)²; gradient 2(a-4); start a = 0. Compare two updates at rates 0.25 and 0.75.</w:t>
       </w:r>
     </w:p>
     <w:p>
@@ -4586,7 +4586,7 @@
         <w:drawing>
           <wp:inline xmlns:a="http://schemas.openxmlformats.org/drawingml/2006/main" xmlns:pic="http://schemas.openxmlformats.org/drawingml/2006/picture">
             <wp:extent cx="5486400" cy="3337560"/>
-            <wp:docPr id="3" name="Picture 3" descr="Rate0.25: First a = 2, loss 4; second a = 3, loss 1. → Rate0.75: First a = 6, loss 4; second a = 3, loss 1. → Inspect paths: Both end at 3 and loss 1; larger rate crosses the optimum while smaller rate stays below it."/>
+            <wp:docPr id="3" name="Picture 3" descr="Rate 0.25: First a = 2, loss 4; second a = 3, loss 1. → Rate 0.75: First a = 6, loss 4; second a = 3, loss 1. → Inspect paths: Both end at 3 and loss 1; larger rate crosses the optimum while smaller rate stays below it."/>
             <wp:cNvGraphicFramePr>
               <a:graphicFrameLocks noChangeAspect="1"/>
             </wp:cNvGraphicFramePr>
@@ -4625,7 +4625,7 @@
         <w:rPr>
           <w:b w:val="0"/>
         </w:rPr>
-        <w:t>Rate0.25: First a = 2, loss 4; second a = 3, loss 1. → Rate0.75: First a = 6, loss 4; second a = 3, loss 1. → Inspect paths: Both end at 3 and loss 1; larger rate crosses the optimum while smaller rate stays below it.</w:t>
+        <w:t>Rate 0.25: First a = 2, loss 4; second a = 3, loss 1. → Rate 0.75: First a = 6, loss 4; second a = 3, loss 1. → Inspect paths: Both end at 3 and loss 1; larger rate crosses the optimum while smaller rate stays below it.</w:t>
       </w:r>
     </w:p>
     <w:p>
@@ -4732,7 +4732,7 @@
         <w:drawing>
           <wp:inline xmlns:a="http://schemas.openxmlformats.org/drawingml/2006/main" xmlns:pic="http://schemas.openxmlformats.org/drawingml/2006/picture">
             <wp:extent cx="5486400" cy="3041904"/>
-            <wp:docPr id="5" name="Picture 5" descr="Original case: Both end at 3 and loss 1; larger rate crosses the optimum while smaller rate stays below it. Changed condition: Add a rate 1 run from a = 0. Expected result: Its path is 8 then 0, with loss 16 at both steps. Reason: The update alternates across4 without reducing the initial loss."/>
+            <wp:docPr id="5" name="Picture 5" descr="Original case: Both end at 3 and loss 1; larger rate crosses the optimum while smaller rate stays below it. Changed condition: Add a rate 1 run from a = 0. Expected result: Its path is 8 then 0, with loss 16 at both steps. Reason: The update alternates across 4 without reducing the initial loss."/>
             <wp:cNvGraphicFramePr>
               <a:graphicFrameLocks noChangeAspect="1"/>
             </wp:cNvGraphicFramePr>
@@ -4782,7 +4782,7 @@
         <w:rPr>
           <w:b w:val="0"/>
         </w:rPr>
-        <w:t>Reason: The update alternates across4 without reducing the initial loss.</w:t>
+        <w:t>Reason: The update alternates across 4 without reducing the initial loss.</w:t>
       </w:r>
     </w:p>
     <w:p>

--- a/downloads/student/ai-5-week-14.docx
+++ b/downloads/student/ai-5-week-14.docx
@@ -25,12 +25,17 @@
         <w:pStyle w:val="Heading1"/>
       </w:pPr>
       <w:r>
-        <w:t>Before you start</w:t>
-      </w:r>
-    </w:p>
-    <w:p>
-      <w:r>
-        <w:t>Why can equal epochs give different update counts when batch size changes?</w:t>
+        <w:t>Restart the same state. Change one rate. Keep every curve.</w:t>
+      </w:r>
+    </w:p>
+    <w:p>
+      <w:r>
+        <w:t>Explain rate-dependent paths with complete controlled parameter and loss evidence.</w:t>
+      </w:r>
+    </w:p>
+    <w:p>
+      <w:r>
+        <w:t>Full protocol → five complete trajectories and graphs → pictured matching endpoints → bound/scaling/control probes → independent new objective.</w:t>
       </w:r>
     </w:p>
     <w:p>
@@ -38,20 +43,20 @@
         <w:pStyle w:val="Heading1"/>
       </w:pPr>
       <w:r>
-        <w:t>01. Your mission</w:t>
-      </w:r>
-    </w:p>
-    <w:p>
-      <w:r>
-        <w:t>Start with the target: Run a controlled comparison of learning rates. Try the recall before opening notes.</w:t>
-      </w:r>
-    </w:p>
-    <w:p>
-      <w:pPr>
-        <w:pStyle w:val="Heading3"/>
-      </w:pPr>
-      <w:r>
-        <w:t>Your learning target</w:t>
+        <w:t>01. Did only the learning rate change?</w:t>
+      </w:r>
+    </w:p>
+    <w:p>
+      <w:r>
+        <w:t>Restart the same state and retain every parameter and loss value.</w:t>
+      </w:r>
+    </w:p>
+    <w:p>
+      <w:pPr>
+        <w:pStyle w:val="Heading2"/>
+      </w:pPr>
+      <w:r>
+        <w:t>Learning goals</w:t>
       </w:r>
     </w:p>
     <w:p>
@@ -137,10 +142,10 @@
     </w:p>
     <w:p>
       <w:pPr>
-        <w:pStyle w:val="Heading3"/>
-      </w:pPr>
-      <w:r>
-        <w:t>Remember before reading</w:t>
+        <w:pStyle w:val="Heading2"/>
+      </w:pPr>
+      <w:r>
+        <w:t>Retrieve update timing and budgets</w:t>
       </w:r>
     </w:p>
     <w:p>
@@ -212,6 +217,100 @@
     </w:p>
     <w:p>
       <w:pPr>
+        <w:pStyle w:val="Heading2"/>
+      </w:pPr>
+      <w:r>
+        <w:t>Prerequisite and starting response</w:t>
+      </w:r>
+    </w:p>
+    <w:p>
+      <w:pPr>
+        <w:pStyle w:val="ListBullet"/>
+      </w:pPr>
+      <w:r>
+        <w:t>Why can equal epochs give different update counts when batch size changes?</w:t>
+      </w:r>
+    </w:p>
+    <w:p>
+      <w:pPr>
+        <w:pStyle w:val="Heading3"/>
+      </w:pPr>
+      <w:r>
+        <w:t>My starting explanation</w:t>
+      </w:r>
+    </w:p>
+    <w:p>
+      <w:r>
+        <w:t>________________________________________________________________</w:t>
+      </w:r>
+    </w:p>
+    <w:p>
+      <w:r>
+        <w:t>________________________________________________________________</w:t>
+      </w:r>
+    </w:p>
+    <w:p>
+      <w:r>
+        <w:t>________________________________________________________________</w:t>
+      </w:r>
+    </w:p>
+    <w:p>
+      <w:pPr>
+        <w:pStyle w:val="Heading2"/>
+      </w:pPr>
+      <w:r>
+        <w:t>End goal</w:t>
+      </w:r>
+    </w:p>
+    <w:p>
+      <w:pPr>
+        <w:spacing w:line="336" w:lineRule="auto" w:after="180"/>
+      </w:pPr>
+      <w:r>
+        <w:rPr>
+          <w:b w:val="0"/>
+        </w:rPr>
+        <w:t xml:space="preserve">By the end, I can explain </w:t>
+      </w:r>
+      <w:r>
+        <w:rPr>
+          <w:b/>
+        </w:rPr>
+        <w:t>learning rate</w:t>
+      </w:r>
+      <w:r>
+        <w:rPr>
+          <w:b w:val="0"/>
+        </w:rPr>
+        <w:t xml:space="preserve"> experiments using a traced example and a stated limitation.</w:t>
+      </w:r>
+    </w:p>
+    <w:p>
+      <w:pPr>
+        <w:pStyle w:val="Heading2"/>
+      </w:pPr>
+      <w:r>
+        <w:t>Earlier wording, alternatives and picture transcripts · reference / check after trying</w:t>
+      </w:r>
+    </w:p>
+    <w:p>
+      <w:pPr>
+        <w:pStyle w:val="Heading3"/>
+      </w:pPr>
+      <w:r>
+        <w:t>Your learning target</w:t>
+      </w:r>
+    </w:p>
+    <w:p>
+      <w:pPr>
+        <w:pStyle w:val="Heading3"/>
+      </w:pPr>
+      <w:r>
+        <w:t>Remember before reading</w:t>
+      </w:r>
+    </w:p>
+    <w:p>
+      <w:pPr>
         <w:spacing w:line="336" w:lineRule="auto" w:after="180"/>
       </w:pPr>
       <w:r>
@@ -312,81 +411,31 @@
     </w:p>
     <w:p>
       <w:pPr>
-        <w:spacing w:line="336" w:lineRule="auto" w:after="180"/>
-        <w:shd w:fill="F5F1FB"/>
-      </w:pPr>
-      <w:r>
-        <w:rPr>
-          <w:b w:val="0"/>
-        </w:rPr>
-        <w:t>Why can equal epochs give different update counts when batch size changes?</w:t>
-      </w:r>
-    </w:p>
-    <w:p>
-      <w:pPr>
         <w:pStyle w:val="Heading3"/>
       </w:pPr>
       <w:r>
-        <w:t>My starting explanation</w:t>
-      </w:r>
-    </w:p>
-    <w:p>
-      <w:r>
-        <w:t>________________________________________________________________</w:t>
-      </w:r>
-    </w:p>
-    <w:p>
-      <w:r>
-        <w:t>________________________________________________________________</w:t>
-      </w:r>
-    </w:p>
-    <w:p>
-      <w:r>
-        <w:t>________________________________________________________________</w:t>
-      </w:r>
-    </w:p>
-    <w:p>
-      <w:pPr>
-        <w:pStyle w:val="Heading3"/>
-      </w:pPr>
-      <w:r>
         <w:t>This week’s end goal</w:t>
       </w:r>
     </w:p>
     <w:p>
       <w:pPr>
-        <w:spacing w:line="336" w:lineRule="auto" w:after="180"/>
-      </w:pPr>
-      <w:r>
-        <w:rPr>
-          <w:b w:val="0"/>
-        </w:rPr>
-        <w:t xml:space="preserve">By the end, I can explain </w:t>
-      </w:r>
-      <w:r>
-        <w:rPr>
-          <w:b/>
-        </w:rPr>
-        <w:t>learning rate</w:t>
-      </w:r>
-      <w:r>
-        <w:rPr>
-          <w:b w:val="0"/>
-        </w:rPr>
-        <w:t xml:space="preserve"> experiments using a traced example and a stated limitation.</w:t>
-      </w:r>
-    </w:p>
-    <w:p>
-      <w:pPr>
         <w:pStyle w:val="Heading1"/>
       </w:pPr>
       <w:r>
-        <w:t>02. Notice the evidence</w:t>
-      </w:r>
-    </w:p>
-    <w:p>
-      <w:r>
-        <w:t>Investigate the supplied Learning rate experiments case. Separate observations, given facts and assumptions before choosing an explanation.</w:t>
+        <w:t>02. Run five rates under one fully specified protocol</w:t>
+      </w:r>
+    </w:p>
+    <w:p>
+      <w:r>
+        <w:t>Same two training pairs,same mean objective,same start and four full-data updates.</w:t>
+      </w:r>
+    </w:p>
+    <w:p>
+      <w:pPr>
+        <w:pStyle w:val="Heading2"/>
+      </w:pPr>
+      <w:r>
+        <w:t>Complete restricted-network experiment</w:t>
       </w:r>
     </w:p>
     <w:p>
@@ -455,6 +504,14 @@
           <w:b w:val="0"/>
         </w:rPr>
         <w:t>This small quadratic lets us explain each result rather than treating the rate as a magic setting.</w:t>
+      </w:r>
+    </w:p>
+    <w:p>
+      <w:pPr>
+        <w:pStyle w:val="Heading2"/>
+      </w:pPr>
+      <w:r>
+        <w:t>Complete first/fourth-state comparison</w:t>
       </w:r>
     </w:p>
     <w:tbl>
@@ -727,6 +784,14 @@
     </w:tbl>
     <w:p>
       <w:pPr>
+        <w:pStyle w:val="Heading2"/>
+      </w:pPr>
+      <w:r>
+        <w:t>Keep the one-step optimum scoped to this quadratic</w:t>
+      </w:r>
+    </w:p>
+    <w:p>
+      <w:pPr>
         <w:spacing w:line="336" w:lineRule="auto" w:after="180"/>
       </w:pPr>
       <w:r>
@@ -750,6 +815,14 @@
     </w:p>
     <w:p>
       <w:pPr>
+        <w:pStyle w:val="Heading2"/>
+      </w:pPr>
+      <w:r>
+        <w:t>Name supplied and missing facts</w:t>
+      </w:r>
+    </w:p>
+    <w:p>
+      <w:pPr>
         <w:pStyle w:val="Heading3"/>
       </w:pPr>
       <w:r>
@@ -776,12 +849,20 @@
         <w:pStyle w:val="Heading1"/>
       </w:pPr>
       <w:r>
-        <w:t>03. See how it works</w:t>
-      </w:r>
-    </w:p>
-    <w:p>
-      <w:r>
-        <w:t>Follow the mechanism for Learning rate experiments. Connect each labelled input, deciding step and result.</w:t>
+        <w:t>03. Read complete paths rather than only the final score</w:t>
+      </w:r>
+    </w:p>
+    <w:p>
+      <w:r>
+        <w:t>A sign-changing distance can shrink,stay the same or grow.</w:t>
+      </w:r>
+    </w:p>
+    <w:p>
+      <w:pPr>
+        <w:pStyle w:val="Heading2"/>
+      </w:pPr>
+      <w:r>
+        <w:t>Derive the signed-distance recurrence</w:t>
       </w:r>
     </w:p>
     <w:p>
@@ -804,6 +885,398 @@
           <w:b w:val="0"/>
         </w:rPr>
         <w:t>At rate 0.3 it is -0.5: distance changes sign and halves. Both can reduce loss.</w:t>
+      </w:r>
+    </w:p>
+    <w:p>
+      <w:pPr>
+        <w:pStyle w:val="Heading2"/>
+      </w:pPr>
+      <w:r>
+        <w:t>Every logged parameter and loss state</w:t>
+      </w:r>
+    </w:p>
+    <w:tbl>
+      <w:tblPr>
+        <w:tblStyle w:val="LightShading-Accent1"/>
+        <w:tblW w:type="auto" w:w="0"/>
+        <w:tblLook w:firstColumn="1" w:firstRow="1" w:lastColumn="0" w:lastRow="0" w:noHBand="0" w:noVBand="1" w:val="04A0"/>
+      </w:tblPr>
+      <w:tblGrid>
+        <w:gridCol w:w="2556"/>
+        <w:gridCol w:w="2556"/>
+        <w:gridCol w:w="2556"/>
+        <w:gridCol w:w="2556"/>
+      </w:tblGrid>
+      <w:tr>
+        <w:trPr>
+          <w:tblHeader/>
+        </w:trPr>
+        <w:tc>
+          <w:tcPr>
+            <w:tcW w:type="dxa" w:w="2556"/>
+          </w:tcPr>
+          <w:p>
+            <w:r>
+              <w:t>Rate</w:t>
+            </w:r>
+          </w:p>
+        </w:tc>
+        <w:tc>
+          <w:tcPr>
+            <w:tcW w:type="dxa" w:w="2556"/>
+          </w:tcPr>
+          <w:p>
+            <w:r>
+              <w:t>All five parameter states(0–4 updates)</w:t>
+            </w:r>
+          </w:p>
+        </w:tc>
+        <w:tc>
+          <w:tcPr>
+            <w:tcW w:type="dxa" w:w="2556"/>
+          </w:tcPr>
+          <w:p>
+            <w:r>
+              <w:t>All five training MSEs</w:t>
+            </w:r>
+          </w:p>
+        </w:tc>
+        <w:tc>
+          <w:tcPr>
+            <w:tcW w:type="dxa" w:w="2556"/>
+          </w:tcPr>
+          <w:p>
+            <w:r>
+              <w:t>Distance multiplier 1−5 rate</w:t>
+            </w:r>
+          </w:p>
+        </w:tc>
+      </w:tr>
+      <w:tr>
+        <w:tc>
+          <w:tcPr>
+            <w:tcW w:type="dxa" w:w="2556"/>
+          </w:tcPr>
+          <w:p>
+            <w:r>
+              <w:t>0.05</w:t>
+            </w:r>
+          </w:p>
+        </w:tc>
+        <w:tc>
+          <w:tcPr>
+            <w:tcW w:type="dxa" w:w="2556"/>
+          </w:tcPr>
+          <w:p>
+            <w:r>
+              <w:t>[0.0, 0.5, 0.875, 1.15625, 1.3671875]</w:t>
+            </w:r>
+          </w:p>
+        </w:tc>
+        <w:tc>
+          <w:tcPr>
+            <w:tcW w:type="dxa" w:w="2556"/>
+          </w:tcPr>
+          <w:p>
+            <w:r>
+              <w:t>[10.0, 5.625, 3.1640625, 1.77978515625, 1.001129150390625]</w:t>
+            </w:r>
+          </w:p>
+        </w:tc>
+        <w:tc>
+          <w:tcPr>
+            <w:tcW w:type="dxa" w:w="2556"/>
+          </w:tcPr>
+          <w:p>
+            <w:r>
+              <w:t>0.75</w:t>
+            </w:r>
+          </w:p>
+        </w:tc>
+      </w:tr>
+      <w:tr>
+        <w:tc>
+          <w:tcPr>
+            <w:tcW w:type="dxa" w:w="2556"/>
+          </w:tcPr>
+          <w:p>
+            <w:r>
+              <w:t>0.2</w:t>
+            </w:r>
+          </w:p>
+        </w:tc>
+        <w:tc>
+          <w:tcPr>
+            <w:tcW w:type="dxa" w:w="2556"/>
+          </w:tcPr>
+          <w:p>
+            <w:r>
+              <w:t>[0.0, 2.0, 2.0, 2.0, 2.0]</w:t>
+            </w:r>
+          </w:p>
+        </w:tc>
+        <w:tc>
+          <w:tcPr>
+            <w:tcW w:type="dxa" w:w="2556"/>
+          </w:tcPr>
+          <w:p>
+            <w:r>
+              <w:t>[10.0, 0.0, 0.0, 0.0, 0.0]</w:t>
+            </w:r>
+          </w:p>
+        </w:tc>
+        <w:tc>
+          <w:tcPr>
+            <w:tcW w:type="dxa" w:w="2556"/>
+          </w:tcPr>
+          <w:p>
+            <w:r>
+              <w:t>0.0</w:t>
+            </w:r>
+          </w:p>
+        </w:tc>
+      </w:tr>
+      <w:tr>
+        <w:tc>
+          <w:tcPr>
+            <w:tcW w:type="dxa" w:w="2556"/>
+          </w:tcPr>
+          <w:p>
+            <w:r>
+              <w:t>0.3</w:t>
+            </w:r>
+          </w:p>
+        </w:tc>
+        <w:tc>
+          <w:tcPr>
+            <w:tcW w:type="dxa" w:w="2556"/>
+          </w:tcPr>
+          <w:p>
+            <w:r>
+              <w:t>[0.0, 3.0, 1.5, 2.25, 1.875]</w:t>
+            </w:r>
+          </w:p>
+        </w:tc>
+        <w:tc>
+          <w:tcPr>
+            <w:tcW w:type="dxa" w:w="2556"/>
+          </w:tcPr>
+          <w:p>
+            <w:r>
+              <w:t>[10.0, 2.5, 0.625, 0.15625, 0.0390625]</w:t>
+            </w:r>
+          </w:p>
+        </w:tc>
+        <w:tc>
+          <w:tcPr>
+            <w:tcW w:type="dxa" w:w="2556"/>
+          </w:tcPr>
+          <w:p>
+            <w:r>
+              <w:t>-0.5</w:t>
+            </w:r>
+          </w:p>
+        </w:tc>
+      </w:tr>
+      <w:tr>
+        <w:tc>
+          <w:tcPr>
+            <w:tcW w:type="dxa" w:w="2556"/>
+          </w:tcPr>
+          <w:p>
+            <w:r>
+              <w:t>0.4</w:t>
+            </w:r>
+          </w:p>
+        </w:tc>
+        <w:tc>
+          <w:tcPr>
+            <w:tcW w:type="dxa" w:w="2556"/>
+          </w:tcPr>
+          <w:p>
+            <w:r>
+              <w:t>[0.0, 4.0, 0.0, 4.0, 0.0]</w:t>
+            </w:r>
+          </w:p>
+        </w:tc>
+        <w:tc>
+          <w:tcPr>
+            <w:tcW w:type="dxa" w:w="2556"/>
+          </w:tcPr>
+          <w:p>
+            <w:r>
+              <w:t>[10.0, 10.0, 10.0, 10.0, 10.0]</w:t>
+            </w:r>
+          </w:p>
+        </w:tc>
+        <w:tc>
+          <w:tcPr>
+            <w:tcW w:type="dxa" w:w="2556"/>
+          </w:tcPr>
+          <w:p>
+            <w:r>
+              <w:t>-1.0</w:t>
+            </w:r>
+          </w:p>
+        </w:tc>
+      </w:tr>
+      <w:tr>
+        <w:tc>
+          <w:tcPr>
+            <w:tcW w:type="dxa" w:w="2556"/>
+          </w:tcPr>
+          <w:p>
+            <w:r>
+              <w:t>0.5</w:t>
+            </w:r>
+          </w:p>
+        </w:tc>
+        <w:tc>
+          <w:tcPr>
+            <w:tcW w:type="dxa" w:w="2556"/>
+          </w:tcPr>
+          <w:p>
+            <w:r>
+              <w:t>[0.0, 5.0, -2.5, 8.75, -8.125]</w:t>
+            </w:r>
+          </w:p>
+        </w:tc>
+        <w:tc>
+          <w:tcPr>
+            <w:tcW w:type="dxa" w:w="2556"/>
+          </w:tcPr>
+          <w:p>
+            <w:r>
+              <w:t>[10.0, 22.5, 50.625, 113.90625, 256.2890625]</w:t>
+            </w:r>
+          </w:p>
+        </w:tc>
+        <w:tc>
+          <w:tcPr>
+            <w:tcW w:type="dxa" w:w="2556"/>
+          </w:tcPr>
+          <w:p>
+            <w:r>
+              <w:t>-1.5</w:t>
+            </w:r>
+          </w:p>
+        </w:tc>
+      </w:tr>
+    </w:tbl>
+    <w:p>
+      <w:pPr>
+        <w:pStyle w:val="Heading2"/>
+      </w:pPr>
+      <w:r>
+        <w:t>Labelled controlled parameter/loss curves</w:t>
+      </w:r>
+    </w:p>
+    <w:p>
+      <w:r>
+        <w:drawing>
+          <wp:inline xmlns:a="http://schemas.openxmlformats.org/drawingml/2006/main" xmlns:pic="http://schemas.openxmlformats.org/drawingml/2006/picture">
+            <wp:extent cx="5000819" cy="3200400"/>
+            <wp:docPr id="1" name="Picture 1" descr="Four panels plot exact saved five-state runs. Rates0.05,0.2,0.3reduce training MSE;0.3crosses the optimum while shrinking. Rate0.4alternates v0/4with MSE10unchanged. Rate0.5alternates with growing distance and MSE10to256.2890625. Upper panels show parameter vwith horizontal reference at2;lower panels show MSEwith different vertical ranges."/>
+            <wp:cNvGraphicFramePr>
+              <a:graphicFrameLocks noChangeAspect="1"/>
+            </wp:cNvGraphicFramePr>
+            <a:graphic>
+              <a:graphicData uri="http://schemas.openxmlformats.org/drawingml/2006/picture">
+                <pic:pic>
+                  <pic:nvPicPr>
+                    <pic:cNvPr id="0" name="ai-5-14-controlled-rates.png"/>
+                    <pic:cNvPicPr/>
+                  </pic:nvPicPr>
+                  <pic:blipFill>
+                    <a:blip r:embed="rId9"/>
+                    <a:stretch>
+                      <a:fillRect/>
+                    </a:stretch>
+                  </pic:blipFill>
+                  <pic:spPr>
+                    <a:xfrm>
+                      <a:off x="0" y="0"/>
+                      <a:ext cx="5000819" cy="3200400"/>
+                    </a:xfrm>
+                    <a:prstGeom prst="rect"/>
+                  </pic:spPr>
+                </pic:pic>
+              </a:graphicData>
+            </a:graphic>
+          </wp:inline>
+        </w:drawing>
+      </w:r>
+    </w:p>
+    <w:p>
+      <w:pPr>
+        <w:pStyle w:val="Heading2"/>
+      </w:pPr>
+      <w:r>
+        <w:t>Curve provenance and helper contract</w:t>
+      </w:r>
+    </w:p>
+    <w:p>
+      <w:pPr>
+        <w:spacing w:line="336" w:lineRule="auto" w:after="180"/>
+      </w:pPr>
+      <w:r>
+        <w:rPr>
+          <w:b w:val="0"/>
+        </w:rPr>
+        <w:t>The saved curves are computed from the exact declared update v←v−rate×5(v−2), starting 0 and logging states 0 through4. They are reproducible toy calculations, not measurements from a real neural training service. Write d=v−2:each step multiplies d by1−5 rate and multiplies loss by its square. Crossing sides can still shrink the distance.</w:t>
+      </w:r>
+    </w:p>
+    <w:p>
+      <w:pPr>
+        <w:spacing w:line="336" w:lineRule="auto" w:after="180"/>
+      </w:pPr>
+      <w:r>
+        <w:rPr>
+          <w:b w:val="0"/>
+        </w:rPr>
+        <w:t>The numerical helper assumes finite rate and a nonnegative integer update count; it does not validate them or choose a rate for an unseen task.</w:t>
+      </w:r>
+    </w:p>
+    <w:p>
+      <w:pPr>
+        <w:spacing w:line="336" w:lineRule="auto" w:after="180"/>
+      </w:pPr>
+      <w:r>
+        <w:rPr>
+          <w:b w:val="0"/>
+        </w:rPr>
+        <w:t>The helper assumes a finite rate and nonnegative integer update count. Its five logged states include the initial value.</w:t>
+      </w:r>
+    </w:p>
+    <w:p>
+      <w:pPr>
+        <w:spacing w:line="336" w:lineRule="auto" w:after="180"/>
+      </w:pPr>
+      <w:r>
+        <w:rPr>
+          <w:b w:val="0"/>
+        </w:rPr>
+        <w:t xml:space="preserve">At 0.3 the parameter sequence is [0, 3, 1.5, 2.25, 1.875] and loss is [10, 2.5, 0.625, 0.15625, 0.0390625]. Crossing the minimum does not itself mean </w:t>
+      </w:r>
+      <w:r>
+        <w:rPr>
+          <w:b/>
+        </w:rPr>
+        <w:t>training</w:t>
+      </w:r>
+      <w:r>
+        <w:rPr>
+          <w:b w:val="0"/>
+        </w:rPr>
+        <w:t xml:space="preserve"> failed.</w:t>
+      </w:r>
+    </w:p>
+    <w:p>
+      <w:pPr>
+        <w:pStyle w:val="Heading2"/>
+      </w:pPr>
+      <w:r>
+        <w:t>Complete runnable rate experiment</w:t>
       </w:r>
     </w:p>
     <w:p>
@@ -840,44 +1313,10 @@
     </w:p>
     <w:p>
       <w:pPr>
-        <w:spacing w:line="336" w:lineRule="auto" w:after="180"/>
-      </w:pPr>
-      <w:r>
-        <w:rPr>
-          <w:b w:val="0"/>
-        </w:rPr>
-        <w:t>The helper assumes a finite rate and nonnegative integer update count. Its five logged states include the initial value.</w:t>
-      </w:r>
-    </w:p>
-    <w:p>
-      <w:pPr>
-        <w:spacing w:line="336" w:lineRule="auto" w:after="180"/>
-      </w:pPr>
-      <w:r>
-        <w:rPr>
-          <w:b w:val="0"/>
-        </w:rPr>
-        <w:t xml:space="preserve">At 0.3 the parameter sequence is [0, 3, 1.5, 2.25, 1.875] and loss is [10, 2.5, 0.625, 0.15625, 0.0390625]. Crossing the minimum does not itself mean </w:t>
-      </w:r>
-      <w:r>
-        <w:rPr>
-          <w:b/>
-        </w:rPr>
-        <w:t>training</w:t>
-      </w:r>
-      <w:r>
-        <w:rPr>
-          <w:b w:val="0"/>
-        </w:rPr>
-        <w:t xml:space="preserve"> failed.</w:t>
-      </w:r>
-    </w:p>
-    <w:p>
-      <w:pPr>
-        <w:pStyle w:val="Heading3"/>
-      </w:pPr>
-      <w:r>
-        <w:t>Connect the picture and the explanation</w:t>
+        <w:pStyle w:val="Heading2"/>
+      </w:pPr>
+      <w:r>
+        <w:t>Connect each curve to the update rule</w:t>
       </w:r>
     </w:p>
     <w:p>
@@ -905,15 +1344,47 @@
     </w:p>
     <w:p>
       <w:pPr>
+        <w:pStyle w:val="Heading2"/>
+      </w:pPr>
+      <w:r>
+        <w:t>Earlier wording, alternatives and picture transcripts · reference / check after trying</w:t>
+      </w:r>
+    </w:p>
+    <w:p>
+      <w:pPr>
+        <w:pStyle w:val="Heading3"/>
+      </w:pPr>
+      <w:r>
+        <w:t>Connect the picture and the explanation</w:t>
+      </w:r>
+    </w:p>
+    <w:p>
+      <w:pPr>
         <w:pStyle w:val="Heading1"/>
       </w:pPr>
       <w:r>
-        <w:t>04. Compare the cases</w:t>
-      </w:r>
-    </w:p>
-    <w:p>
-      <w:r>
-        <w:t>Compare the supplied cases for Learning rate experiments. Identify the detail that changes the conclusion.</w:t>
+        <w:t>04. Compare rates with the same start and budget</w:t>
+      </w:r>
+    </w:p>
+    <w:p>
+      <w:r>
+        <w:t>Distinguish a first crossing from repeated divergence.</w:t>
+      </w:r>
+    </w:p>
+    <w:p>
+      <w:pPr>
+        <w:pStyle w:val="Heading2"/>
+      </w:pPr>
+      <w:r>
+        <w:t>Current crossing task</w:t>
+      </w:r>
+    </w:p>
+    <w:p>
+      <w:pPr>
+        <w:pStyle w:val="ListBullet"/>
+      </w:pPr>
+      <w:r>
+        <w:t>At rate 0.3 the first update gives v = 3, past the minimum at 2. Calculate the next v and loss. Has the first crossing proved divergence?</w:t>
       </w:r>
     </w:p>
     <w:p>
@@ -921,106 +1392,61 @@
         <w:pStyle w:val="Heading3"/>
       </w:pPr>
       <w:r>
-        <w:t>Compare a familiar case with a changed case</w:t>
+        <w:t>Keep the procedure fixed. Explain what changed in the inputs and result.</w:t>
+      </w:r>
+    </w:p>
+    <w:p>
+      <w:r>
+        <w:t>________________________________________________________________</w:t>
+      </w:r>
+    </w:p>
+    <w:p>
+      <w:r>
+        <w:t>________________________________________________________________</w:t>
+      </w:r>
+    </w:p>
+    <w:p>
+      <w:r>
+        <w:t>________________________________________________________________</w:t>
+      </w:r>
+    </w:p>
+    <w:p>
+      <w:r>
+        <w:t>________________________________________________________________</w:t>
+      </w:r>
+    </w:p>
+    <w:p>
+      <w:r>
+        <w:t>________________________________________________________________</w:t>
+      </w:r>
+    </w:p>
+    <w:p>
+      <w:pPr>
+        <w:pStyle w:val="Heading2"/>
+      </w:pPr>
+      <w:r>
+        <w:t>Predict the pictured rate1restart</w:t>
+      </w:r>
+    </w:p>
+    <w:p>
+      <w:pPr>
+        <w:pStyle w:val="ListBullet"/>
+      </w:pPr>
+      <w:r>
+        <w:t>Change: Add a rate 1 run from a = 0.</w:t>
+      </w:r>
+    </w:p>
+    <w:p>
+      <w:pPr>
+        <w:pStyle w:val="Heading2"/>
+      </w:pPr>
+      <w:r>
+        <w:t>Check after predicting · reference / check after trying</w:t>
       </w:r>
     </w:p>
     <w:p>
       <w:pPr>
         <w:spacing w:line="336" w:lineRule="auto" w:after="180"/>
-        <w:shd w:fill="F5F1FB"/>
-      </w:pPr>
-      <w:r>
-        <w:rPr>
-          <w:b w:val="0"/>
-        </w:rPr>
-        <w:t xml:space="preserve">At rate 0.3 the first update gives v = 3, past the minimum at 2. Calculate the next v and loss. Has the first crossing proved </w:t>
-      </w:r>
-      <w:r>
-        <w:rPr>
-          <w:b/>
-        </w:rPr>
-        <w:t>divergence</w:t>
-      </w:r>
-      <w:r>
-        <w:rPr>
-          <w:b w:val="0"/>
-        </w:rPr>
-        <w:t>?</w:t>
-      </w:r>
-    </w:p>
-    <w:p>
-      <w:pPr>
-        <w:pStyle w:val="Heading3"/>
-      </w:pPr>
-      <w:r>
-        <w:t>Keep the procedure fixed. Explain what changed in the inputs and result.</w:t>
-      </w:r>
-    </w:p>
-    <w:p>
-      <w:r>
-        <w:t>________________________________________________________________</w:t>
-      </w:r>
-    </w:p>
-    <w:p>
-      <w:r>
-        <w:t>________________________________________________________________</w:t>
-      </w:r>
-    </w:p>
-    <w:p>
-      <w:r>
-        <w:t>________________________________________________________________</w:t>
-      </w:r>
-    </w:p>
-    <w:p>
-      <w:r>
-        <w:t>________________________________________________________________</w:t>
-      </w:r>
-    </w:p>
-    <w:p>
-      <w:r>
-        <w:t>________________________________________________________________</w:t>
-      </w:r>
-    </w:p>
-    <w:p>
-      <w:pPr>
-        <w:pStyle w:val="Heading3"/>
-      </w:pPr>
-      <w:r>
-        <w:t>Change one thing in the pictured case</w:t>
-      </w:r>
-    </w:p>
-    <w:p>
-      <w:pPr>
-        <w:pStyle w:val="Heading3"/>
-      </w:pPr>
-      <w:r>
-        <w:t>Change one thing</w:t>
-      </w:r>
-    </w:p>
-    <w:p>
-      <w:pPr>
-        <w:spacing w:line="336" w:lineRule="auto" w:after="180"/>
-        <w:shd w:fill="F5F1FB"/>
-      </w:pPr>
-      <w:r>
-        <w:rPr>
-          <w:b w:val="0"/>
-        </w:rPr>
-        <w:t>Change: Add a rate 1 run from a = 0.</w:t>
-      </w:r>
-    </w:p>
-    <w:p>
-      <w:pPr>
-        <w:pStyle w:val="Heading3"/>
-      </w:pPr>
-      <w:r>
-        <w:t>Predicted result</w:t>
-      </w:r>
-    </w:p>
-    <w:p>
-      <w:pPr>
-        <w:spacing w:line="336" w:lineRule="auto" w:after="180"/>
-        <w:shd w:fill="F1F6FC"/>
       </w:pPr>
       <w:r>
         <w:rPr>
@@ -1037,16 +1463,7 @@
     </w:p>
     <w:p>
       <w:pPr>
-        <w:pStyle w:val="Heading3"/>
-      </w:pPr>
-      <w:r>
-        <w:t>Why the result follows</w:t>
-      </w:r>
-    </w:p>
-    <w:p>
-      <w:pPr>
         <w:spacing w:line="336" w:lineRule="auto" w:after="180"/>
-        <w:shd w:fill="F1F6FC"/>
       </w:pPr>
       <w:r>
         <w:rPr>
@@ -1057,15 +1474,167 @@
     </w:p>
     <w:p>
       <w:pPr>
+        <w:pStyle w:val="Heading2"/>
+      </w:pPr>
+      <w:r>
+        <w:t>Earlier wording, alternatives and picture transcripts · reference / check after trying</w:t>
+      </w:r>
+    </w:p>
+    <w:p>
+      <w:pPr>
+        <w:pStyle w:val="Heading3"/>
+      </w:pPr>
+      <w:r>
+        <w:t>Compare a familiar case with a changed case</w:t>
+      </w:r>
+    </w:p>
+    <w:p>
+      <w:pPr>
+        <w:pStyle w:val="Heading3"/>
+      </w:pPr>
+      <w:r>
+        <w:t>Change one thing in the pictured case</w:t>
+      </w:r>
+    </w:p>
+    <w:p>
+      <w:pPr>
         <w:pStyle w:val="Heading1"/>
       </w:pPr>
       <w:r>
-        <w:t>05. Words that unlock the idea</w:t>
-      </w:r>
-    </w:p>
-    <w:p>
-      <w:r>
-        <w:t>Use the vocabulary of Learning rate experiments to explain a concrete decision, rather than only memorising definitions.</w:t>
+        <w:t>06. See different paths with the same final loss</w:t>
+      </w:r>
+    </w:p>
+    <w:p>
+      <w:r>
+        <w:t>The comparison needs its objective,start and exact update budget.</w:t>
+      </w:r>
+    </w:p>
+    <w:p>
+      <w:pPr>
+        <w:pStyle w:val="Heading2"/>
+      </w:pPr>
+      <w:r>
+        <w:t>Complete pictured objective and separate scope</w:t>
+      </w:r>
+    </w:p>
+    <w:p>
+      <w:pPr>
+        <w:spacing w:line="336" w:lineRule="auto" w:after="180"/>
+      </w:pPr>
+      <w:r>
+        <w:rPr>
+          <w:b w:val="0"/>
+        </w:rPr>
+        <w:t xml:space="preserve">Compare </w:t>
+      </w:r>
+      <w:r>
+        <w:rPr>
+          <w:b/>
+        </w:rPr>
+        <w:t>learning rate</w:t>
+      </w:r>
+      <w:r>
+        <w:rPr>
+          <w:b w:val="0"/>
+        </w:rPr>
+        <w:t>s with identical starting loss and update counts.</w:t>
+      </w:r>
+    </w:p>
+    <w:p>
+      <w:pPr>
+        <w:spacing w:line="336" w:lineRule="auto" w:after="180"/>
+      </w:pPr>
+      <w:r>
+        <w:rPr>
+          <w:b w:val="0"/>
+        </w:rPr>
+        <w:t>Loss J(a)=(a-4)²; gradient 2(a-4); start a = 0. Compare two updates at rates 0.25 and 0.75.</w:t>
+      </w:r>
+    </w:p>
+    <w:p>
+      <w:pPr>
+        <w:spacing w:line="336" w:lineRule="auto" w:after="180"/>
+      </w:pPr>
+      <w:r>
+        <w:rPr>
+          <w:b w:val="0"/>
+        </w:rPr>
+        <w:t xml:space="preserve">All </w:t>
+      </w:r>
+      <w:r>
+        <w:rPr>
+          <w:b/>
+        </w:rPr>
+        <w:t>input</w:t>
+      </w:r>
+      <w:r>
+        <w:rPr>
+          <w:b w:val="0"/>
+        </w:rPr>
+        <w:t>s and outcomes in this worked example are invented classroom data; no real model run is claimed.</w:t>
+      </w:r>
+    </w:p>
+    <w:p>
+      <w:pPr>
+        <w:spacing w:line="336" w:lineRule="auto" w:after="180"/>
+      </w:pPr>
+      <w:r>
+        <w:rPr>
+          <w:b w:val="0"/>
+        </w:rPr>
+        <w:t>The picture uses a different objective J(a)=(a−4)², gradient 2(a−4), start 0 and two updates. Rate.25 gives a2 then3, loss 4 then1; rate.75 gives a6 then3, also loss 4 then1. Different paths happen to share the final result. A separate restarted rate 1 run gives a8 then0, loss 16 both times. These rates belong to that objective, not the main 2.5(v−2)². The independent task supplies a third objective centred at1.</w:t>
+      </w:r>
+    </w:p>
+    <w:p>
+      <w:pPr>
+        <w:pStyle w:val="Heading2"/>
+      </w:pPr>
+      <w:r>
+        <w:t>Trace both two-update paths</w:t>
+      </w:r>
+    </w:p>
+    <w:p>
+      <w:r>
+        <w:drawing>
+          <wp:inline xmlns:a="http://schemas.openxmlformats.org/drawingml/2006/main" xmlns:pic="http://schemas.openxmlformats.org/drawingml/2006/picture">
+            <wp:extent cx="5486400" cy="3337560"/>
+            <wp:docPr id="2" name="Picture 2" descr="Rate 0.25: First a = 2, loss 4; second a = 3, loss 1. → Rate 0.75: First a = 6, loss 4; second a = 3, loss 1. → Inspect paths: Both end at 3 and loss 1; larger rate crosses the optimum while smaller rate stays below it."/>
+            <wp:cNvGraphicFramePr>
+              <a:graphicFrameLocks noChangeAspect="1"/>
+            </wp:cNvGraphicFramePr>
+            <a:graphic>
+              <a:graphicData uri="http://schemas.openxmlformats.org/drawingml/2006/picture">
+                <pic:pic>
+                  <pic:nvPicPr>
+                    <pic:cNvPr id="0" name="academy-story-ai-5-14-02.png"/>
+                    <pic:cNvPicPr/>
+                  </pic:nvPicPr>
+                  <pic:blipFill>
+                    <a:blip r:embed="rId10"/>
+                    <a:stretch>
+                      <a:fillRect/>
+                    </a:stretch>
+                  </pic:blipFill>
+                  <pic:spPr>
+                    <a:xfrm>
+                      <a:off x="0" y="0"/>
+                      <a:ext cx="5486400" cy="3337560"/>
+                    </a:xfrm>
+                    <a:prstGeom prst="rect"/>
+                  </pic:spPr>
+                </pic:pic>
+              </a:graphicData>
+            </a:graphic>
+          </wp:inline>
+        </w:drawing>
+      </w:r>
+    </w:p>
+    <w:p>
+      <w:pPr>
+        <w:pStyle w:val="Heading3"/>
+      </w:pPr>
+      <w:r>
+        <w:t>Read the picture one step at a time</w:t>
       </w:r>
     </w:p>
     <w:tbl>
@@ -1088,7 +1657,7 @@
           </w:tcPr>
           <w:p>
             <w:r>
-              <w:t>Word</w:t>
+              <w:t>Step</w:t>
             </w:r>
           </w:p>
         </w:tc>
@@ -1098,7 +1667,7 @@
           </w:tcPr>
           <w:p>
             <w:r>
-              <w:t>Meaning</w:t>
+              <w:t>What happens and why</w:t>
             </w:r>
           </w:p>
         </w:tc>
@@ -1110,7 +1679,7 @@
           </w:tcPr>
           <w:p>
             <w:r>
-              <w:t>Learning rate</w:t>
+              <w:t>1. Rate 0.25</w:t>
             </w:r>
           </w:p>
         </w:tc>
@@ -1120,7 +1689,7 @@
           </w:tcPr>
           <w:p>
             <w:r>
-              <w:t>The multiplier controlling the size of a gradient update</w:t>
+              <w:t>First a = 2, loss 4; second a = 3, loss 1.</w:t>
             </w:r>
           </w:p>
         </w:tc>
@@ -1132,7 +1701,7 @@
           </w:tcPr>
           <w:p>
             <w:r>
-              <w:t>Controlled comparison</w:t>
+              <w:t>2. Rate 0.75</w:t>
             </w:r>
           </w:p>
         </w:tc>
@@ -1142,7 +1711,7 @@
           </w:tcPr>
           <w:p>
             <w:r>
-              <w:t>An experiment changing a named factor while holding other stated conditions fixed</w:t>
+              <w:t>First a = 6, loss 4; second a = 3, loss 1.</w:t>
             </w:r>
           </w:p>
         </w:tc>
@@ -1154,7 +1723,7 @@
           </w:tcPr>
           <w:p>
             <w:r>
-              <w:t>Oscillation</w:t>
+              <w:t>3. Inspect paths</w:t>
             </w:r>
           </w:p>
         </w:tc>
@@ -1164,68 +1733,129 @@
           </w:tcPr>
           <w:p>
             <w:r>
-              <w:t>Repeated movement from one side of a value to the other</w:t>
-            </w:r>
-          </w:p>
-        </w:tc>
-      </w:tr>
-      <w:tr>
-        <w:tc>
-          <w:tcPr>
-            <w:tcW w:type="dxa" w:w="5112"/>
-          </w:tcPr>
-          <w:p>
-            <w:r>
-              <w:t>Divergence</w:t>
-            </w:r>
-          </w:p>
-        </w:tc>
-        <w:tc>
-          <w:tcPr>
-            <w:tcW w:type="dxa" w:w="5112"/>
-          </w:tcPr>
-          <w:p>
-            <w:r>
-              <w:t>Movement away from a target solution with growing error in this experiment</w:t>
+              <w:t>Both end at 3 and loss 1; larger rate crosses the optimum while smaller rate stays below it.</w:t>
             </w:r>
           </w:p>
         </w:tc>
       </w:tr>
     </w:tbl>
     <w:p>
-      <w:pPr>
-        <w:pStyle w:val="Heading3"/>
-      </w:pPr>
-      <w:r>
-        <w:t>Use two terms to explain a step in this week’s example.</w:t>
-      </w:r>
-    </w:p>
-    <w:p>
-      <w:r>
-        <w:t>________________________________________________________________</w:t>
-      </w:r>
-    </w:p>
-    <w:p>
-      <w:r>
-        <w:t>________________________________________________________________</w:t>
-      </w:r>
-    </w:p>
-    <w:p>
-      <w:r>
-        <w:t>________________________________________________________________</w:t>
-      </w:r>
-    </w:p>
-    <w:p>
-      <w:pPr>
-        <w:pStyle w:val="Heading1"/>
-      </w:pPr>
-      <w:r>
-        <w:t>06. Follow a worked example</w:t>
-      </w:r>
-    </w:p>
-    <w:p>
-      <w:r>
-        <w:t>Follow the worked trace for Learning rate experiments, predict a step, then compare with its explanation.</w:t>
+      <w:r>
+        <w:t>Match each pictured step to the supplied facts. This is a worked teaching case, not an independent assessment.</w:t>
+      </w:r>
+    </w:p>
+    <w:p>
+      <w:pPr>
+        <w:spacing w:line="336" w:lineRule="auto" w:after="180"/>
+      </w:pPr>
+      <w:r>
+        <w:rPr>
+          <w:b w:val="0"/>
+        </w:rPr>
+        <w:t>Keep the starting parameter and update budget identical to compare rates fairly. Rate one-quarter approaches the optimum from below; rate three-quarters crosses it and comes back.</w:t>
+      </w:r>
+    </w:p>
+    <w:p>
+      <w:pPr>
+        <w:spacing w:line="336" w:lineRule="auto" w:after="180"/>
+      </w:pPr>
+      <w:r>
+        <w:rPr>
+          <w:b w:val="0"/>
+        </w:rPr>
+        <w:t>Their final losses happen to match after two updates, despite different paths. Rate one repeatedly overshoots by the same distance, so using the correct gradient alone does not ensure improvement.</w:t>
+      </w:r>
+    </w:p>
+    <w:p>
+      <w:pPr>
+        <w:pStyle w:val="Heading2"/>
+      </w:pPr>
+      <w:r>
+        <w:t>Predict the added rate1run</w:t>
+      </w:r>
+    </w:p>
+    <w:p>
+      <w:pPr>
+        <w:pStyle w:val="ListBullet"/>
+      </w:pPr>
+      <w:r>
+        <w:t>Change one thing: Add a rate 1 run from a = 0. Predict the result before checking the explanation. What remains the same?</w:t>
+      </w:r>
+    </w:p>
+    <w:p>
+      <w:pPr>
+        <w:pStyle w:val="Heading2"/>
+      </w:pPr>
+      <w:r>
+        <w:t>Check after predicting · reference / check after trying</w:t>
+      </w:r>
+    </w:p>
+    <w:p>
+      <w:r>
+        <w:drawing>
+          <wp:inline xmlns:a="http://schemas.openxmlformats.org/drawingml/2006/main" xmlns:pic="http://schemas.openxmlformats.org/drawingml/2006/picture">
+            <wp:extent cx="5486400" cy="3041904"/>
+            <wp:docPr id="3" name="Picture 3" descr="Original case: Both end at 3 and loss 1; larger rate crosses the optimum while smaller rate stays below it. Changed condition: Add a rate 1 run from a = 0. Expected result: Its path is 8 then 0, with loss 16 at both steps. Reason: The update alternates across 4 without reducing the initial loss."/>
+            <wp:cNvGraphicFramePr>
+              <a:graphicFrameLocks noChangeAspect="1"/>
+            </wp:cNvGraphicFramePr>
+            <a:graphic>
+              <a:graphicData uri="http://schemas.openxmlformats.org/drawingml/2006/picture">
+                <pic:pic>
+                  <pic:nvPicPr>
+                    <pic:cNvPr id="0" name="academy-story-ai-5-14-04.png"/>
+                    <pic:cNvPicPr/>
+                  </pic:nvPicPr>
+                  <pic:blipFill>
+                    <a:blip r:embed="rId11"/>
+                    <a:stretch>
+                      <a:fillRect/>
+                    </a:stretch>
+                  </pic:blipFill>
+                  <pic:spPr>
+                    <a:xfrm>
+                      <a:off x="0" y="0"/>
+                      <a:ext cx="5486400" cy="3041904"/>
+                    </a:xfrm>
+                    <a:prstGeom prst="rect"/>
+                  </pic:spPr>
+                </pic:pic>
+              </a:graphicData>
+            </a:graphic>
+          </wp:inline>
+        </w:drawing>
+      </w:r>
+    </w:p>
+    <w:p>
+      <w:pPr>
+        <w:pStyle w:val="Heading2"/>
+      </w:pPr>
+      <w:r>
+        <w:t>Explain fair controls and model-specific limits</w:t>
+      </w:r>
+    </w:p>
+    <w:p>
+      <w:pPr>
+        <w:pStyle w:val="ListBullet"/>
+      </w:pPr>
+      <w:r>
+        <w:t>These quadratic paths explain step size. Real nonconvex networks can have more complicated rate behaviour.</w:t>
+      </w:r>
+    </w:p>
+    <w:p>
+      <w:pPr>
+        <w:pStyle w:val="ListBullet"/>
+      </w:pPr>
+      <w:r>
+        <w:t>Read the labelled picture: What should a fair rate comparison hold fixed? Point to the relevant step in the picture, then write the changed result and the rule or evidence that supports it.</w:t>
+      </w:r>
+    </w:p>
+    <w:p>
+      <w:pPr>
+        <w:pStyle w:val="Heading2"/>
+      </w:pPr>
+      <w:r>
+        <w:t>Try the main rate.4oscillation</w:t>
       </w:r>
     </w:p>
     <w:p>
@@ -1414,6 +2044,14 @@
     </w:p>
     <w:p>
       <w:pPr>
+        <w:pStyle w:val="Heading2"/>
+      </w:pPr>
+      <w:r>
+        <w:t>Earlier wording, alternatives and picture transcripts · reference / check after trying</w:t>
+      </w:r>
+    </w:p>
+    <w:p>
+      <w:pPr>
         <w:pStyle w:val="Heading3"/>
       </w:pPr>
       <w:r>
@@ -1441,85 +2079,10 @@
     </w:p>
     <w:p>
       <w:pPr>
-        <w:spacing w:line="336" w:lineRule="auto" w:after="180"/>
-      </w:pPr>
-      <w:r>
-        <w:rPr>
-          <w:b w:val="0"/>
-        </w:rPr>
-        <w:t xml:space="preserve">Compare </w:t>
-      </w:r>
-      <w:r>
-        <w:rPr>
-          <w:b/>
-        </w:rPr>
-        <w:t>learning rate</w:t>
-      </w:r>
-      <w:r>
-        <w:rPr>
-          <w:b w:val="0"/>
-        </w:rPr>
-        <w:t>s with identical starting loss and update counts.</w:t>
-      </w:r>
-    </w:p>
-    <w:p>
-      <w:pPr>
         <w:pStyle w:val="Heading3"/>
       </w:pPr>
       <w:r>
         <w:t>The facts we will use</w:t>
-      </w:r>
-    </w:p>
-    <w:p>
-      <w:pPr>
-        <w:pStyle w:val="Heading3"/>
-      </w:pPr>
-      <w:r>
-        <w:t>Supplied facts</w:t>
-      </w:r>
-    </w:p>
-    <w:p>
-      <w:pPr>
-        <w:spacing w:line="336" w:lineRule="auto" w:after="180"/>
-        <w:shd w:fill="F1F6FC"/>
-      </w:pPr>
-      <w:r>
-        <w:rPr>
-          <w:b w:val="0"/>
-        </w:rPr>
-        <w:t>Loss J(a)=(a-4)²; gradient 2(a-4); start a = 0. Compare two updates at rates 0.25 and 0.75.</w:t>
-      </w:r>
-    </w:p>
-    <w:p>
-      <w:pPr>
-        <w:pStyle w:val="Heading3"/>
-      </w:pPr>
-      <w:r>
-        <w:t>Supplied facts</w:t>
-      </w:r>
-    </w:p>
-    <w:p>
-      <w:pPr>
-        <w:spacing w:line="336" w:lineRule="auto" w:after="180"/>
-        <w:shd w:fill="F1F6FC"/>
-      </w:pPr>
-      <w:r>
-        <w:rPr>
-          <w:b w:val="0"/>
-        </w:rPr>
-        <w:t xml:space="preserve">All </w:t>
-      </w:r>
-      <w:r>
-        <w:rPr>
-          <w:b/>
-        </w:rPr>
-        <w:t>input</w:t>
-      </w:r>
-      <w:r>
-        <w:rPr>
-          <w:b w:val="0"/>
-        </w:rPr>
-        <w:t>s and outcomes in this worked example are invented classroom data; no real model run is claimed.</w:t>
       </w:r>
     </w:p>
     <w:p>
@@ -1527,7 +2090,7 @@
         <w:drawing>
           <wp:inline xmlns:a="http://schemas.openxmlformats.org/drawingml/2006/main" xmlns:pic="http://schemas.openxmlformats.org/drawingml/2006/picture">
             <wp:extent cx="5486400" cy="5185229"/>
-            <wp:docPr id="1" name="Picture 1" descr="Learning rate experiments. Rate 0.25: First a = 2, loss 4; second a = 3, loss 1.. Rate 0.75: First a = 6, loss 4; second a = 3, loss 1.. Inspect paths: Both end at 3 and loss 1; larger rate crosses the optimum while smaller rate stays below it."/>
+            <wp:docPr id="4" name="Picture 4" descr="Learning rate experiments. Rate 0.25: First a = 2, loss 4; second a = 3, loss 1.. Rate 0.75: First a = 6, loss 4; second a = 3, loss 1.. Inspect paths: Both end at 3 and loss 1; larger rate crosses the optimum while smaller rate stays below it."/>
             <wp:cNvGraphicFramePr>
               <a:graphicFrameLocks noChangeAspect="1"/>
             </wp:cNvGraphicFramePr>
@@ -1539,7 +2102,7 @@
                     <pic:cNvPicPr/>
                   </pic:nvPicPr>
                   <pic:blipFill>
-                    <a:blip r:embed="rId9"/>
+                    <a:blip r:embed="rId12"/>
                     <a:stretch>
                       <a:fillRect/>
                     </a:stretch>
@@ -1563,114 +2126,7 @@
         <w:pStyle w:val="Heading3"/>
       </w:pPr>
       <w:r>
-        <w:t>Read the picture one step at a time</w:t>
-      </w:r>
-    </w:p>
-    <w:tbl>
-      <w:tblPr>
-        <w:tblStyle w:val="LightShading-Accent1"/>
-        <w:tblW w:type="auto" w:w="0"/>
-        <w:tblLook w:firstColumn="1" w:firstRow="1" w:lastColumn="0" w:lastRow="0" w:noHBand="0" w:noVBand="1" w:val="04A0"/>
-      </w:tblPr>
-      <w:tblGrid>
-        <w:gridCol w:w="5112"/>
-        <w:gridCol w:w="5112"/>
-      </w:tblGrid>
-      <w:tr>
-        <w:trPr>
-          <w:tblHeader/>
-        </w:trPr>
-        <w:tc>
-          <w:tcPr>
-            <w:tcW w:type="dxa" w:w="5112"/>
-          </w:tcPr>
-          <w:p>
-            <w:r>
-              <w:t>Step</w:t>
-            </w:r>
-          </w:p>
-        </w:tc>
-        <w:tc>
-          <w:tcPr>
-            <w:tcW w:type="dxa" w:w="5112"/>
-          </w:tcPr>
-          <w:p>
-            <w:r>
-              <w:t>What happens and why</w:t>
-            </w:r>
-          </w:p>
-        </w:tc>
-      </w:tr>
-      <w:tr>
-        <w:tc>
-          <w:tcPr>
-            <w:tcW w:type="dxa" w:w="5112"/>
-          </w:tcPr>
-          <w:p>
-            <w:r>
-              <w:t>1. Rate 0.25</w:t>
-            </w:r>
-          </w:p>
-        </w:tc>
-        <w:tc>
-          <w:tcPr>
-            <w:tcW w:type="dxa" w:w="5112"/>
-          </w:tcPr>
-          <w:p>
-            <w:r>
-              <w:t>First a = 2, loss 4; second a = 3, loss 1.</w:t>
-            </w:r>
-          </w:p>
-        </w:tc>
-      </w:tr>
-      <w:tr>
-        <w:tc>
-          <w:tcPr>
-            <w:tcW w:type="dxa" w:w="5112"/>
-          </w:tcPr>
-          <w:p>
-            <w:r>
-              <w:t>2. Rate 0.75</w:t>
-            </w:r>
-          </w:p>
-        </w:tc>
-        <w:tc>
-          <w:tcPr>
-            <w:tcW w:type="dxa" w:w="5112"/>
-          </w:tcPr>
-          <w:p>
-            <w:r>
-              <w:t>First a = 6, loss 4; second a = 3, loss 1.</w:t>
-            </w:r>
-          </w:p>
-        </w:tc>
-      </w:tr>
-      <w:tr>
-        <w:tc>
-          <w:tcPr>
-            <w:tcW w:type="dxa" w:w="5112"/>
-          </w:tcPr>
-          <w:p>
-            <w:r>
-              <w:t>3. Inspect paths</w:t>
-            </w:r>
-          </w:p>
-        </w:tc>
-        <w:tc>
-          <w:tcPr>
-            <w:tcW w:type="dxa" w:w="5112"/>
-          </w:tcPr>
-          <w:p>
-            <w:r>
-              <w:t>Both end at 3 and loss 1; larger rate crosses the optimum while smaller rate stays below it.</w:t>
-            </w:r>
-          </w:p>
-        </w:tc>
-      </w:tr>
-    </w:tbl>
-    <w:p>
-      <w:r>
-        <w:t>Match each pictured step to the supplied facts. This is a worked teaching case, not an independent assessment.</w:t>
+        <w:t>Why this result follows</w:t>
       </w:r>
     </w:p>
     <w:p>
@@ -1678,146 +2134,33 @@
         <w:pStyle w:val="Heading3"/>
       </w:pPr>
       <w:r>
-        <w:t>Why this result follows</w:t>
-      </w:r>
-    </w:p>
-    <w:p>
-      <w:pPr>
-        <w:pStyle w:val="Heading3"/>
-      </w:pPr>
-      <w:r>
-        <w:t>Why the result follows</w:t>
+        <w:t>What this example does not establish</w:t>
+      </w:r>
+    </w:p>
+    <w:p>
+      <w:pPr>
+        <w:pStyle w:val="Heading1"/>
+      </w:pPr>
+      <w:r>
+        <w:t>07. Repair universal rate rules and changed-objective comparisons</w:t>
+      </w:r>
+    </w:p>
+    <w:p>
+      <w:r>
+        <w:t>A rate is meaningful together with the gradient scale and update definition.</w:t>
+      </w:r>
+    </w:p>
+    <w:p>
+      <w:pPr>
+        <w:pStyle w:val="Heading2"/>
+      </w:pPr>
+      <w:r>
+        <w:t>Exact quadratic bound and mean-versus-sum scaling</w:t>
       </w:r>
     </w:p>
     <w:p>
       <w:pPr>
         <w:spacing w:line="336" w:lineRule="auto" w:after="180"/>
-        <w:shd w:fill="F1F6FC"/>
-      </w:pPr>
-      <w:r>
-        <w:rPr>
-          <w:b w:val="0"/>
-        </w:rPr>
-        <w:t>Keep the starting parameter and update budget identical to compare rates fairly. Rate one-quarter approaches the optimum from below; rate three-quarters crosses it and comes back.</w:t>
-      </w:r>
-    </w:p>
-    <w:p>
-      <w:pPr>
-        <w:spacing w:line="336" w:lineRule="auto" w:after="180"/>
-        <w:shd w:fill="F1F6FC"/>
-      </w:pPr>
-      <w:r>
-        <w:rPr>
-          <w:b w:val="0"/>
-        </w:rPr>
-        <w:t>Their final losses happen to match after two updates, despite different paths. Rate one repeatedly overshoots by the same distance, so using the correct gradient alone does not ensure improvement.</w:t>
-      </w:r>
-    </w:p>
-    <w:p>
-      <w:pPr>
-        <w:pStyle w:val="Heading3"/>
-      </w:pPr>
-      <w:r>
-        <w:t>What this example does not establish</w:t>
-      </w:r>
-    </w:p>
-    <w:p>
-      <w:pPr>
-        <w:pStyle w:val="Heading3"/>
-      </w:pPr>
-      <w:r>
-        <w:t>Keep the stated limit</w:t>
-      </w:r>
-    </w:p>
-    <w:p>
-      <w:pPr>
-        <w:spacing w:line="336" w:lineRule="auto" w:after="180"/>
-        <w:shd w:fill="FFF5E6"/>
-      </w:pPr>
-      <w:r>
-        <w:rPr>
-          <w:b w:val="0"/>
-        </w:rPr>
-        <w:t>These quadratic paths explain step size. Real nonconvex networks can have more complicated rate behaviour.</w:t>
-      </w:r>
-    </w:p>
-    <w:p>
-      <w:pPr>
-        <w:pStyle w:val="Heading3"/>
-      </w:pPr>
-      <w:r>
-        <w:t>Keep the stated limit</w:t>
-      </w:r>
-    </w:p>
-    <w:p>
-      <w:pPr>
-        <w:spacing w:line="336" w:lineRule="auto" w:after="180"/>
-        <w:shd w:fill="FFF5E6"/>
-      </w:pPr>
-      <w:r>
-        <w:rPr>
-          <w:b w:val="0"/>
-        </w:rPr>
-        <w:t xml:space="preserve">Read the labelled picture: What should a fair rate comparison hold fixed? Point to the relevant step in the picture, then write the changed result and the rule or </w:t>
-      </w:r>
-      <w:r>
-        <w:rPr>
-          <w:b/>
-        </w:rPr>
-        <w:t>evidence</w:t>
-      </w:r>
-      <w:r>
-        <w:rPr>
-          <w:b w:val="0"/>
-        </w:rPr>
-        <w:t xml:space="preserve"> that supports it.</w:t>
-      </w:r>
-    </w:p>
-    <w:p>
-      <w:pPr>
-        <w:pStyle w:val="Heading3"/>
-      </w:pPr>
-      <w:r>
-        <w:t>Keep the stated limit</w:t>
-      </w:r>
-    </w:p>
-    <w:p>
-      <w:pPr>
-        <w:spacing w:line="336" w:lineRule="auto" w:after="180"/>
-        <w:shd w:fill="FFF5E6"/>
-      </w:pPr>
-      <w:r>
-        <w:rPr>
-          <w:b w:val="0"/>
-        </w:rPr>
-        <w:t>Change one thing: Add a rate 1 run from a = 0. Predict the result before checking the explanation. What remains the same?</w:t>
-      </w:r>
-    </w:p>
-    <w:p>
-      <w:pPr>
-        <w:pStyle w:val="Heading1"/>
-      </w:pPr>
-      <w:r>
-        <w:t>07. Find and repair a mistake</w:t>
-      </w:r>
-    </w:p>
-    <w:p>
-      <w:r>
-        <w:t>Find the unsupported step in the Learning rate experiments claim and explain a repair using the supplied evidence.</w:t>
-      </w:r>
-    </w:p>
-    <w:p>
-      <w:pPr>
-        <w:pStyle w:val="Heading3"/>
-      </w:pPr>
-      <w:r>
-        <w:t>Check the claim against the facts</w:t>
-      </w:r>
-    </w:p>
-    <w:p>
-      <w:pPr>
-        <w:spacing w:line="336" w:lineRule="auto" w:after="180"/>
-        <w:shd w:fill="FFF5E6"/>
       </w:pPr>
       <w:r>
         <w:rPr>
@@ -1829,7 +2172,6 @@
     <w:p>
       <w:pPr>
         <w:spacing w:line="336" w:lineRule="auto" w:after="180"/>
-        <w:shd w:fill="FFF5E6"/>
       </w:pPr>
       <w:r>
         <w:rPr>
@@ -1840,16 +2182,7 @@
     </w:p>
     <w:p>
       <w:pPr>
-        <w:pStyle w:val="Heading3"/>
-      </w:pPr>
-      <w:r>
-        <w:t>Check the claim against the facts</w:t>
-      </w:r>
-    </w:p>
-    <w:p>
-      <w:pPr>
         <w:spacing w:line="336" w:lineRule="auto" w:after="180"/>
-        <w:shd w:fill="FFF5E6"/>
       </w:pPr>
       <w:r>
         <w:rPr>
@@ -1861,7 +2194,6 @@
     <w:p>
       <w:pPr>
         <w:spacing w:line="336" w:lineRule="auto" w:after="180"/>
-        <w:shd w:fill="FFF5E6"/>
       </w:pPr>
       <w:r>
         <w:rPr>
@@ -1872,33 +2204,101 @@
     </w:p>
     <w:p>
       <w:pPr>
+        <w:pStyle w:val="Heading2"/>
+      </w:pPr>
+      <w:r>
+        <w:t>Find the sum-objective equivalent rate</w:t>
+      </w:r>
+    </w:p>
+    <w:p>
+      <w:pPr>
+        <w:pStyle w:val="ListBullet"/>
+      </w:pPr>
+      <w:r>
+        <w:t>Replace MSE by the sum of squared errors on the two training pairs. Which rate reproduces the MSE run at rate 0.3? Explain using gradients.</w:t>
+      </w:r>
+    </w:p>
+    <w:p>
+      <w:pPr>
         <w:pStyle w:val="Heading3"/>
       </w:pPr>
       <w:r>
+        <w:t>State one repair and the checks you would rerun.</w:t>
+      </w:r>
+    </w:p>
+    <w:p>
+      <w:r>
+        <w:t>________________________________________________________________</w:t>
+      </w:r>
+    </w:p>
+    <w:p>
+      <w:r>
+        <w:t>________________________________________________________________</w:t>
+      </w:r>
+    </w:p>
+    <w:p>
+      <w:r>
+        <w:t>________________________________________________________________</w:t>
+      </w:r>
+    </w:p>
+    <w:p>
+      <w:r>
+        <w:t>________________________________________________________________</w:t>
+      </w:r>
+    </w:p>
+    <w:p>
+      <w:r>
+        <w:t>________________________________________________________________</w:t>
+      </w:r>
+    </w:p>
+    <w:p>
+      <w:r>
+        <w:t>________________________________________________________________</w:t>
+      </w:r>
+    </w:p>
+    <w:p>
+      <w:pPr>
+        <w:pStyle w:val="Heading2"/>
+      </w:pPr>
+      <w:r>
+        <w:t>Earlier wording, alternatives and picture transcripts · reference / check after trying</w:t>
+      </w:r>
+    </w:p>
+    <w:p>
+      <w:pPr>
+        <w:pStyle w:val="Heading3"/>
+      </w:pPr>
+      <w:r>
         <w:t>Locate the earliest unsupported step</w:t>
       </w:r>
     </w:p>
     <w:p>
       <w:pPr>
-        <w:spacing w:line="336" w:lineRule="auto" w:after="180"/>
-      </w:pPr>
-      <w:r>
-        <w:rPr>
-          <w:b w:val="0"/>
-        </w:rPr>
-        <w:t xml:space="preserve">Replace MSE by the sum of squared errors on the two </w:t>
-      </w:r>
-      <w:r>
-        <w:rPr>
-          <w:b/>
-        </w:rPr>
-        <w:t>training</w:t>
-      </w:r>
-      <w:r>
-        <w:rPr>
-          <w:b w:val="0"/>
-        </w:rPr>
-        <w:t xml:space="preserve"> pairs. Which rate reproduces the MSE run at rate 0.3? Explain using gradients.</w:t>
+        <w:pStyle w:val="Heading1"/>
+      </w:pPr>
+      <w:r>
+        <w:t>08. Practise trajectory reasoning with less help</w:t>
+      </w:r>
+    </w:p>
+    <w:p>
+      <w:r>
+        <w:t>State the factor,its sign and whether its magnitude shrinks.</w:t>
+      </w:r>
+    </w:p>
+    <w:p>
+      <w:pPr>
+        <w:pStyle w:val="Heading2"/>
+      </w:pPr>
+      <w:r>
+        <w:t>Current task and response</w:t>
+      </w:r>
+    </w:p>
+    <w:p>
+      <w:pPr>
+        <w:pStyle w:val="ListBullet"/>
+      </w:pPr>
+      <w:r>
+        <w:t>For rate 0.05, start v = 0 and compute two updates and their training MSE values using the lesson objective.</w:t>
       </w:r>
     </w:p>
     <w:p>
@@ -1906,7 +2306,7 @@
         <w:pStyle w:val="Heading3"/>
       </w:pPr>
       <w:r>
-        <w:t>State one repair and the checks you would rerun.</w:t>
+        <w:t>For rate 0.4, calculate its distance multiplier, the first two new v values and both losses. Does a changing parameter guarantee progress?</w:t>
       </w:r>
     </w:p>
     <w:p>
@@ -1930,6 +2330,14 @@
       </w:r>
     </w:p>
     <w:p>
+      <w:pPr>
+        <w:pStyle w:val="Heading3"/>
+      </w:pPr>
+      <w:r>
+        <w:t>Explain your prediction to a partner before comparing results.</w:t>
+      </w:r>
+    </w:p>
+    <w:p>
       <w:r>
         <w:t>________________________________________________________________</w:t>
       </w:r>
@@ -1940,50 +2348,6 @@
       </w:r>
     </w:p>
     <w:p>
-      <w:pPr>
-        <w:pStyle w:val="Heading1"/>
-      </w:pPr>
-      <w:r>
-        <w:t>08. Practise together</w:t>
-      </w:r>
-    </w:p>
-    <w:p>
-      <w:r>
-        <w:t>Practise Learning rate experiments with support, then explain the deciding step in your own words.</w:t>
-      </w:r>
-    </w:p>
-    <w:p>
-      <w:pPr>
-        <w:spacing w:line="336" w:lineRule="auto" w:after="180"/>
-      </w:pPr>
-      <w:r>
-        <w:rPr>
-          <w:b w:val="0"/>
-        </w:rPr>
-        <w:t xml:space="preserve">For rate 0.05, start v = 0 and compute two updates and their </w:t>
-      </w:r>
-      <w:r>
-        <w:rPr>
-          <w:b/>
-        </w:rPr>
-        <w:t>training</w:t>
-      </w:r>
-      <w:r>
-        <w:rPr>
-          <w:b w:val="0"/>
-        </w:rPr>
-        <w:t xml:space="preserve"> MSE values using the lesson objective.</w:t>
-      </w:r>
-    </w:p>
-    <w:p>
-      <w:pPr>
-        <w:pStyle w:val="Heading3"/>
-      </w:pPr>
-      <w:r>
-        <w:t>For rate 0.4, calculate its distance multiplier, the first two new v values and both losses. Does a changing parameter guarantee progress?</w:t>
-      </w:r>
-    </w:p>
-    <w:p>
       <w:r>
         <w:t>________________________________________________________________</w:t>
       </w:r>
@@ -1994,49 +2358,11 @@
       </w:r>
     </w:p>
     <w:p>
-      <w:r>
-        <w:t>________________________________________________________________</w:t>
-      </w:r>
-    </w:p>
-    <w:p>
-      <w:r>
-        <w:t>________________________________________________________________</w:t>
-      </w:r>
-    </w:p>
-    <w:p>
-      <w:pPr>
-        <w:pStyle w:val="Heading3"/>
-      </w:pPr>
-      <w:r>
-        <w:t>Explain your prediction to a partner before comparing results.</w:t>
-      </w:r>
-    </w:p>
-    <w:p>
-      <w:r>
-        <w:t>________________________________________________________________</w:t>
-      </w:r>
-    </w:p>
-    <w:p>
-      <w:r>
-        <w:t>________________________________________________________________</w:t>
-      </w:r>
-    </w:p>
-    <w:p>
-      <w:r>
-        <w:t>________________________________________________________________</w:t>
-      </w:r>
-    </w:p>
-    <w:p>
-      <w:r>
-        <w:t>________________________________________________________________</w:t>
-      </w:r>
-    </w:p>
-    <w:p>
-      <w:pPr>
-        <w:pStyle w:val="Heading3"/>
-      </w:pPr>
-      <w:r>
-        <w:t>Practise with less help: Explain a crossing</w:t>
+      <w:pPr>
+        <w:pStyle w:val="Heading2"/>
+      </w:pPr>
+      <w:r>
+        <w:t>Supported W2record</w:t>
       </w:r>
     </w:p>
     <w:p>
@@ -2166,105 +2492,49 @@
     </w:p>
     <w:p>
       <w:pPr>
+        <w:pStyle w:val="Heading2"/>
+      </w:pPr>
+      <w:r>
+        <w:t>Individual misconception check</w:t>
+      </w:r>
+    </w:p>
+    <w:p>
+      <w:pPr>
+        <w:pStyle w:val="ListBullet"/>
+      </w:pPr>
+      <w:r>
+        <w:t>Use the worked case for Learning rate experiments. Proposed explanation: “Crossing the minimum means divergence”. Decide whether this explanation is supported. Point to the step or supplied fact that decides; explain your repair if needed.</w:t>
+      </w:r>
+    </w:p>
+    <w:p>
+      <w:pPr>
+        <w:pStyle w:val="ListBullet"/>
+      </w:pPr>
+      <w:r>
+        <w:t>Answer on your own before discussion. If you are unsure, say which step you need help with.</w:t>
+      </w:r>
+    </w:p>
+    <w:p>
+      <w:pPr>
+        <w:pStyle w:val="Heading2"/>
+      </w:pPr>
+      <w:r>
+        <w:t>Pictured fair-comparison reasoning</w:t>
+      </w:r>
+    </w:p>
+    <w:p>
+      <w:pPr>
+        <w:pStyle w:val="ListBullet"/>
+      </w:pPr>
+      <w:r>
+        <w:t>What should a fair rate comparison hold fixed? Point to the relevant step in the picture, then write the changed result and the rule or evidence that supports it.</w:t>
+      </w:r>
+    </w:p>
+    <w:p>
+      <w:pPr>
         <w:pStyle w:val="Heading3"/>
       </w:pPr>
       <w:r>
-        <w:t>Check your reasoning</w:t>
-      </w:r>
-    </w:p>
-    <w:p>
-      <w:pPr>
-        <w:spacing w:line="336" w:lineRule="auto" w:after="180"/>
-      </w:pPr>
-      <w:r>
-        <w:rPr>
-          <w:b w:val="0"/>
-        </w:rPr>
-        <w:t xml:space="preserve">Use the worked case for </w:t>
-      </w:r>
-      <w:r>
-        <w:rPr>
-          <w:b/>
-        </w:rPr>
-        <w:t>Learning rate</w:t>
-      </w:r>
-      <w:r>
-        <w:rPr>
-          <w:b w:val="0"/>
-        </w:rPr>
-        <w:t xml:space="preserve"> experiments. Proposed explanation: “Crossing the minimum means </w:t>
-      </w:r>
-      <w:r>
-        <w:rPr>
-          <w:b/>
-        </w:rPr>
-        <w:t>divergence</w:t>
-      </w:r>
-      <w:r>
-        <w:rPr>
-          <w:b w:val="0"/>
-        </w:rPr>
-        <w:t>”. Decide whether this explanation is supported.</w:t>
-      </w:r>
-    </w:p>
-    <w:p>
-      <w:pPr>
-        <w:spacing w:line="336" w:lineRule="auto" w:after="180"/>
-      </w:pPr>
-      <w:r>
-        <w:rPr>
-          <w:b w:val="0"/>
-        </w:rPr>
-        <w:t>Point to the step or supplied fact that decides; explain your repair if needed.</w:t>
-      </w:r>
-    </w:p>
-    <w:p>
-      <w:pPr>
-        <w:spacing w:line="336" w:lineRule="auto" w:after="180"/>
-      </w:pPr>
-      <w:r>
-        <w:rPr>
-          <w:b w:val="0"/>
-        </w:rPr>
-        <w:t>Answer on your own before discussion. If you are unsure, say which step you need help with.</w:t>
-      </w:r>
-    </w:p>
-    <w:p>
-      <w:pPr>
-        <w:pStyle w:val="Heading3"/>
-      </w:pPr>
-      <w:r>
-        <w:t>Explain the picture</w:t>
-      </w:r>
-    </w:p>
-    <w:p>
-      <w:pPr>
-        <w:spacing w:line="336" w:lineRule="auto" w:after="180"/>
-      </w:pPr>
-      <w:r>
-        <w:rPr>
-          <w:b w:val="0"/>
-        </w:rPr>
-        <w:t xml:space="preserve">What should a fair rate comparison hold fixed? Point to the relevant step in the picture, then write the changed result and the rule or </w:t>
-      </w:r>
-      <w:r>
-        <w:rPr>
-          <w:b/>
-        </w:rPr>
-        <w:t>evidence</w:t>
-      </w:r>
-      <w:r>
-        <w:rPr>
-          <w:b w:val="0"/>
-        </w:rPr>
-        <w:t xml:space="preserve"> that supports it.</w:t>
-      </w:r>
-    </w:p>
-    <w:p>
-      <w:pPr>
-        <w:pStyle w:val="Heading3"/>
-      </w:pPr>
-      <w:r>
         <w:t>My explanation using a pictured step and the given facts</w:t>
       </w:r>
     </w:p>
@@ -2286,6 +2556,14 @@
     <w:p>
       <w:r>
         <w:t>________________________________________________________________</w:t>
+      </w:r>
+    </w:p>
+    <w:p>
+      <w:pPr>
+        <w:pStyle w:val="Heading2"/>
+      </w:pPr>
+      <w:r>
+        <w:t>Reserve the independent new objective</w:t>
       </w:r>
     </w:p>
     <w:p>
@@ -2301,29 +2579,60 @@
     </w:p>
     <w:p>
       <w:pPr>
+        <w:pStyle w:val="Heading2"/>
+      </w:pPr>
+      <w:r>
+        <w:t>Earlier wording, alternatives and picture transcripts · reference / check after trying</w:t>
+      </w:r>
+    </w:p>
+    <w:p>
+      <w:pPr>
+        <w:pStyle w:val="Heading3"/>
+      </w:pPr>
+      <w:r>
+        <w:t>Practise with less help: Explain a crossing</w:t>
+      </w:r>
+    </w:p>
+    <w:p>
+      <w:pPr>
+        <w:pStyle w:val="Heading3"/>
+      </w:pPr>
+      <w:r>
+        <w:t>Check your reasoning</w:t>
+      </w:r>
+    </w:p>
+    <w:p>
+      <w:pPr>
+        <w:pStyle w:val="Heading3"/>
+      </w:pPr>
+      <w:r>
+        <w:t>Explain the picture</w:t>
+      </w:r>
+    </w:p>
+    <w:p>
+      <w:pPr>
         <w:pStyle w:val="Heading1"/>
       </w:pPr>
       <w:r>
-        <w:t>09. Run the investigation</w:t>
-      </w:r>
-    </w:p>
-    <w:p>
-      <w:r>
-        <w:t>Investigate Learning rate experiments. Record the prediction, actual observation or labelled paper trace, explanation and next test separately.</w:t>
-      </w:r>
-    </w:p>
-    <w:p>
-      <w:pPr>
-        <w:pStyle w:val="Heading3"/>
-      </w:pPr>
-      <w:r>
-        <w:t>Predict, investigate and preserve the evidence</w:t>
+        <w:t>09. Run the complete five-rate comparison and control audit</w:t>
+      </w:r>
+    </w:p>
+    <w:p>
+      <w:r>
+        <w:t>All settings,paths and expected boundary behavior are supplied.</w:t>
+      </w:r>
+    </w:p>
+    <w:p>
+      <w:pPr>
+        <w:pStyle w:val="Heading2"/>
+      </w:pPr>
+      <w:r>
+        <w:t>Current crossing task and complete runnable experiment</w:t>
       </w:r>
     </w:p>
     <w:p>
       <w:pPr>
         <w:spacing w:line="336" w:lineRule="auto" w:after="180"/>
-        <w:shd w:fill="F5F1FB"/>
       </w:pPr>
       <w:r>
         <w:rPr>
@@ -2374,6 +2683,258 @@
         <w:t xml:space="preserve">    values, losses = run(rate)</w:t>
         <w:br/>
         <w:t xml:space="preserve">    print(rate, values, losses)</w:t>
+      </w:r>
+    </w:p>
+    <w:p>
+      <w:pPr>
+        <w:pStyle w:val="Heading2"/>
+      </w:pPr>
+      <w:r>
+        <w:t>Complete normal,boundary,missing,scaling and confounding probes</w:t>
+      </w:r>
+    </w:p>
+    <w:tbl>
+      <w:tblPr>
+        <w:tblStyle w:val="LightShading-Accent1"/>
+        <w:tblW w:type="auto" w:w="0"/>
+        <w:tblLook w:firstColumn="1" w:firstRow="1" w:lastColumn="0" w:lastRow="0" w:noHBand="0" w:noVBand="1" w:val="04A0"/>
+      </w:tblPr>
+      <w:tblGrid>
+        <w:gridCol w:w="5112"/>
+        <w:gridCol w:w="5112"/>
+      </w:tblGrid>
+      <w:tr>
+        <w:trPr>
+          <w:tblHeader/>
+        </w:trPr>
+        <w:tc>
+          <w:tcPr>
+            <w:tcW w:type="dxa" w:w="5112"/>
+          </w:tcPr>
+          <w:p>
+            <w:r>
+              <w:t>Complete controlled-rate probe</w:t>
+            </w:r>
+          </w:p>
+        </w:tc>
+        <w:tc>
+          <w:tcPr>
+            <w:tcW w:type="dxa" w:w="5112"/>
+          </w:tcPr>
+          <w:p>
+            <w:r>
+              <w:t>Expected result / action</w:t>
+            </w:r>
+          </w:p>
+        </w:tc>
+      </w:tr>
+      <w:tr>
+        <w:tc>
+          <w:tcPr>
+            <w:tcW w:type="dxa" w:w="5112"/>
+          </w:tcPr>
+          <w:p>
+            <w:r>
+              <w:t>Normal rate.3 after first crossing v3</w:t>
+            </w:r>
+          </w:p>
+        </w:tc>
+        <w:tc>
+          <w:tcPr>
+            <w:tcW w:type="dxa" w:w="5112"/>
+          </w:tcPr>
+          <w:p>
+            <w:r>
+              <w:t>Next gradient 5, next v1.5, loss.625; crossing did not prove divergence</w:t>
+            </w:r>
+          </w:p>
+        </w:tc>
+      </w:tr>
+      <w:tr>
+        <w:tc>
+          <w:tcPr>
+            <w:tcW w:type="dxa" w:w="5112"/>
+          </w:tcPr>
+          <w:p>
+            <w:r>
+              <w:t>Boundary rate.4</w:t>
+            </w:r>
+          </w:p>
+        </w:tc>
+        <w:tc>
+          <w:tcPr>
+            <w:tcW w:type="dxa" w:w="5112"/>
+          </w:tcPr>
+          <w:p>
+            <w:r>
+              <w:t>Multiplier−1; v4 then0, loss 10 then10</w:t>
+            </w:r>
+          </w:p>
+        </w:tc>
+      </w:tr>
+      <w:tr>
+        <w:tc>
+          <w:tcPr>
+            <w:tcW w:type="dxa" w:w="5112"/>
+          </w:tcPr>
+          <w:p>
+            <w:r>
+              <w:t>No-change rate 0</w:t>
+            </w:r>
+          </w:p>
+        </w:tc>
+        <w:tc>
+          <w:tcPr>
+            <w:tcW w:type="dxa" w:w="5112"/>
+          </w:tcPr>
+          <w:p>
+            <w:r>
+              <w:t>All five states v0, loss 10</w:t>
+            </w:r>
+          </w:p>
+        </w:tc>
+      </w:tr>
+      <w:tr>
+        <w:tc>
+          <w:tcPr>
+            <w:tcW w:type="dxa" w:w="5112"/>
+          </w:tcPr>
+          <w:p>
+            <w:r>
+              <w:t>Fast exact toy rate.2</w:t>
+            </w:r>
+          </w:p>
+        </w:tc>
+        <w:tc>
+          <w:tcPr>
+            <w:tcW w:type="dxa" w:w="5112"/>
+          </w:tcPr>
+          <w:p>
+            <w:r>
+              <w:t>First v2, then stays; loss 0 from first update</w:t>
+            </w:r>
+          </w:p>
+        </w:tc>
+      </w:tr>
+      <w:tr>
+        <w:tc>
+          <w:tcPr>
+            <w:tcW w:type="dxa" w:w="5112"/>
+          </w:tcPr>
+          <w:p>
+            <w:r>
+              <w:t>Missing rateNoneorinvalid update count</w:t>
+            </w:r>
+          </w:p>
+        </w:tc>
+        <w:tc>
+          <w:tcPr>
+            <w:tcW w:type="dxa" w:w="5112"/>
+          </w:tcPr>
+          <w:p>
+            <w:r>
+              <w:t>Outside finite-rate/nonnegative-integer contract; validate before calling</w:t>
+            </w:r>
+          </w:p>
+        </w:tc>
+      </w:tr>
+      <w:tr>
+        <w:tc>
+          <w:tcPr>
+            <w:tcW w:type="dxa" w:w="5112"/>
+          </w:tcPr>
+          <w:p>
+            <w:r>
+              <w:t>Change MSE to two-row SSE</w:t>
+            </w:r>
+          </w:p>
+        </w:tc>
+        <w:tc>
+          <w:tcPr>
+            <w:tcW w:type="dxa" w:w="5112"/>
+          </w:tcPr>
+          <w:p>
+            <w:r>
+              <w:t>Gradient doubles; halve rate.3to.15 for identical steps</w:t>
+            </w:r>
+          </w:p>
+        </w:tc>
+      </w:tr>
+      <w:tr>
+        <w:tc>
+          <w:tcPr>
+            <w:tcW w:type="dxa" w:w="5112"/>
+          </w:tcPr>
+          <w:p>
+            <w:r>
+              <w:t>Change rate and batch size/start together</w:t>
+            </w:r>
+          </w:p>
+        </w:tc>
+        <w:tc>
+          <w:tcPr>
+            <w:tcW w:type="dxa" w:w="5112"/>
+          </w:tcPr>
+          <w:p>
+            <w:r>
+              <w:t>Cannot isolate rate; restart same original state and hold all other settings fixed</w:t>
+            </w:r>
+          </w:p>
+        </w:tc>
+      </w:tr>
+      <w:tr>
+        <w:tc>
+          <w:tcPr>
+            <w:tcW w:type="dxa" w:w="5112"/>
+          </w:tcPr>
+          <w:p>
+            <w:r>
+              <w:t>Choose from final-test outcomes</w:t>
+            </w:r>
+          </w:p>
+        </w:tc>
+        <w:tc>
+          <w:tcPr>
+            <w:tcW w:type="dxa" w:w="5112"/>
+          </w:tcPr>
+          <w:p>
+            <w:r>
+              <w:t>Those cases become selection/development evidence; retain a fresh frozen final gate</w:t>
+            </w:r>
+          </w:p>
+        </w:tc>
+      </w:tr>
+    </w:tbl>
+    <w:p>
+      <w:pPr>
+        <w:pStyle w:val="Heading2"/>
+      </w:pPr>
+      <w:r>
+        <w:t>Predict,restart,run or trace,and retain every path</w:t>
+      </w:r>
+    </w:p>
+    <w:p>
+      <w:pPr>
+        <w:pStyle w:val="ListNumber"/>
+      </w:pPr>
+      <w:r>
+        <w:t>Predict all five recorded paths before running or tracing the supplied code. Restart v0 for each rate; retain every loss, not only a preferred endpoint. Compare the returned values with the complete table and graph, including their different vertical scales. Trace the zero/boundary and mean-to-sum cases separately. The helper assumes valid configuration and has no missing-input parser. Report these two-row training results as a controlled classroom experiment; use separate validation for development choices and keep final-test references out of rate selection.</w:t>
+      </w:r>
+    </w:p>
+    <w:p>
+      <w:pPr>
+        <w:pStyle w:val="ListNumber"/>
+      </w:pPr>
+      <w:r>
+        <w:t>On paper, trace the supplied procedure. If code is provided, predict before running it in a local practice file. Never write an expected answer as though it were an observed run.</w:t>
+      </w:r>
+    </w:p>
+    <w:p>
+      <w:pPr>
+        <w:pStyle w:val="Heading2"/>
+      </w:pPr>
+      <w:r>
+        <w:t>Keep the evidence ledger</w:t>
       </w:r>
     </w:p>
     <w:tbl>
@@ -2520,7 +3081,15 @@
         <w:rPr>
           <w:b w:val="0"/>
         </w:rPr>
-        <w:t>On paper, trace the supplied procedure. If code is provided, predict before running it in a local practice file. Never write an expected answer as though it were an observed run.</w:t>
+        <w:t>Before trying: what do I expect, and why? While trying: which step could first go wrong? Afterwards: what did I actually observe, and what should change? Keep “not run” if you only traced the procedure.</w:t>
+      </w:r>
+    </w:p>
+    <w:p>
+      <w:pPr>
+        <w:pStyle w:val="Heading2"/>
+      </w:pPr>
+      <w:r>
+        <w:t>Earlier wording, alternatives and picture transcripts · reference / check after trying</w:t>
       </w:r>
     </w:p>
     <w:p>
@@ -2528,7 +3097,36 @@
         <w:pStyle w:val="Heading3"/>
       </w:pPr>
       <w:r>
+        <w:t>Predict, investigate and preserve the evidence</w:t>
+      </w:r>
+    </w:p>
+    <w:p>
+      <w:pPr>
+        <w:pStyle w:val="Heading3"/>
+      </w:pPr>
+      <w:r>
         <w:t>Plan → try → check</w:t>
+      </w:r>
+    </w:p>
+    <w:p>
+      <w:pPr>
+        <w:pStyle w:val="Heading1"/>
+      </w:pPr>
+      <w:r>
+        <w:t>14. Try alone: compare rates on a different quadratic</w:t>
+      </w:r>
+    </w:p>
+    <w:p>
+      <w:r>
+        <w:t>Use its own gradient scale,start and two-update budget.</w:t>
+      </w:r>
+    </w:p>
+    <w:p>
+      <w:pPr>
+        <w:pStyle w:val="Heading2"/>
+      </w:pPr>
+      <w:r>
+        <w:t>Complete new independent objective and rates</w:t>
       </w:r>
     </w:p>
     <w:p>
@@ -2539,20 +3137,15 @@
         <w:rPr>
           <w:b w:val="0"/>
         </w:rPr>
-        <w:t>Before trying: what do I expect, and why? While trying: which step could first go wrong? Afterwards: what did I actually observe, and what should change? Keep “not run” if you only traced the procedure.</w:t>
-      </w:r>
-    </w:p>
-    <w:p>
-      <w:pPr>
-        <w:pStyle w:val="Heading1"/>
-      </w:pPr>
-      <w:r>
-        <w:t>10. Build your understanding</w:t>
-      </w:r>
-    </w:p>
-    <w:p>
-      <w:r>
-        <w:t>Move from recall to tracing, diagnosis and transfer in Learning rate experiments. Explain why each step is justified.</w:t>
+        <w:t>Use J(a) = (a - 1) squared with gradient 2(a - 1), start a = 0 and two updates. Restart for each rate 0.25, 0.5 and 1. Compute the two new a values and losses for each run. Identify the result supported after two updates.</w:t>
+      </w:r>
+    </w:p>
+    <w:p>
+      <w:pPr>
+        <w:pStyle w:val="Heading2"/>
+      </w:pPr>
+      <w:r>
+        <w:t>First attempt and support record</w:t>
       </w:r>
     </w:p>
     <w:p>
@@ -2560,7 +3153,42 @@
         <w:pStyle w:val="Heading3"/>
       </w:pPr>
       <w:r>
-        <w:t>Explain → apply → challenge</w:t>
+        <w:t>My independent explanation, trace and limits</w:t>
+      </w:r>
+    </w:p>
+    <w:p>
+      <w:r>
+        <w:t>________________________________________________________________</w:t>
+      </w:r>
+    </w:p>
+    <w:p>
+      <w:r>
+        <w:t>________________________________________________________________</w:t>
+      </w:r>
+    </w:p>
+    <w:p>
+      <w:r>
+        <w:t>________________________________________________________________</w:t>
+      </w:r>
+    </w:p>
+    <w:p>
+      <w:r>
+        <w:t>________________________________________________________________</w:t>
+      </w:r>
+    </w:p>
+    <w:p>
+      <w:r>
+        <w:t>________________________________________________________________</w:t>
+      </w:r>
+    </w:p>
+    <w:p>
+      <w:r>
+        <w:t>________________________________________________________________</w:t>
+      </w:r>
+    </w:p>
+    <w:p>
+      <w:r>
+        <w:t>________________________________________________________________</w:t>
       </w:r>
     </w:p>
     <w:p>
@@ -2571,19 +3199,26 @@
         <w:rPr>
           <w:b w:val="0"/>
         </w:rPr>
-        <w:t xml:space="preserve">For rate 0.05, start v = 0 and compute two updates and their </w:t>
-      </w:r>
-      <w:r>
-        <w:rPr>
-          <w:b/>
-        </w:rPr>
-        <w:t>training</w:t>
-      </w:r>
+        <w:t>Attempt this case before feedback. Record any help. Earlier examples below are further practice; a case already practised with feedback cannot establish fresh transfer.</w:t>
+      </w:r>
+    </w:p>
+    <w:p>
+      <w:pPr>
+        <w:pStyle w:val="Heading2"/>
+      </w:pPr>
+      <w:r>
+        <w:t>Use feedback after trying</w:t>
+      </w:r>
+    </w:p>
+    <w:p>
+      <w:pPr>
+        <w:spacing w:line="336" w:lineRule="auto" w:after="180"/>
+      </w:pPr>
       <w:r>
         <w:rPr>
           <w:b w:val="0"/>
         </w:rPr>
-        <w:t xml:space="preserve"> MSE values using the lesson objective.</w:t>
+        <w:t>Attempt the independent case before hints. Record whether you worked alone, used a hint or followed a model. After feedback, fix the first unsupported step and explain why it changed.</w:t>
       </w:r>
     </w:p>
     <w:p>
@@ -2594,19 +3229,90 @@
         <w:rPr>
           <w:b w:val="0"/>
         </w:rPr>
-        <w:t xml:space="preserve">Replace MSE by the sum of squared errors on the two </w:t>
-      </w:r>
-      <w:r>
-        <w:rPr>
-          <w:b/>
-        </w:rPr>
-        <w:t>training</w:t>
-      </w:r>
+        <w:t>A later check uses a changed case, not a copied answer.</w:t>
+      </w:r>
+    </w:p>
+    <w:p>
+      <w:pPr>
+        <w:pStyle w:val="Heading2"/>
+      </w:pPr>
+      <w:r>
+        <w:t>Earlier wording, alternatives and picture transcripts · reference / check after trying</w:t>
+      </w:r>
+    </w:p>
+    <w:p>
+      <w:pPr>
+        <w:pStyle w:val="Heading3"/>
+      </w:pPr>
+      <w:r>
+        <w:t>Independent case: Compare a new objective independently</w:t>
+      </w:r>
+    </w:p>
+    <w:p>
+      <w:pPr>
+        <w:pStyle w:val="Heading3"/>
+      </w:pPr>
+      <w:r>
+        <w:t>Attempt this without hints</w:t>
+      </w:r>
+    </w:p>
+    <w:p>
+      <w:pPr>
+        <w:spacing w:line="336" w:lineRule="auto" w:after="180"/>
+      </w:pPr>
       <w:r>
         <w:rPr>
           <w:b w:val="0"/>
         </w:rPr>
-        <w:t xml:space="preserve"> pairs. Which rate reproduces the MSE run at rate 0.3? Explain using gradients.</w:t>
+        <w:t>Use J(a) = (a - 1) squared with gradient 2(a - 1), start a = 0 and two updates. Restart for each rate 0.25, 0.5 and 1. Compute the two new a values and losses for each run. Identify the result supported after two updates.</w:t>
+      </w:r>
+    </w:p>
+    <w:p>
+      <w:pPr>
+        <w:pStyle w:val="Heading3"/>
+      </w:pPr>
+      <w:r>
+        <w:t>My independent procedure, result and limitation</w:t>
+      </w:r>
+    </w:p>
+    <w:p>
+      <w:r>
+        <w:t>________________________________________________________________</w:t>
+      </w:r>
+    </w:p>
+    <w:p>
+      <w:r>
+        <w:t>________________________________________________________________</w:t>
+      </w:r>
+    </w:p>
+    <w:p>
+      <w:r>
+        <w:t>________________________________________________________________</w:t>
+      </w:r>
+    </w:p>
+    <w:p>
+      <w:r>
+        <w:t>________________________________________________________________</w:t>
+      </w:r>
+    </w:p>
+    <w:p>
+      <w:r>
+        <w:t>________________________________________________________________</w:t>
+      </w:r>
+    </w:p>
+    <w:p>
+      <w:r>
+        <w:t>________________________________________________________________</w:t>
+      </w:r>
+    </w:p>
+    <w:p>
+      <w:r>
+        <w:t>________________________________________________________________</w:t>
+      </w:r>
+    </w:p>
+    <w:p>
+      <w:r>
+        <w:t>________________________________________________________________</w:t>
       </w:r>
     </w:p>
     <w:p>
@@ -2617,30 +3323,7 @@
         <w:rPr>
           <w:b w:val="0"/>
         </w:rPr>
-        <w:t xml:space="preserve">Run A starts v = 0 with full-data batches for four updates. Run B starts at the final A value, changes both rate and batch size, then compares final </w:t>
-      </w:r>
-      <w:r>
-        <w:rPr>
-          <w:b/>
-        </w:rPr>
-        <w:t>training</w:t>
-      </w:r>
-      <w:r>
-        <w:rPr>
-          <w:b w:val="0"/>
-        </w:rPr>
-        <w:t xml:space="preserve"> losses. Can the difference be attributed only to rate?</w:t>
-      </w:r>
-    </w:p>
-    <w:p>
-      <w:pPr>
-        <w:spacing w:line="336" w:lineRule="auto" w:after="180"/>
-      </w:pPr>
-      <w:r>
-        <w:rPr>
-          <w:b w:val="0"/>
-        </w:rPr>
-        <w:t>Propose a repair.</w:t>
+        <w:t>Record support used: none, hint or teacher explanation. After feedback, a different case is needed to demonstrate independence.</w:t>
       </w:r>
     </w:p>
     <w:p>
@@ -2648,32 +3331,7 @@
         <w:pStyle w:val="Heading3"/>
       </w:pPr>
       <w:r>
-        <w:t>Explain which evidence supports your conclusion and which claim remains unproved.</w:t>
-      </w:r>
-    </w:p>
-    <w:p>
-      <w:r>
-        <w:t>________________________________________________________________</w:t>
-      </w:r>
-    </w:p>
-    <w:p>
-      <w:r>
-        <w:t>________________________________________________________________</w:t>
-      </w:r>
-    </w:p>
-    <w:p>
-      <w:r>
-        <w:t>________________________________________________________________</w:t>
-      </w:r>
-    </w:p>
-    <w:p>
-      <w:r>
-        <w:t>________________________________________________________________</w:t>
-      </w:r>
-    </w:p>
-    <w:p>
-      <w:r>
-        <w:t>________________________________________________________________</w:t>
+        <w:t>Use feedback to improve</w:t>
       </w:r>
     </w:p>
     <w:p>
@@ -2681,12 +3339,20 @@
         <w:pStyle w:val="Heading1"/>
       </w:pPr>
       <w:r>
-        <w:t>11. Connect your project</w:t>
-      </w:r>
-    </w:p>
-    <w:p>
-      <w:r>
-        <w:t>Apply this week’s idea to Image-pattern Network Investigation. Keep an annotated decision and the evidence supporting it.</w:t>
+        <w:t>11. Keep the rate with its full experimental protocol</w:t>
+      </w:r>
+    </w:p>
+    <w:p>
+      <w:r>
+        <w:t>A reader should know what stayed fixed and what the curves measure.</w:t>
+      </w:r>
+    </w:p>
+    <w:p>
+      <w:pPr>
+        <w:pStyle w:val="Heading2"/>
+      </w:pPr>
+      <w:r>
+        <w:t>Project artifact and evidence table</w:t>
       </w:r>
     </w:p>
     <w:p>
@@ -2901,10 +3567,10 @@
     </w:tbl>
     <w:p>
       <w:pPr>
-        <w:pStyle w:val="Heading3"/>
-      </w:pPr>
-      <w:r>
-        <w:t>Evidence for your project</w:t>
+        <w:pStyle w:val="Heading2"/>
+      </w:pPr>
+      <w:r>
+        <w:t>Actual run/trace and limits</w:t>
       </w:r>
     </w:p>
     <w:p>
@@ -2943,15 +3609,88 @@
     </w:p>
     <w:p>
       <w:pPr>
+        <w:pStyle w:val="Heading2"/>
+      </w:pPr>
+      <w:r>
+        <w:t>Earlier wording, alternatives and picture transcripts · reference / check after trying</w:t>
+      </w:r>
+    </w:p>
+    <w:p>
+      <w:pPr>
+        <w:pStyle w:val="Heading3"/>
+      </w:pPr>
+      <w:r>
+        <w:t>Evidence for your project</w:t>
+      </w:r>
+    </w:p>
+    <w:p>
+      <w:pPr>
         <w:pStyle w:val="Heading1"/>
       </w:pPr>
       <w:r>
-        <w:t>12. Show what you know</w:t>
-      </w:r>
-    </w:p>
-    <w:p>
-      <w:r>
-        <w:t>Use a genuinely new case for independent evidence. Previously discussed examples remain practice; use the separately named independent case before feedback.</w:t>
+        <w:t>16. Finish with one controlled comparison and one bounded conclusion</w:t>
+      </w:r>
+    </w:p>
+    <w:p>
+      <w:r>
+        <w:t>Distinguish the best observed training result from a universal setting.</w:t>
+      </w:r>
+    </w:p>
+    <w:p>
+      <w:pPr>
+        <w:pStyle w:val="Heading2"/>
+      </w:pPr>
+      <w:r>
+        <w:t>Retrieve and explain</w:t>
+      </w:r>
+    </w:p>
+    <w:p>
+      <w:pPr>
+        <w:pStyle w:val="ListBullet"/>
+      </w:pPr>
+      <w:r>
+        <w:t>Close your notes. Explain this goal in your own words: Run a controlled comparison of learning rates</w:t>
+      </w:r>
+    </w:p>
+    <w:p>
+      <w:pPr>
+        <w:pStyle w:val="Heading3"/>
+      </w:pPr>
+      <w:r>
+        <w:t>My deciding step, evidence and one remaining question</w:t>
+      </w:r>
+    </w:p>
+    <w:p>
+      <w:r>
+        <w:t>________________________________________________________________</w:t>
+      </w:r>
+    </w:p>
+    <w:p>
+      <w:r>
+        <w:t>________________________________________________________________</w:t>
+      </w:r>
+    </w:p>
+    <w:p>
+      <w:r>
+        <w:t>________________________________________________________________</w:t>
+      </w:r>
+    </w:p>
+    <w:p>
+      <w:r>
+        <w:t>________________________________________________________________</w:t>
+      </w:r>
+    </w:p>
+    <w:p>
+      <w:r>
+        <w:t>________________________________________________________________</w:t>
+      </w:r>
+    </w:p>
+    <w:p>
+      <w:pPr>
+        <w:pStyle w:val="Heading2"/>
+      </w:pPr>
+      <w:r>
+        <w:t>Plan a changed-case return</w:t>
       </w:r>
     </w:p>
     <w:p>
@@ -2962,58 +3701,31 @@
         <w:rPr>
           <w:b w:val="0"/>
         </w:rPr>
-        <w:t xml:space="preserve">Record the initial state, data, frozen values, objective, batch rule, update budget, candidate rates, parameter traces and loss traces. These runs compare </w:t>
+        <w:t xml:space="preserve">If you are unsure, return to the worked picture and explain one arrow. If you are ready, change an </w:t>
       </w:r>
       <w:r>
         <w:rPr>
           <w:b/>
         </w:rPr>
-        <w:t>training</w:t>
+        <w:t>input</w:t>
       </w:r>
       <w:r>
         <w:rPr>
           <w:b w:val="0"/>
         </w:rPr>
-        <w:t xml:space="preserve"> behaviour on two examples.</w:t>
-      </w:r>
-    </w:p>
-    <w:p>
-      <w:pPr>
-        <w:spacing w:line="336" w:lineRule="auto" w:after="180"/>
-      </w:pPr>
+        <w:t xml:space="preserve"> or assumption and justify your </w:t>
+      </w:r>
+      <w:r>
+        <w:rPr>
+          <w:b/>
+        </w:rPr>
+        <w:t>prediction</w:t>
+      </w:r>
       <w:r>
         <w:rPr>
           <w:b w:val="0"/>
         </w:rPr>
-        <w:t>They do not establish which setting performs best on independent data. Keep the final test set out of rate selection; later lessons use validation curves to make development choices.</w:t>
-      </w:r>
-    </w:p>
-    <w:p>
-      <w:pPr>
-        <w:pStyle w:val="Heading3"/>
-      </w:pPr>
-      <w:r>
-        <w:t>A team says rate 0.2 is the best rate for every neural network because it reached zero training loss here. Replace this claim with a precise experimental conclusion and one limitation.</w:t>
-      </w:r>
-    </w:p>
-    <w:p>
-      <w:r>
-        <w:t>________________________________________________________________</w:t>
-      </w:r>
-    </w:p>
-    <w:p>
-      <w:r>
-        <w:t>________________________________________________________________</w:t>
-      </w:r>
-    </w:p>
-    <w:p>
-      <w:r>
-        <w:t>________________________________________________________________</w:t>
-      </w:r>
-    </w:p>
-    <w:p>
-      <w:r>
-        <w:t>________________________________________________________________</w:t>
+        <w:t>.</w:t>
       </w:r>
     </w:p>
     <w:p>
@@ -3024,60 +3736,361 @@
         <w:rPr>
           <w:b w:val="0"/>
         </w:rPr>
-        <w:t xml:space="preserve">Next week compares </w:t>
+        <w:t xml:space="preserve">Save your workbook </w:t>
       </w:r>
       <w:r>
         <w:rPr>
           <w:b/>
         </w:rPr>
-        <w:t>training</w:t>
+        <w:t>evidence</w:t>
       </w:r>
       <w:r>
         <w:rPr>
           <w:b w:val="0"/>
         </w:rPr>
-        <w:t xml:space="preserve"> and validation curves, including when their trends disagree.</w:t>
-      </w:r>
-    </w:p>
-    <w:p>
-      <w:pPr>
-        <w:spacing w:line="336" w:lineRule="auto" w:after="180"/>
-      </w:pPr>
-      <w:r>
-        <w:rPr>
-          <w:b w:val="0"/>
-        </w:rPr>
-        <w:t xml:space="preserve">Run A starts v = 0 with full-data batches for four updates. Run B starts at the final A value, changes both rate and batch size, then compares final </w:t>
-      </w:r>
-      <w:r>
-        <w:rPr>
-          <w:b/>
-        </w:rPr>
-        <w:t>training</w:t>
-      </w:r>
-      <w:r>
-        <w:rPr>
-          <w:b w:val="0"/>
-        </w:rPr>
-        <w:t xml:space="preserve"> losses. Can the difference be attributed only to rate?</w:t>
-      </w:r>
-    </w:p>
-    <w:p>
-      <w:pPr>
-        <w:spacing w:line="336" w:lineRule="auto" w:after="180"/>
-      </w:pPr>
-      <w:r>
-        <w:rPr>
-          <w:b w:val="0"/>
-        </w:rPr>
-        <w:t>Propose a repair.</w:t>
-      </w:r>
-    </w:p>
+        <w:t>. At the next review, try a different case before opening your old answer.</w:t>
+      </w:r>
+    </w:p>
+    <w:p>
+      <w:pPr>
+        <w:pStyle w:val="Heading1"/>
+      </w:pPr>
+      <w:r>
+        <w:t>Reference bank and extra practice</w:t>
+      </w:r>
+    </w:p>
+    <w:p>
+      <w:pPr>
+        <w:pStyle w:val="Heading1"/>
+      </w:pPr>
+      <w:r>
+        <w:t>05. Reference · Use the mathematical words precisely</w:t>
+      </w:r>
+    </w:p>
+    <w:p>
+      <w:r>
+        <w:t>Connect each term to a value or step in the current example.</w:t>
+      </w:r>
+    </w:p>
+    <w:p>
+      <w:pPr>
+        <w:pStyle w:val="Heading2"/>
+      </w:pPr>
+      <w:r>
+        <w:t>Vocabulary and your explanation</w:t>
+      </w:r>
+    </w:p>
+    <w:tbl>
+      <w:tblPr>
+        <w:tblStyle w:val="LightShading-Accent1"/>
+        <w:tblW w:type="auto" w:w="0"/>
+        <w:tblLook w:firstColumn="1" w:firstRow="1" w:lastColumn="0" w:lastRow="0" w:noHBand="0" w:noVBand="1" w:val="04A0"/>
+      </w:tblPr>
+      <w:tblGrid>
+        <w:gridCol w:w="5112"/>
+        <w:gridCol w:w="5112"/>
+      </w:tblGrid>
+      <w:tr>
+        <w:trPr>
+          <w:tblHeader/>
+        </w:trPr>
+        <w:tc>
+          <w:tcPr>
+            <w:tcW w:type="dxa" w:w="5112"/>
+          </w:tcPr>
+          <w:p>
+            <w:r>
+              <w:t>Word</w:t>
+            </w:r>
+          </w:p>
+        </w:tc>
+        <w:tc>
+          <w:tcPr>
+            <w:tcW w:type="dxa" w:w="5112"/>
+          </w:tcPr>
+          <w:p>
+            <w:r>
+              <w:t>Meaning</w:t>
+            </w:r>
+          </w:p>
+        </w:tc>
+      </w:tr>
+      <w:tr>
+        <w:tc>
+          <w:tcPr>
+            <w:tcW w:type="dxa" w:w="5112"/>
+          </w:tcPr>
+          <w:p>
+            <w:r>
+              <w:t>Learning rate</w:t>
+            </w:r>
+          </w:p>
+        </w:tc>
+        <w:tc>
+          <w:tcPr>
+            <w:tcW w:type="dxa" w:w="5112"/>
+          </w:tcPr>
+          <w:p>
+            <w:r>
+              <w:t>The multiplier controlling the size of a gradient update</w:t>
+            </w:r>
+          </w:p>
+        </w:tc>
+      </w:tr>
+      <w:tr>
+        <w:tc>
+          <w:tcPr>
+            <w:tcW w:type="dxa" w:w="5112"/>
+          </w:tcPr>
+          <w:p>
+            <w:r>
+              <w:t>Controlled comparison</w:t>
+            </w:r>
+          </w:p>
+        </w:tc>
+        <w:tc>
+          <w:tcPr>
+            <w:tcW w:type="dxa" w:w="5112"/>
+          </w:tcPr>
+          <w:p>
+            <w:r>
+              <w:t>An experiment changing a named factor while holding other stated conditions fixed</w:t>
+            </w:r>
+          </w:p>
+        </w:tc>
+      </w:tr>
+      <w:tr>
+        <w:tc>
+          <w:tcPr>
+            <w:tcW w:type="dxa" w:w="5112"/>
+          </w:tcPr>
+          <w:p>
+            <w:r>
+              <w:t>Oscillation</w:t>
+            </w:r>
+          </w:p>
+        </w:tc>
+        <w:tc>
+          <w:tcPr>
+            <w:tcW w:type="dxa" w:w="5112"/>
+          </w:tcPr>
+          <w:p>
+            <w:r>
+              <w:t>Repeated movement from one side of a value to the other</w:t>
+            </w:r>
+          </w:p>
+        </w:tc>
+      </w:tr>
+      <w:tr>
+        <w:tc>
+          <w:tcPr>
+            <w:tcW w:type="dxa" w:w="5112"/>
+          </w:tcPr>
+          <w:p>
+            <w:r>
+              <w:t>Divergence</w:t>
+            </w:r>
+          </w:p>
+        </w:tc>
+        <w:tc>
+          <w:tcPr>
+            <w:tcW w:type="dxa" w:w="5112"/>
+          </w:tcPr>
+          <w:p>
+            <w:r>
+              <w:t>Movement away from a target solution with growing error in this experiment</w:t>
+            </w:r>
+          </w:p>
+        </w:tc>
+      </w:tr>
+    </w:tbl>
     <w:p>
       <w:pPr>
         <w:pStyle w:val="Heading3"/>
       </w:pPr>
       <w:r>
+        <w:t>Use two terms to explain a step in this week’s example.</w:t>
+      </w:r>
+    </w:p>
+    <w:p>
+      <w:r>
+        <w:t>________________________________________________________________</w:t>
+      </w:r>
+    </w:p>
+    <w:p>
+      <w:r>
+        <w:t>________________________________________________________________</w:t>
+      </w:r>
+    </w:p>
+    <w:p>
+      <w:r>
+        <w:t>________________________________________________________________</w:t>
+      </w:r>
+    </w:p>
+    <w:p>
+      <w:pPr>
+        <w:pStyle w:val="Heading1"/>
+      </w:pPr>
+      <w:r>
+        <w:t>10. Extra challenge · Explain a stronger case</w:t>
+      </w:r>
+    </w:p>
+    <w:p>
+      <w:r>
+        <w:t>Choose the next challenge after the main route.</w:t>
+      </w:r>
+    </w:p>
+    <w:p>
+      <w:pPr>
+        <w:pStyle w:val="Heading2"/>
+      </w:pPr>
+      <w:r>
+        <w:t>Explain,repair and extend</w:t>
+      </w:r>
+    </w:p>
+    <w:p>
+      <w:pPr>
+        <w:pStyle w:val="Heading3"/>
+      </w:pPr>
+      <w:r>
+        <w:t>Explain → apply → challenge</w:t>
+      </w:r>
+    </w:p>
+    <w:p>
+      <w:pPr>
+        <w:pStyle w:val="ListBullet"/>
+      </w:pPr>
+      <w:r>
+        <w:t>For rate 0.05, start v = 0 and compute two updates and their training MSE values using the lesson objective.</w:t>
+      </w:r>
+    </w:p>
+    <w:p>
+      <w:pPr>
+        <w:pStyle w:val="ListBullet"/>
+      </w:pPr>
+      <w:r>
+        <w:t>Replace MSE by the sum of squared errors on the two training pairs. Which rate reproduces the MSE run at rate 0.3? Explain using gradients.</w:t>
+      </w:r>
+    </w:p>
+    <w:p>
+      <w:pPr>
+        <w:pStyle w:val="ListBullet"/>
+      </w:pPr>
+      <w:r>
+        <w:t>Run A starts v = 0 with full-data batches for four updates. Run B starts at the final A value, changes both rate and batch size, then compares final training losses. Can the difference be attributed only to rate? Propose a repair.</w:t>
+      </w:r>
+    </w:p>
+    <w:p>
+      <w:pPr>
+        <w:pStyle w:val="Heading3"/>
+      </w:pPr>
+      <w:r>
+        <w:t>Explain which evidence supports your conclusion and which claim remains unproved.</w:t>
+      </w:r>
+    </w:p>
+    <w:p>
+      <w:r>
+        <w:t>________________________________________________________________</w:t>
+      </w:r>
+    </w:p>
+    <w:p>
+      <w:r>
+        <w:t>________________________________________________________________</w:t>
+      </w:r>
+    </w:p>
+    <w:p>
+      <w:r>
+        <w:t>________________________________________________________________</w:t>
+      </w:r>
+    </w:p>
+    <w:p>
+      <w:r>
+        <w:t>________________________________________________________________</w:t>
+      </w:r>
+    </w:p>
+    <w:p>
+      <w:r>
+        <w:t>________________________________________________________________</w:t>
+      </w:r>
+    </w:p>
+    <w:p>
+      <w:pPr>
+        <w:pStyle w:val="Heading1"/>
+      </w:pPr>
+      <w:r>
+        <w:t>12. Reference · Check the representation and its limits</w:t>
+      </w:r>
+    </w:p>
+    <w:p>
+      <w:r>
+        <w:t>Use after practice;reserve the new independent J(a)=(a−1)²two-update rate comparison for the first individual attempt.</w:t>
+      </w:r>
+    </w:p>
+    <w:p>
+      <w:pPr>
+        <w:pStyle w:val="Heading2"/>
+      </w:pPr>
+      <w:r>
+        <w:t>Current explanation and response</w:t>
+      </w:r>
+    </w:p>
+    <w:p>
+      <w:pPr>
+        <w:pStyle w:val="ListBullet"/>
+      </w:pPr>
+      <w:r>
+        <w:t>Record the initial state, data, frozen values, objective, batch rule, update budget, candidate rates, parameter traces and loss traces. These runs compare training behaviour on two examples. They do not establish which setting performs best on independent data. Keep the final test set out of rate selection; later lessons use validation curves to make development choices.</w:t>
+      </w:r>
+    </w:p>
+    <w:p>
+      <w:pPr>
+        <w:pStyle w:val="Heading3"/>
+      </w:pPr>
+      <w:r>
+        <w:t>A team says rate 0.2 is the best rate for every neural network because it reached zero training loss here. Replace this claim with a precise experimental conclusion and one limitation.</w:t>
+      </w:r>
+    </w:p>
+    <w:p>
+      <w:r>
+        <w:t>________________________________________________________________</w:t>
+      </w:r>
+    </w:p>
+    <w:p>
+      <w:r>
+        <w:t>________________________________________________________________</w:t>
+      </w:r>
+    </w:p>
+    <w:p>
+      <w:r>
+        <w:t>________________________________________________________________</w:t>
+      </w:r>
+    </w:p>
+    <w:p>
+      <w:r>
+        <w:t>________________________________________________________________</w:t>
+      </w:r>
+    </w:p>
+    <w:p>
+      <w:pPr>
+        <w:pStyle w:val="ListBullet"/>
+      </w:pPr>
+      <w:r>
+        <w:t>Next week compares training and validation curves, including when their trends disagree.</w:t>
+      </w:r>
+    </w:p>
+    <w:p>
+      <w:pPr>
+        <w:pStyle w:val="ListBullet"/>
+      </w:pPr>
+      <w:r>
+        <w:t>Run A starts v = 0 with full-data batches for four updates. Run B starts at the final A value, changes both rate and batch size, then compares final training losses. Can the difference be attributed only to rate? Propose a repair.</w:t>
+      </w:r>
+    </w:p>
+    <w:p>
+      <w:pPr>
+        <w:pStyle w:val="Heading3"/>
+      </w:pPr>
+      <w:r>
         <w:t>My limited claim and a useful next check</w:t>
       </w:r>
     </w:p>
@@ -3106,12 +4119,20 @@
         <w:pStyle w:val="Heading1"/>
       </w:pPr>
       <w:r>
-        <w:t>13. Study a complete case</w:t>
-      </w:r>
-    </w:p>
-    <w:p>
-      <w:r>
-        <w:t>Revisit the complete Learning rate experiments case for supported practice. Repeated examples do not become fresh assessments.</w:t>
+        <w:t>13. Extra practice · Revisit the complete trace</w:t>
+      </w:r>
+    </w:p>
+    <w:p>
+      <w:r>
+        <w:t>Predict before reading the supplied steps.</w:t>
+      </w:r>
+    </w:p>
+    <w:p>
+      <w:pPr>
+        <w:pStyle w:val="Heading2"/>
+      </w:pPr>
+      <w:r>
+        <w:t>Complete trace and evidence</w:t>
       </w:r>
     </w:p>
     <w:p>
@@ -3344,206 +4365,20 @@
         <w:pStyle w:val="Heading1"/>
       </w:pPr>
       <w:r>
-        <w:t>14. Try a new case independently</w:t>
-      </w:r>
-    </w:p>
-    <w:p>
-      <w:r>
-        <w:t>Attempt the reserved new case before feedback. Record support; the earlier examples below remain additional practice.</w:t>
-      </w:r>
-    </w:p>
-    <w:p>
-      <w:pPr>
-        <w:pStyle w:val="Heading3"/>
-      </w:pPr>
-      <w:r>
-        <w:t>Independent case: Compare a new objective independently</w:t>
-      </w:r>
-    </w:p>
-    <w:p>
-      <w:pPr>
-        <w:spacing w:line="336" w:lineRule="auto" w:after="180"/>
-      </w:pPr>
-      <w:r>
-        <w:rPr>
-          <w:b w:val="0"/>
-        </w:rPr>
-        <w:t>Use J(a) = (a - 1) squared with gradient 2(a - 1), start a = 0 and two updates. Restart for each rate 0.25, 0.5 and 1. Compute the two new a values and losses for each run. Identify the result supported after two updates.</w:t>
-      </w:r>
-    </w:p>
-    <w:p>
-      <w:pPr>
-        <w:pStyle w:val="Heading3"/>
-      </w:pPr>
-      <w:r>
-        <w:t>My independent explanation, trace and limits</w:t>
-      </w:r>
-    </w:p>
-    <w:p>
-      <w:r>
-        <w:t>________________________________________________________________</w:t>
-      </w:r>
-    </w:p>
-    <w:p>
-      <w:r>
-        <w:t>________________________________________________________________</w:t>
-      </w:r>
-    </w:p>
-    <w:p>
-      <w:r>
-        <w:t>________________________________________________________________</w:t>
-      </w:r>
-    </w:p>
-    <w:p>
-      <w:r>
-        <w:t>________________________________________________________________</w:t>
-      </w:r>
-    </w:p>
-    <w:p>
-      <w:r>
-        <w:t>________________________________________________________________</w:t>
-      </w:r>
-    </w:p>
-    <w:p>
-      <w:r>
-        <w:t>________________________________________________________________</w:t>
-      </w:r>
-    </w:p>
-    <w:p>
-      <w:r>
-        <w:t>________________________________________________________________</w:t>
-      </w:r>
-    </w:p>
-    <w:p>
-      <w:pPr>
-        <w:spacing w:line="336" w:lineRule="auto" w:after="180"/>
-      </w:pPr>
-      <w:r>
-        <w:rPr>
-          <w:b w:val="0"/>
-        </w:rPr>
-        <w:t>Attempt this case before feedback. Record any help. Earlier examples below are further practice; a case already practised with feedback cannot establish fresh transfer.</w:t>
-      </w:r>
-    </w:p>
-    <w:p>
-      <w:pPr>
-        <w:pStyle w:val="Heading3"/>
-      </w:pPr>
-      <w:r>
-        <w:t>Attempt this without hints</w:t>
-      </w:r>
-    </w:p>
-    <w:p>
-      <w:pPr>
-        <w:spacing w:line="336" w:lineRule="auto" w:after="180"/>
-      </w:pPr>
-      <w:r>
-        <w:rPr>
-          <w:b w:val="0"/>
-        </w:rPr>
-        <w:t>Use J(a) = (a - 1) squared with gradient 2(a - 1), start a = 0 and two updates. Restart for each rate 0.25, 0.5 and 1. Compute the two new a values and losses for each run. Identify the result supported after two updates.</w:t>
-      </w:r>
-    </w:p>
-    <w:p>
-      <w:pPr>
-        <w:pStyle w:val="Heading3"/>
-      </w:pPr>
-      <w:r>
-        <w:t>My independent procedure, result and limitation</w:t>
-      </w:r>
-    </w:p>
-    <w:p>
-      <w:r>
-        <w:t>________________________________________________________________</w:t>
-      </w:r>
-    </w:p>
-    <w:p>
-      <w:r>
-        <w:t>________________________________________________________________</w:t>
-      </w:r>
-    </w:p>
-    <w:p>
-      <w:r>
-        <w:t>________________________________________________________________</w:t>
-      </w:r>
-    </w:p>
-    <w:p>
-      <w:r>
-        <w:t>________________________________________________________________</w:t>
-      </w:r>
-    </w:p>
-    <w:p>
-      <w:r>
-        <w:t>________________________________________________________________</w:t>
-      </w:r>
-    </w:p>
-    <w:p>
-      <w:r>
-        <w:t>________________________________________________________________</w:t>
-      </w:r>
-    </w:p>
-    <w:p>
-      <w:r>
-        <w:t>________________________________________________________________</w:t>
-      </w:r>
-    </w:p>
-    <w:p>
-      <w:r>
-        <w:t>________________________________________________________________</w:t>
-      </w:r>
-    </w:p>
-    <w:p>
-      <w:pPr>
-        <w:spacing w:line="336" w:lineRule="auto" w:after="180"/>
-      </w:pPr>
-      <w:r>
-        <w:rPr>
-          <w:b w:val="0"/>
-        </w:rPr>
-        <w:t>Record support used: none, hint or teacher explanation. After feedback, a different case is needed to demonstrate independence.</w:t>
-      </w:r>
-    </w:p>
-    <w:p>
-      <w:pPr>
-        <w:pStyle w:val="Heading3"/>
-      </w:pPr>
-      <w:r>
-        <w:t>Use feedback to improve</w:t>
-      </w:r>
-    </w:p>
-    <w:p>
-      <w:pPr>
-        <w:spacing w:line="336" w:lineRule="auto" w:after="180"/>
-      </w:pPr>
-      <w:r>
-        <w:rPr>
-          <w:b w:val="0"/>
-        </w:rPr>
-        <w:t>Attempt the independent case before hints. Record whether you worked alone, used a hint or followed a model. After feedback, fix the first unsupported step and explain why it changed.</w:t>
-      </w:r>
-    </w:p>
-    <w:p>
-      <w:pPr>
-        <w:spacing w:line="336" w:lineRule="auto" w:after="180"/>
-      </w:pPr>
-      <w:r>
-        <w:rPr>
-          <w:b w:val="0"/>
-        </w:rPr>
-        <w:t>A later check uses a changed case, not a copied answer.</w:t>
-      </w:r>
-    </w:p>
-    <w:p>
-      <w:pPr>
-        <w:pStyle w:val="Heading1"/>
-      </w:pPr>
-      <w:r>
-        <w:t>15. Your lesson route</w:t>
-      </w:r>
-    </w:p>
-    <w:p>
-      <w:r>
-        <w:t>Use this map to navigate Learning rate experiments, connect the goals to tasks and keep one evidence record for each attempt.</w:t>
+        <w:t>15. Reference · The earlier route checklist</w:t>
+      </w:r>
+    </w:p>
+    <w:p>
+      <w:r>
+        <w:t>Use one main route rather than repeating the lesson.</w:t>
+      </w:r>
+    </w:p>
+    <w:p>
+      <w:pPr>
+        <w:pStyle w:val="Heading2"/>
+      </w:pPr>
+      <w:r>
+        <w:t>Targets,route and first prediction</w:t>
       </w:r>
     </w:p>
     <w:p>
@@ -3734,12 +4569,117 @@
         <w:pStyle w:val="Heading1"/>
       </w:pPr>
       <w:r>
-        <w:t>16. Finish and return</w:t>
-      </w:r>
-    </w:p>
-    <w:p>
-      <w:r>
-        <w:t>Explain Learning rate experiments without notes, identify a remaining question and plan a later check with a changed case.</w:t>
+        <w:t>17. Extra practice · Predict,check and repair</w:t>
+      </w:r>
+    </w:p>
+    <w:p>
+      <w:r>
+        <w:t>Keep supported feedback separate from the independent case.</w:t>
+      </w:r>
+    </w:p>
+    <w:p>
+      <w:pPr>
+        <w:pStyle w:val="Heading2"/>
+      </w:pPr>
+      <w:r>
+        <w:t>First supported question and optional hint</w:t>
+      </w:r>
+    </w:p>
+    <w:p>
+      <w:pPr>
+        <w:pStyle w:val="ListBullet"/>
+      </w:pPr>
+      <w:r>
+        <w:t>Compare learning rates with identical starting loss and update counts.</w:t>
+      </w:r>
+    </w:p>
+    <w:p>
+      <w:pPr>
+        <w:pStyle w:val="Heading3"/>
+      </w:pPr>
+      <w:r>
+        <w:t>Practice 1: explain the deciding evidence</w:t>
+      </w:r>
+    </w:p>
+    <w:p>
+      <w:pPr>
+        <w:pStyle w:val="ListBullet"/>
+      </w:pPr>
+      <w:r>
+        <w:t>Which labelled step matches this detail? Both end at 3 and loss 1; larger rate crosses the optimum while smaller rate stays below it.</w:t>
+      </w:r>
+    </w:p>
+    <w:p>
+      <w:pPr>
+        <w:pStyle w:val="ListBullet"/>
+      </w:pPr>
+      <w:r>
+        <w:t>1. Inspect paths</w:t>
+      </w:r>
+    </w:p>
+    <w:p>
+      <w:pPr>
+        <w:pStyle w:val="ListBullet"/>
+      </w:pPr>
+      <w:r>
+        <w:t>2. Rate 0.25</w:t>
+      </w:r>
+    </w:p>
+    <w:p>
+      <w:pPr>
+        <w:pStyle w:val="ListBullet"/>
+      </w:pPr>
+      <w:r>
+        <w:t>3. Rate 0.75</w:t>
+      </w:r>
+    </w:p>
+    <w:p>
+      <w:pPr>
+        <w:pStyle w:val="Heading3"/>
+      </w:pPr>
+      <w:r>
+        <w:t>My selected conclusion, deciding fact and explanation</w:t>
+      </w:r>
+    </w:p>
+    <w:p>
+      <w:r>
+        <w:t>________________________________________________________________</w:t>
+      </w:r>
+    </w:p>
+    <w:p>
+      <w:r>
+        <w:t>________________________________________________________________</w:t>
+      </w:r>
+    </w:p>
+    <w:p>
+      <w:r>
+        <w:t>________________________________________________________________</w:t>
+      </w:r>
+    </w:p>
+    <w:p>
+      <w:r>
+        <w:t>________________________________________________________________</w:t>
+      </w:r>
+    </w:p>
+    <w:p>
+      <w:r>
+        <w:t>________________________________________________________________</w:t>
+      </w:r>
+    </w:p>
+    <w:p>
+      <w:pPr>
+        <w:pStyle w:val="ListBullet"/>
+      </w:pPr>
+      <w:r>
+        <w:t>Hint if needed: Read the steps in the pictorial case. Match the supplied detail to the stage that performs or records it.</w:t>
+      </w:r>
+    </w:p>
+    <w:p>
+      <w:pPr>
+        <w:pStyle w:val="Heading2"/>
+      </w:pPr>
+      <w:r>
+        <w:t>Check after the first attempt · reference / check after trying</w:t>
       </w:r>
     </w:p>
     <w:p>
@@ -3750,19 +4690,190 @@
         <w:rPr>
           <w:b w:val="0"/>
         </w:rPr>
-        <w:t xml:space="preserve">Close your notes. Explain this goal in your own words: Run a </w:t>
+        <w:t>After your attempt, compare with the supported explanation: Inspect paths Both end at 3 and loss 1; larger rate crosses the optimum while smaller rate stays below it.</w:t>
+      </w:r>
+    </w:p>
+    <w:p>
+      <w:pPr>
+        <w:spacing w:line="336" w:lineRule="auto" w:after="180"/>
+      </w:pPr>
+      <w:r>
+        <w:rPr>
+          <w:b w:val="0"/>
+        </w:rPr>
+        <w:t>Keep the starting parameter and update budget identical to compare rates fairly. Rate one-quarter approaches the optimum from below; rate three-quarters crosses it and comes back.</w:t>
+      </w:r>
+    </w:p>
+    <w:p>
+      <w:pPr>
+        <w:spacing w:line="336" w:lineRule="auto" w:after="180"/>
+      </w:pPr>
+      <w:r>
+        <w:rPr>
+          <w:b w:val="0"/>
+        </w:rPr>
+        <w:t>Their final losses happen to match after two updates, despite different paths. Rate one repeatedly overshoots by the same distance, so using the correct gradient alone does not ensure improvement.</w:t>
+      </w:r>
+    </w:p>
+    <w:p>
+      <w:pPr>
+        <w:pStyle w:val="Heading2"/>
+      </w:pPr>
+      <w:r>
+        <w:t>Changed-case question and optional hint</w:t>
+      </w:r>
+    </w:p>
+    <w:p>
+      <w:pPr>
+        <w:pStyle w:val="Heading3"/>
+      </w:pPr>
+      <w:r>
+        <w:t>Practice 2: explain the deciding evidence</w:t>
+      </w:r>
+    </w:p>
+    <w:p>
+      <w:pPr>
+        <w:pStyle w:val="ListBullet"/>
+      </w:pPr>
+      <w:r>
+        <w:t>Changed-case practice: Add a rate 1 run from a = 0. Which conclusion is supported by the supplied facts?</w:t>
+      </w:r>
+    </w:p>
+    <w:p>
+      <w:pPr>
+        <w:pStyle w:val="ListBullet"/>
+      </w:pPr>
+      <w:r>
+        <w:t>1. This one example guarantees correct results for every future input.</w:t>
+      </w:r>
+    </w:p>
+    <w:p>
+      <w:pPr>
+        <w:pStyle w:val="ListBullet"/>
+      </w:pPr>
+      <w:r>
+        <w:t>2. We can decide the result without examining the changed input or the procedure.</w:t>
+      </w:r>
+    </w:p>
+    <w:p>
+      <w:pPr>
+        <w:pStyle w:val="ListBullet"/>
+      </w:pPr>
+      <w:r>
+        <w:t>3. Its path is 8 then 0, with loss 16 at both steps.</w:t>
+      </w:r>
+    </w:p>
+    <w:p>
+      <w:pPr>
+        <w:pStyle w:val="Heading3"/>
+      </w:pPr>
+      <w:r>
+        <w:t>My selected conclusion, deciding fact and explanation</w:t>
+      </w:r>
+    </w:p>
+    <w:p>
+      <w:r>
+        <w:t>________________________________________________________________</w:t>
+      </w:r>
+    </w:p>
+    <w:p>
+      <w:r>
+        <w:t>________________________________________________________________</w:t>
+      </w:r>
+    </w:p>
+    <w:p>
+      <w:r>
+        <w:t>________________________________________________________________</w:t>
+      </w:r>
+    </w:p>
+    <w:p>
+      <w:r>
+        <w:t>________________________________________________________________</w:t>
+      </w:r>
+    </w:p>
+    <w:p>
+      <w:r>
+        <w:t>________________________________________________________________</w:t>
+      </w:r>
+    </w:p>
+    <w:p>
+      <w:pPr>
+        <w:pStyle w:val="ListBullet"/>
+      </w:pPr>
+      <w:r>
+        <w:t>Hint if needed: Use the changed condition and the deciding step in the pictorial trace. The answer must say what follows from those facts.</w:t>
+      </w:r>
+    </w:p>
+    <w:p>
+      <w:pPr>
+        <w:pStyle w:val="Heading2"/>
+      </w:pPr>
+      <w:r>
+        <w:t>Check after the changed attempt · reference / check after trying</w:t>
+      </w:r>
+    </w:p>
+    <w:p>
+      <w:pPr>
+        <w:spacing w:line="336" w:lineRule="auto" w:after="180"/>
+      </w:pPr>
+      <w:r>
+        <w:rPr>
+          <w:b w:val="0"/>
+        </w:rPr>
+        <w:t>After your attempt, compare with the supported explanation: Its path is 8 then 0, with loss 16 at both steps. The update alternates across 4 without reducing the initial loss.</w:t>
+      </w:r>
+    </w:p>
+    <w:p>
+      <w:pPr>
+        <w:pStyle w:val="Heading2"/>
+      </w:pPr>
+      <w:r>
+        <w:t>Repair and retain the record</w:t>
+      </w:r>
+    </w:p>
+    <w:p>
+      <w:pPr>
+        <w:spacing w:line="336" w:lineRule="auto" w:after="180"/>
+      </w:pPr>
+      <w:r>
+        <w:rPr>
+          <w:b w:val="0"/>
+        </w:rPr>
+        <w:t>Review Batching and epochs (ai-5/13). Goal: Distinguish an example a batch an update and an epoch. Short practice: Why do the single-example orders finish at different weights?</w:t>
+      </w:r>
+    </w:p>
+    <w:p>
+      <w:pPr>
+        <w:spacing w:line="336" w:lineRule="auto" w:after="180"/>
+      </w:pPr>
+      <w:r>
+        <w:rPr>
+          <w:b w:val="0"/>
+        </w:rPr>
+        <w:t xml:space="preserve">Point to the relevant step in the picture, then write the changed result and the rule or </w:t>
       </w:r>
       <w:r>
         <w:rPr>
           <w:b/>
         </w:rPr>
-        <w:t>controlled comparison</w:t>
+        <w:t>evidence</w:t>
       </w:r>
       <w:r>
         <w:rPr>
           <w:b w:val="0"/>
         </w:rPr>
-        <w:t xml:space="preserve"> of </w:t>
+        <w:t xml:space="preserve"> that supports it.. Return to this week and explain what you changed.</w:t>
+      </w:r>
+    </w:p>
+    <w:p>
+      <w:pPr>
+        <w:spacing w:line="336" w:lineRule="auto" w:after="180"/>
+      </w:pPr>
+      <w:r>
+        <w:rPr>
+          <w:b w:val="0"/>
+        </w:rPr>
+        <w:t xml:space="preserve">Review Updating parameters (ai-5/11). Goal: Apply a </w:t>
       </w:r>
       <w:r>
         <w:rPr>
@@ -3774,40 +4885,7 @@
         <w:rPr>
           <w:b w:val="0"/>
         </w:rPr>
-        <w:t>s</w:t>
-      </w:r>
-    </w:p>
-    <w:p>
-      <w:pPr>
-        <w:pStyle w:val="Heading3"/>
-      </w:pPr>
-      <w:r>
-        <w:t>My deciding step, evidence and one remaining question</w:t>
-      </w:r>
-    </w:p>
-    <w:p>
-      <w:r>
-        <w:t>________________________________________________________________</w:t>
-      </w:r>
-    </w:p>
-    <w:p>
-      <w:r>
-        <w:t>________________________________________________________________</w:t>
-      </w:r>
-    </w:p>
-    <w:p>
-      <w:r>
-        <w:t>________________________________________________________________</w:t>
-      </w:r>
-    </w:p>
-    <w:p>
-      <w:r>
-        <w:t>________________________________________________________________</w:t>
-      </w:r>
-    </w:p>
-    <w:p>
-      <w:r>
-        <w:t>________________________________________________________________</w:t>
+        <w:t xml:space="preserve"> to an ordered gradient. Short practice: Why must new loss be recomputed rather than assumed smaller?</w:t>
       </w:r>
     </w:p>
     <w:p>
@@ -3818,7 +4896,76 @@
         <w:rPr>
           <w:b w:val="0"/>
         </w:rPr>
-        <w:t xml:space="preserve">If you are unsure, return to the worked picture and explain one arrow. If you are ready, change an </w:t>
+        <w:t xml:space="preserve">Point to the relevant step in the picture, then write the changed result and the rule or </w:t>
+      </w:r>
+      <w:r>
+        <w:rPr>
+          <w:b/>
+        </w:rPr>
+        <w:t>evidence</w:t>
+      </w:r>
+      <w:r>
+        <w:rPr>
+          <w:b w:val="0"/>
+        </w:rPr>
+        <w:t xml:space="preserve"> that supports it.. Return to this week and explain what you changed.</w:t>
+      </w:r>
+    </w:p>
+    <w:p>
+      <w:pPr>
+        <w:spacing w:line="336" w:lineRule="auto" w:after="180"/>
+      </w:pPr>
+      <w:r>
+        <w:rPr>
+          <w:b w:val="0"/>
+        </w:rPr>
+        <w:t>Review Loss functions (ai-5/8). Goal: Calculate per-example squared error and mean squared error. Short practice: Why must the report name the chosen loss?</w:t>
+      </w:r>
+    </w:p>
+    <w:p>
+      <w:pPr>
+        <w:spacing w:line="336" w:lineRule="auto" w:after="180"/>
+      </w:pPr>
+      <w:r>
+        <w:rPr>
+          <w:b w:val="0"/>
+        </w:rPr>
+        <w:t xml:space="preserve">Point to the relevant step in the picture, then write the changed result and the rule or </w:t>
+      </w:r>
+      <w:r>
+        <w:rPr>
+          <w:b/>
+        </w:rPr>
+        <w:t>evidence</w:t>
+      </w:r>
+      <w:r>
+        <w:rPr>
+          <w:b w:val="0"/>
+        </w:rPr>
+        <w:t xml:space="preserve"> that supports it.. Return to this week and explain what you changed.</w:t>
+      </w:r>
+    </w:p>
+    <w:p>
+      <w:pPr>
+        <w:spacing w:line="336" w:lineRule="auto" w:after="180"/>
+      </w:pPr>
+      <w:r>
+        <w:rPr>
+          <w:b w:val="0"/>
+        </w:rPr>
+        <w:t xml:space="preserve">The browser lab lets you edit the supported Python examples already included in this lesson. Predict first, run, inspect the actual </w:t>
+      </w:r>
+      <w:r>
+        <w:rPr>
+          <w:b/>
+        </w:rPr>
+        <w:t>output</w:t>
+      </w:r>
+      <w:r>
+        <w:rPr>
+          <w:b w:val="0"/>
+        </w:rPr>
+        <w:t xml:space="preserve"> or error, change one </w:t>
       </w:r>
       <w:r>
         <w:rPr>
@@ -3830,7 +4977,18 @@
         <w:rPr>
           <w:b w:val="0"/>
         </w:rPr>
-        <w:t xml:space="preserve"> or assumption and justify your </w:t>
+        <w:t>, then run again.</w:t>
+      </w:r>
+    </w:p>
+    <w:p>
+      <w:pPr>
+        <w:spacing w:line="336" w:lineRule="auto" w:after="180"/>
+      </w:pPr>
+      <w:r>
+        <w:rPr>
+          <w:b w:val="0"/>
+        </w:rPr>
+        <w:t xml:space="preserve">Keep code, </w:t>
       </w:r>
       <w:r>
         <w:rPr>
@@ -3842,7 +5000,7 @@
         <w:rPr>
           <w:b w:val="0"/>
         </w:rPr>
-        <w:t>.</w:t>
+        <w:t>s, actual results and a reasoned revision together. On paper, label your result as a trace rather than an execution.</w:t>
       </w:r>
     </w:p>
     <w:p>
@@ -3853,7 +5011,7 @@
         <w:rPr>
           <w:b w:val="0"/>
         </w:rPr>
-        <w:t xml:space="preserve">Save your workbook </w:t>
+        <w:t xml:space="preserve">Use Download completed work in the hosted lesson to export your answers, reflections, practice feedback and code-run </w:t>
       </w:r>
       <w:r>
         <w:rPr>
@@ -3865,20 +5023,26 @@
         <w:rPr>
           <w:b w:val="0"/>
         </w:rPr>
-        <w:t>. At the next review, try a different case before opening your old answer.</w:t>
-      </w:r>
-    </w:p>
-    <w:p>
-      <w:pPr>
-        <w:pStyle w:val="Heading1"/>
-      </w:pPr>
-      <w:r>
-        <w:t>17. Supported practice, repair and portfolio</w:t>
-      </w:r>
-    </w:p>
-    <w:p>
-      <w:r>
-        <w:t>Attempt supported questions before using hints or feedback. Review a missing building block, then keep the completed work.</w:t>
+        <w:t>. Open the HTML copy to read or print it.</w:t>
+      </w:r>
+    </w:p>
+    <w:p>
+      <w:pPr>
+        <w:spacing w:line="336" w:lineRule="auto" w:after="180"/>
+      </w:pPr>
+      <w:r>
+        <w:rPr>
+          <w:b w:val="0"/>
+        </w:rPr>
+        <w:t>Drafts stay in this browser when storage is available; clear drafts on a shared device.</w:t>
+      </w:r>
+    </w:p>
+    <w:p>
+      <w:pPr>
+        <w:pStyle w:val="Heading2"/>
+      </w:pPr>
+      <w:r>
+        <w:t>Earlier wording, alternatives and picture transcripts · reference / check after trying</w:t>
       </w:r>
     </w:p>
     <w:p>
@@ -3894,80 +5058,10 @@
     </w:p>
     <w:p>
       <w:pPr>
-        <w:spacing w:line="336" w:lineRule="auto" w:after="180"/>
-      </w:pPr>
-      <w:r>
-        <w:rPr>
-          <w:b w:val="0"/>
-        </w:rPr>
-        <w:t xml:space="preserve">Compare </w:t>
-      </w:r>
-      <w:r>
-        <w:rPr>
-          <w:b/>
-        </w:rPr>
-        <w:t>learning rate</w:t>
-      </w:r>
-      <w:r>
-        <w:rPr>
-          <w:b w:val="0"/>
-        </w:rPr>
-        <w:t>s with identical starting loss and update counts.</w:t>
-      </w:r>
-    </w:p>
-    <w:p>
-      <w:pPr>
         <w:pStyle w:val="Heading3"/>
       </w:pPr>
       <w:r>
-        <w:t>Practice 1: explain the deciding evidence</w:t>
-      </w:r>
-    </w:p>
-    <w:p>
-      <w:pPr>
-        <w:spacing w:line="336" w:lineRule="auto" w:after="180"/>
-      </w:pPr>
-      <w:r>
-        <w:rPr>
-          <w:b w:val="0"/>
-        </w:rPr>
-        <w:t>Which labelled step matches this detail? Both end at 3 and loss 1; larger rate crosses the optimum while smaller rate stays below it.</w:t>
-      </w:r>
-    </w:p>
-    <w:p>
-      <w:pPr>
-        <w:spacing w:line="336" w:lineRule="auto" w:after="180"/>
-        <w:shd w:fill="F4F9FC"/>
-      </w:pPr>
-      <w:r>
-        <w:rPr>
-          <w:b w:val="0"/>
-        </w:rPr>
-        <w:t>1. Inspect paths</w:t>
-      </w:r>
-    </w:p>
-    <w:p>
-      <w:pPr>
-        <w:spacing w:line="336" w:lineRule="auto" w:after="180"/>
-        <w:shd w:fill="F4F9FC"/>
-      </w:pPr>
-      <w:r>
-        <w:rPr>
-          <w:b w:val="0"/>
-        </w:rPr>
-        <w:t>2. Rate 0.25</w:t>
-      </w:r>
-    </w:p>
-    <w:p>
-      <w:pPr>
-        <w:spacing w:line="336" w:lineRule="auto" w:after="180"/>
-        <w:shd w:fill="F4F9FC"/>
-      </w:pPr>
-      <w:r>
-        <w:rPr>
-          <w:b w:val="0"/>
-        </w:rPr>
-        <w:t>3. Rate 0.75</w:t>
+        <w:t>Repair a missing building block</w:t>
       </w:r>
     </w:p>
     <w:p>
@@ -3975,32 +5069,7 @@
         <w:pStyle w:val="Heading3"/>
       </w:pPr>
       <w:r>
-        <w:t>My selected conclusion, deciding fact and explanation</w:t>
-      </w:r>
-    </w:p>
-    <w:p>
-      <w:r>
-        <w:t>________________________________________________________________</w:t>
-      </w:r>
-    </w:p>
-    <w:p>
-      <w:r>
-        <w:t>________________________________________________________________</w:t>
-      </w:r>
-    </w:p>
-    <w:p>
-      <w:r>
-        <w:t>________________________________________________________________</w:t>
-      </w:r>
-    </w:p>
-    <w:p>
-      <w:r>
-        <w:t>________________________________________________________________</w:t>
-      </w:r>
-    </w:p>
-    <w:p>
-      <w:r>
-        <w:t>________________________________________________________________</w:t>
+        <w:t>Predict, run and debug</w:t>
       </w:r>
     </w:p>
     <w:p>
@@ -4008,472 +5077,25 @@
         <w:pStyle w:val="Heading3"/>
       </w:pPr>
       <w:r>
-        <w:t>Hint · try first</w:t>
-      </w:r>
-    </w:p>
-    <w:p>
-      <w:pPr>
-        <w:spacing w:line="336" w:lineRule="auto" w:after="180"/>
-        <w:shd w:fill="F1F6F8"/>
-      </w:pPr>
-      <w:r>
-        <w:rPr>
-          <w:b w:val="0"/>
-        </w:rPr>
-        <w:t>Hint if needed: Read the steps in the pictorial case. Match the supplied detail to the stage that performs or records it.</w:t>
-      </w:r>
-    </w:p>
-    <w:p>
-      <w:pPr>
-        <w:pStyle w:val="Heading3"/>
-      </w:pPr>
-      <w:r>
-        <w:t>Feedback · compare after trying</w:t>
-      </w:r>
-    </w:p>
-    <w:p>
-      <w:pPr>
-        <w:spacing w:line="336" w:lineRule="auto" w:after="180"/>
-        <w:shd w:fill="F1F6FC"/>
-      </w:pPr>
-      <w:r>
-        <w:rPr>
-          <w:b w:val="0"/>
-        </w:rPr>
-        <w:t>After your attempt, compare with the supported explanation: Inspect paths Both end at 3 and loss 1; larger rate crosses the optimum while smaller rate stays below it.</w:t>
-      </w:r>
-    </w:p>
-    <w:p>
-      <w:pPr>
-        <w:spacing w:line="336" w:lineRule="auto" w:after="180"/>
-        <w:shd w:fill="F1F6FC"/>
-      </w:pPr>
-      <w:r>
-        <w:rPr>
-          <w:b w:val="0"/>
-        </w:rPr>
-        <w:t>Keep the starting parameter and update budget identical to compare rates fairly. Rate one-quarter approaches the optimum from below; rate three-quarters crosses it and comes back.</w:t>
-      </w:r>
-    </w:p>
-    <w:p>
-      <w:pPr>
-        <w:spacing w:line="336" w:lineRule="auto" w:after="180"/>
-        <w:shd w:fill="F1F6FC"/>
-      </w:pPr>
-      <w:r>
-        <w:rPr>
-          <w:b w:val="0"/>
-        </w:rPr>
-        <w:t>Their final losses happen to match after two updates, despite different paths. Rate one repeatedly overshoots by the same distance, so using the correct gradient alone does not ensure improvement.</w:t>
-      </w:r>
-    </w:p>
-    <w:p>
-      <w:pPr>
-        <w:pStyle w:val="Heading3"/>
-      </w:pPr>
-      <w:r>
-        <w:t>Practice 2: explain the deciding evidence</w:t>
-      </w:r>
-    </w:p>
-    <w:p>
-      <w:pPr>
-        <w:pStyle w:val="Heading3"/>
-      </w:pPr>
-      <w:r>
-        <w:t>Changed case · predict first</w:t>
-      </w:r>
-    </w:p>
-    <w:p>
-      <w:pPr>
-        <w:spacing w:line="336" w:lineRule="auto" w:after="180"/>
-        <w:shd w:fill="F5F1FB"/>
-      </w:pPr>
-      <w:r>
-        <w:rPr>
-          <w:b w:val="0"/>
-        </w:rPr>
-        <w:t>Changed-case practice: Add a rate 1 run from a = 0. Which conclusion is supported by the supplied facts?</w:t>
-      </w:r>
-    </w:p>
-    <w:p>
-      <w:pPr>
-        <w:spacing w:line="336" w:lineRule="auto" w:after="180"/>
-        <w:shd w:fill="F4F9FC"/>
-      </w:pPr>
-      <w:r>
-        <w:rPr>
-          <w:b w:val="0"/>
-        </w:rPr>
-        <w:t xml:space="preserve">1. This one example guarantees correct results for every future </w:t>
-      </w:r>
-      <w:r>
-        <w:rPr>
-          <w:b/>
-        </w:rPr>
-        <w:t>input</w:t>
-      </w:r>
-      <w:r>
-        <w:rPr>
-          <w:b w:val="0"/>
-        </w:rPr>
-        <w:t>.</w:t>
-      </w:r>
-    </w:p>
-    <w:p>
-      <w:pPr>
-        <w:spacing w:line="336" w:lineRule="auto" w:after="180"/>
-        <w:shd w:fill="F4F9FC"/>
-      </w:pPr>
-      <w:r>
-        <w:rPr>
-          <w:b w:val="0"/>
-        </w:rPr>
-        <w:t xml:space="preserve">2. We can decide the result without examining the changed </w:t>
-      </w:r>
-      <w:r>
-        <w:rPr>
-          <w:b/>
-        </w:rPr>
-        <w:t>input</w:t>
-      </w:r>
-      <w:r>
-        <w:rPr>
-          <w:b w:val="0"/>
-        </w:rPr>
-        <w:t xml:space="preserve"> or the procedure.</w:t>
-      </w:r>
-    </w:p>
-    <w:p>
-      <w:pPr>
-        <w:spacing w:line="336" w:lineRule="auto" w:after="180"/>
-        <w:shd w:fill="F4F9FC"/>
-      </w:pPr>
-      <w:r>
-        <w:rPr>
-          <w:b w:val="0"/>
-        </w:rPr>
-        <w:t>3. Its path is 8 then 0, with loss 16 at both steps.</w:t>
-      </w:r>
-    </w:p>
-    <w:p>
-      <w:pPr>
-        <w:pStyle w:val="Heading3"/>
-      </w:pPr>
-      <w:r>
-        <w:t>My selected conclusion, deciding fact and explanation</w:t>
-      </w:r>
-    </w:p>
-    <w:p>
-      <w:r>
-        <w:t>________________________________________________________________</w:t>
-      </w:r>
-    </w:p>
-    <w:p>
-      <w:r>
-        <w:t>________________________________________________________________</w:t>
-      </w:r>
-    </w:p>
-    <w:p>
-      <w:r>
-        <w:t>________________________________________________________________</w:t>
-      </w:r>
-    </w:p>
-    <w:p>
-      <w:r>
-        <w:t>________________________________________________________________</w:t>
-      </w:r>
-    </w:p>
-    <w:p>
-      <w:r>
-        <w:t>________________________________________________________________</w:t>
-      </w:r>
-    </w:p>
-    <w:p>
-      <w:pPr>
-        <w:pStyle w:val="Heading3"/>
-      </w:pPr>
-      <w:r>
-        <w:t>Hint · try first</w:t>
-      </w:r>
-    </w:p>
-    <w:p>
-      <w:pPr>
-        <w:spacing w:line="336" w:lineRule="auto" w:after="180"/>
-        <w:shd w:fill="F1F6F8"/>
-      </w:pPr>
-      <w:r>
-        <w:rPr>
-          <w:b w:val="0"/>
-        </w:rPr>
-        <w:t>Hint if needed: Use the changed condition and the deciding step in the pictorial trace. The answer must say what follows from those facts.</w:t>
-      </w:r>
-    </w:p>
-    <w:p>
-      <w:pPr>
-        <w:pStyle w:val="Heading3"/>
-      </w:pPr>
-      <w:r>
-        <w:t>Feedback · compare after trying</w:t>
-      </w:r>
-    </w:p>
-    <w:p>
-      <w:pPr>
-        <w:spacing w:line="336" w:lineRule="auto" w:after="180"/>
-        <w:shd w:fill="F1F6FC"/>
-      </w:pPr>
-      <w:r>
-        <w:rPr>
-          <w:b w:val="0"/>
-        </w:rPr>
-        <w:t>After your attempt, compare with the supported explanation: Its path is 8 then 0, with loss 16 at both steps. The update alternates across 4 without reducing the initial loss.</w:t>
-      </w:r>
-    </w:p>
-    <w:p>
-      <w:pPr>
-        <w:pStyle w:val="Heading3"/>
-      </w:pPr>
-      <w:r>
-        <w:t>Repair a missing building block</w:t>
-      </w:r>
-    </w:p>
-    <w:p>
-      <w:pPr>
-        <w:spacing w:line="336" w:lineRule="auto" w:after="180"/>
-      </w:pPr>
-      <w:r>
-        <w:rPr>
-          <w:b w:val="0"/>
-        </w:rPr>
-        <w:t>Review Batching and epochs (ai-5/13). Goal: Distinguish an example a batch an update and an epoch. Short practice: Why do the single-example orders finish at different weights?</w:t>
-      </w:r>
-    </w:p>
-    <w:p>
-      <w:pPr>
-        <w:spacing w:line="336" w:lineRule="auto" w:after="180"/>
-      </w:pPr>
-      <w:r>
-        <w:rPr>
-          <w:b w:val="0"/>
-        </w:rPr>
-        <w:t xml:space="preserve">Point to the relevant step in the picture, then write the changed result and the rule or </w:t>
-      </w:r>
-      <w:r>
-        <w:rPr>
-          <w:b/>
-        </w:rPr>
-        <w:t>evidence</w:t>
-      </w:r>
-      <w:r>
-        <w:rPr>
-          <w:b w:val="0"/>
-        </w:rPr>
-        <w:t xml:space="preserve"> that supports it.. Return to this week and explain what you changed.</w:t>
-      </w:r>
-    </w:p>
-    <w:p>
-      <w:pPr>
-        <w:spacing w:line="336" w:lineRule="auto" w:after="180"/>
-      </w:pPr>
-      <w:r>
-        <w:rPr>
-          <w:b w:val="0"/>
-        </w:rPr>
-        <w:t xml:space="preserve">Review Updating parameters (ai-5/11). Goal: Apply a </w:t>
-      </w:r>
-      <w:r>
-        <w:rPr>
-          <w:b/>
-        </w:rPr>
-        <w:t>learning rate</w:t>
-      </w:r>
-      <w:r>
-        <w:rPr>
-          <w:b w:val="0"/>
-        </w:rPr>
-        <w:t xml:space="preserve"> to an ordered gradient. Short practice: Why must new loss be recomputed rather than assumed smaller?</w:t>
-      </w:r>
-    </w:p>
-    <w:p>
-      <w:pPr>
-        <w:spacing w:line="336" w:lineRule="auto" w:after="180"/>
-      </w:pPr>
-      <w:r>
-        <w:rPr>
-          <w:b w:val="0"/>
-        </w:rPr>
-        <w:t xml:space="preserve">Point to the relevant step in the picture, then write the changed result and the rule or </w:t>
-      </w:r>
-      <w:r>
-        <w:rPr>
-          <w:b/>
-        </w:rPr>
-        <w:t>evidence</w:t>
-      </w:r>
-      <w:r>
-        <w:rPr>
-          <w:b w:val="0"/>
-        </w:rPr>
-        <w:t xml:space="preserve"> that supports it.. Return to this week and explain what you changed.</w:t>
-      </w:r>
-    </w:p>
-    <w:p>
-      <w:pPr>
-        <w:spacing w:line="336" w:lineRule="auto" w:after="180"/>
-      </w:pPr>
-      <w:r>
-        <w:rPr>
-          <w:b w:val="0"/>
-        </w:rPr>
-        <w:t>Review Loss functions (ai-5/8). Goal: Calculate per-example squared error and mean squared error. Short practice: Why must the report name the chosen loss?</w:t>
-      </w:r>
-    </w:p>
-    <w:p>
-      <w:pPr>
-        <w:spacing w:line="336" w:lineRule="auto" w:after="180"/>
-      </w:pPr>
-      <w:r>
-        <w:rPr>
-          <w:b w:val="0"/>
-        </w:rPr>
-        <w:t xml:space="preserve">Point to the relevant step in the picture, then write the changed result and the rule or </w:t>
-      </w:r>
-      <w:r>
-        <w:rPr>
-          <w:b/>
-        </w:rPr>
-        <w:t>evidence</w:t>
-      </w:r>
-      <w:r>
-        <w:rPr>
-          <w:b w:val="0"/>
-        </w:rPr>
-        <w:t xml:space="preserve"> that supports it.. Return to this week and explain what you changed.</w:t>
-      </w:r>
-    </w:p>
-    <w:p>
-      <w:pPr>
-        <w:pStyle w:val="Heading3"/>
-      </w:pPr>
-      <w:r>
-        <w:t>Predict, run and debug</w:t>
-      </w:r>
-    </w:p>
-    <w:p>
-      <w:pPr>
-        <w:spacing w:line="336" w:lineRule="auto" w:after="180"/>
-      </w:pPr>
-      <w:r>
-        <w:rPr>
-          <w:b w:val="0"/>
-        </w:rPr>
-        <w:t xml:space="preserve">The browser lab lets you edit the supported Python examples already included in this lesson. Predict first, run, inspect the actual </w:t>
-      </w:r>
-      <w:r>
-        <w:rPr>
-          <w:b/>
-        </w:rPr>
-        <w:t>output</w:t>
-      </w:r>
-      <w:r>
-        <w:rPr>
-          <w:b w:val="0"/>
-        </w:rPr>
-        <w:t xml:space="preserve"> or error, change one </w:t>
-      </w:r>
-      <w:r>
-        <w:rPr>
-          <w:b/>
-        </w:rPr>
-        <w:t>input</w:t>
-      </w:r>
-      <w:r>
-        <w:rPr>
-          <w:b w:val="0"/>
-        </w:rPr>
-        <w:t>, then run again.</w:t>
-      </w:r>
-    </w:p>
-    <w:p>
-      <w:pPr>
-        <w:spacing w:line="336" w:lineRule="auto" w:after="180"/>
-      </w:pPr>
-      <w:r>
-        <w:rPr>
-          <w:b w:val="0"/>
-        </w:rPr>
-        <w:t xml:space="preserve">Keep code, </w:t>
-      </w:r>
-      <w:r>
-        <w:rPr>
-          <w:b/>
-        </w:rPr>
-        <w:t>prediction</w:t>
-      </w:r>
-      <w:r>
-        <w:rPr>
-          <w:b w:val="0"/>
-        </w:rPr>
-        <w:t>s, actual results and a reasoned revision together. On paper, label your result as a trace rather than an execution.</w:t>
-      </w:r>
-    </w:p>
-    <w:p>
-      <w:pPr>
-        <w:pStyle w:val="Heading3"/>
-      </w:pPr>
-      <w:r>
         <w:t>Keep your completed work</w:t>
       </w:r>
     </w:p>
     <w:p>
       <w:pPr>
-        <w:spacing w:line="336" w:lineRule="auto" w:after="180"/>
-      </w:pPr>
-      <w:r>
-        <w:rPr>
-          <w:b w:val="0"/>
-        </w:rPr>
-        <w:t xml:space="preserve">Use Download completed work in the hosted lesson to export your answers, reflections, practice feedback and code-run </w:t>
-      </w:r>
-      <w:r>
-        <w:rPr>
-          <w:b/>
-        </w:rPr>
-        <w:t>evidence</w:t>
-      </w:r>
-      <w:r>
-        <w:rPr>
-          <w:b w:val="0"/>
-        </w:rPr>
-        <w:t>. Open the HTML copy to read or print it.</w:t>
-      </w:r>
-    </w:p>
-    <w:p>
-      <w:pPr>
-        <w:spacing w:line="336" w:lineRule="auto" w:after="180"/>
-      </w:pPr>
-      <w:r>
-        <w:rPr>
-          <w:b w:val="0"/>
-        </w:rPr>
-        <w:t>Drafts stay in this browser when storage is available; clear drafts on a shared device.</w:t>
-      </w:r>
-    </w:p>
-    <w:p>
-      <w:pPr>
         <w:pStyle w:val="Heading1"/>
       </w:pPr>
       <w:r>
-        <w:t>18. Visual concept journey</w:t>
-      </w:r>
-    </w:p>
-    <w:p>
-      <w:r>
-        <w:t>Explain each Learning rate experiments graphic using its labels, deciding evidence and relevant limitation.</w:t>
-      </w:r>
-    </w:p>
-    <w:p>
-      <w:pPr>
-        <w:pStyle w:val="Heading3"/>
+        <w:t>18. Reference · Six-picture concept journey</w:t>
+      </w:r>
+    </w:p>
+    <w:p>
+      <w:r>
+        <w:t>Choose the picture that supports the current explanation.</w:t>
+      </w:r>
+    </w:p>
+    <w:p>
+      <w:pPr>
+        <w:pStyle w:val="Heading2"/>
       </w:pPr>
       <w:r>
         <w:t>01. Learning rate experiments: the case</w:t>
@@ -4484,7 +5106,7 @@
         <w:drawing>
           <wp:inline xmlns:a="http://schemas.openxmlformats.org/drawingml/2006/main" xmlns:pic="http://schemas.openxmlformats.org/drawingml/2006/picture">
             <wp:extent cx="5486400" cy="2990088"/>
-            <wp:docPr id="2" name="Picture 2" descr="Compare learning rates with identical starting loss and update counts. Supplied facts: Loss J(a)=(a-4)²; gradient 2(a-4); start a = 0. Compare two updates at rates 0.25 and 0.75. All inputs and outcomes in this worked example are invented classroom data; no real model run is claimed."/>
+            <wp:docPr id="5" name="Picture 5" descr="Compare learning rates with identical starting loss and update counts. Supplied facts: Loss J(a)=(a-4)²; gradient 2(a-4); start a = 0. Compare two updates at rates 0.25 and 0.75. All inputs and outcomes in this worked example are invented classroom data; no real model run is claimed."/>
             <wp:cNvGraphicFramePr>
               <a:graphicFrameLocks noChangeAspect="1"/>
             </wp:cNvGraphicFramePr>
@@ -4496,7 +5118,7 @@
                     <pic:cNvPicPr/>
                   </pic:nvPicPr>
                   <pic:blipFill>
-                    <a:blip r:embed="rId10"/>
+                    <a:blip r:embed="rId13"/>
                     <a:stretch>
                       <a:fillRect/>
                     </a:stretch>
@@ -4564,7 +5186,6 @@
     <w:p>
       <w:pPr>
         <w:spacing w:line="336" w:lineRule="auto" w:after="180"/>
-        <w:shd w:fill="F5F1FB"/>
       </w:pPr>
       <w:r>
         <w:rPr>
@@ -4575,7 +5196,7 @@
     </w:p>
     <w:p>
       <w:pPr>
-        <w:pStyle w:val="Heading3"/>
+        <w:pStyle w:val="Heading2"/>
       </w:pPr>
       <w:r>
         <w:t>02. Follow the deciding steps</w:t>
@@ -4586,7 +5207,7 @@
         <w:drawing>
           <wp:inline xmlns:a="http://schemas.openxmlformats.org/drawingml/2006/main" xmlns:pic="http://schemas.openxmlformats.org/drawingml/2006/picture">
             <wp:extent cx="5486400" cy="3337560"/>
-            <wp:docPr id="3" name="Picture 3" descr="Rate 0.25: First a = 2, loss 4; second a = 3, loss 1. → Rate 0.75: First a = 6, loss 4; second a = 3, loss 1. → Inspect paths: Both end at 3 and loss 1; larger rate crosses the optimum while smaller rate stays below it."/>
+            <wp:docPr id="6" name="Picture 6" descr="Rate 0.25: First a = 2, loss 4; second a = 3, loss 1. → Rate 0.75: First a = 6, loss 4; second a = 3, loss 1. → Inspect paths: Both end at 3 and loss 1; larger rate crosses the optimum while smaller rate stays below it."/>
             <wp:cNvGraphicFramePr>
               <a:graphicFrameLocks noChangeAspect="1"/>
             </wp:cNvGraphicFramePr>
@@ -4598,7 +5219,7 @@
                     <pic:cNvPicPr/>
                   </pic:nvPicPr>
                   <pic:blipFill>
-                    <a:blip r:embed="rId11"/>
+                    <a:blip r:embed="rId10"/>
                     <a:stretch>
                       <a:fillRect/>
                     </a:stretch>
@@ -4631,7 +5252,6 @@
     <w:p>
       <w:pPr>
         <w:spacing w:line="336" w:lineRule="auto" w:after="180"/>
-        <w:shd w:fill="F5F1FB"/>
       </w:pPr>
       <w:r>
         <w:rPr>
@@ -4654,7 +5274,7 @@
     </w:p>
     <w:p>
       <w:pPr>
-        <w:pStyle w:val="Heading3"/>
+        <w:pStyle w:val="Heading2"/>
       </w:pPr>
       <w:r>
         <w:t>03. The update factor explains three behaviours</w:t>
@@ -4665,7 +5285,7 @@
         <w:drawing>
           <wp:inline xmlns:a="http://schemas.openxmlformats.org/drawingml/2006/main" xmlns:pic="http://schemas.openxmlformats.org/drawingml/2006/picture">
             <wp:extent cx="5486400" cy="2834640"/>
-            <wp:docPr id="4" name="Picture 4" descr="The update factor explains three behaviours. 0.05 gives 0.75 | Same side and shrinking | Multiplied by 0.5625. 0.3 gives -0.5 | Alternating and shrinking | Multiplied by 0.25. 0.5 gives -1.5 | Alternating and growing | Multiplied by 2.25"/>
+            <wp:docPr id="7" name="Picture 7" descr="The update factor explains three behaviours. 0.05 gives 0.75 | Same side and shrinking | Multiplied by 0.5625. 0.3 gives -0.5 | Alternating and shrinking | Multiplied by 0.25. 0.5 gives -1.5 | Alternating and growing | Multiplied by 2.25"/>
             <wp:cNvGraphicFramePr>
               <a:graphicFrameLocks noChangeAspect="1"/>
             </wp:cNvGraphicFramePr>
@@ -4677,7 +5297,7 @@
                     <pic:cNvPicPr/>
                   </pic:nvPicPr>
                   <pic:blipFill>
-                    <a:blip r:embed="rId12"/>
+                    <a:blip r:embed="rId14"/>
                     <a:stretch>
                       <a:fillRect/>
                     </a:stretch>
@@ -4710,7 +5330,6 @@
     <w:p>
       <w:pPr>
         <w:spacing w:line="336" w:lineRule="auto" w:after="180"/>
-        <w:shd w:fill="F5F1FB"/>
       </w:pPr>
       <w:r>
         <w:rPr>
@@ -4721,7 +5340,7 @@
     </w:p>
     <w:p>
       <w:pPr>
-        <w:pStyle w:val="Heading3"/>
+        <w:pStyle w:val="Heading2"/>
       </w:pPr>
       <w:r>
         <w:t>04. Change one thing. Trace what follows.</w:t>
@@ -4732,7 +5351,7 @@
         <w:drawing>
           <wp:inline xmlns:a="http://schemas.openxmlformats.org/drawingml/2006/main" xmlns:pic="http://schemas.openxmlformats.org/drawingml/2006/picture">
             <wp:extent cx="5486400" cy="3041904"/>
-            <wp:docPr id="5" name="Picture 5" descr="Original case: Both end at 3 and loss 1; larger rate crosses the optimum while smaller rate stays below it. Changed condition: Add a rate 1 run from a = 0. Expected result: Its path is 8 then 0, with loss 16 at both steps. Reason: The update alternates across 4 without reducing the initial loss."/>
+            <wp:docPr id="8" name="Picture 8" descr="Original case: Both end at 3 and loss 1; larger rate crosses the optimum while smaller rate stays below it. Changed condition: Add a rate 1 run from a = 0. Expected result: Its path is 8 then 0, with loss 16 at both steps. Reason: The update alternates across 4 without reducing the initial loss."/>
             <wp:cNvGraphicFramePr>
               <a:graphicFrameLocks noChangeAspect="1"/>
             </wp:cNvGraphicFramePr>
@@ -4744,7 +5363,7 @@
                     <pic:cNvPicPr/>
                   </pic:nvPicPr>
                   <pic:blipFill>
-                    <a:blip r:embed="rId13"/>
+                    <a:blip r:embed="rId11"/>
                     <a:stretch>
                       <a:fillRect/>
                     </a:stretch>
@@ -4788,7 +5407,6 @@
     <w:p>
       <w:pPr>
         <w:spacing w:line="336" w:lineRule="auto" w:after="180"/>
-        <w:shd w:fill="F5F1FB"/>
       </w:pPr>
       <w:r>
         <w:rPr>
@@ -4799,7 +5417,7 @@
     </w:p>
     <w:p>
       <w:pPr>
-        <w:pStyle w:val="Heading3"/>
+        <w:pStyle w:val="Heading2"/>
       </w:pPr>
       <w:r>
         <w:t>05. Connect the explanation to its limit</w:t>
@@ -4810,7 +5428,7 @@
         <w:drawing>
           <wp:inline xmlns:a="http://schemas.openxmlformats.org/drawingml/2006/main" xmlns:pic="http://schemas.openxmlformats.org/drawingml/2006/picture">
             <wp:extent cx="5486400" cy="2941320"/>
-            <wp:docPr id="6" name="Picture 6" descr="Keep the starting parameter and update budget identical to compare rates fairly. Rate one-quarter approaches the optimum from below; rate three-quarters crosses it and comes back. Their final losses happen to match after two updates, despite different paths. Rate one repeatedly overshoots by the same distance, so using the correct gradient alone does not ensure improvement. Limit: These quadratic paths explain step size. Real nonconvex networks can have more complicated rate behaviour."/>
+            <wp:docPr id="9" name="Picture 9" descr="Keep the starting parameter and update budget identical to compare rates fairly. Rate one-quarter approaches the optimum from below; rate three-quarters crosses it and comes back. Their final losses happen to match after two updates, despite different paths. Rate one repeatedly overshoots by the same distance, so using the correct gradient alone does not ensure improvement. Limit: These quadratic paths explain step size. Real nonconvex networks can have more complicated rate behaviour."/>
             <wp:cNvGraphicFramePr>
               <a:graphicFrameLocks noChangeAspect="1"/>
             </wp:cNvGraphicFramePr>
@@ -4822,7 +5440,7 @@
                     <pic:cNvPicPr/>
                   </pic:nvPicPr>
                   <pic:blipFill>
-                    <a:blip r:embed="rId14"/>
+                    <a:blip r:embed="rId15"/>
                     <a:stretch>
                       <a:fillRect/>
                     </a:stretch>
@@ -4877,7 +5495,6 @@
     <w:p>
       <w:pPr>
         <w:spacing w:line="336" w:lineRule="auto" w:after="180"/>
-        <w:shd w:fill="F5F1FB"/>
       </w:pPr>
       <w:r>
         <w:rPr>
@@ -4888,7 +5505,7 @@
     </w:p>
     <w:p>
       <w:pPr>
-        <w:pStyle w:val="Heading3"/>
+        <w:pStyle w:val="Heading2"/>
       </w:pPr>
       <w:r>
         <w:t>06. Make the idea visible in your project</w:t>
@@ -4899,7 +5516,7 @@
         <w:drawing>
           <wp:inline xmlns:a="http://schemas.openxmlformats.org/drawingml/2006/main" xmlns:pic="http://schemas.openxmlformats.org/drawingml/2006/picture">
             <wp:extent cx="5486400" cy="3681984"/>
-            <wp:docPr id="7" name="Picture 7" descr="For your Image-pattern Network Investigation, save the input, procedure, observed result and limitation of this check. Label this worked example as practice; use a different, previously unreviewed case when checking independent understanding. Draw your input, deciding step, result and limit. Supported question: What should a fair rate comparison hold fixed? Point to the relevant step in the picture, then write the changed result and the rule or evidence that supports it."/>
+            <wp:docPr id="10" name="Picture 10" descr="For your Image-pattern Network Investigation, save the input, procedure, observed result and limitation of this check. Label this worked example as practice; use a different, previously unreviewed case when checking independent understanding. Draw your input, deciding step, result and limit. Supported question: What should a fair rate comparison hold fixed? Point to the relevant step in the picture, then write the changed result and the rule or evidence that supports it."/>
             <wp:cNvGraphicFramePr>
               <a:graphicFrameLocks noChangeAspect="1"/>
             </wp:cNvGraphicFramePr>
@@ -4911,7 +5528,7 @@
                     <pic:cNvPicPr/>
                   </pic:nvPicPr>
                   <pic:blipFill>
-                    <a:blip r:embed="rId15"/>
+                    <a:blip r:embed="rId16"/>
                     <a:stretch>
                       <a:fillRect/>
                     </a:stretch>
@@ -5002,7 +5619,6 @@
     <w:p>
       <w:pPr>
         <w:spacing w:line="336" w:lineRule="auto" w:after="180"/>
-        <w:shd w:fill="F5F1FB"/>
       </w:pPr>
       <w:r>
         <w:rPr>
@@ -5021,6 +5637,62 @@
           <w:b w:val="0"/>
         </w:rPr>
         <w:t>.</w:t>
+      </w:r>
+    </w:p>
+    <w:p>
+      <w:pPr>
+        <w:pStyle w:val="Heading2"/>
+      </w:pPr>
+      <w:r>
+        <w:t>Earlier wording, alternatives and picture transcripts · reference / check after trying</w:t>
+      </w:r>
+    </w:p>
+    <w:p>
+      <w:pPr>
+        <w:pStyle w:val="Heading3"/>
+      </w:pPr>
+      <w:r>
+        <w:t>01. Learning rate experiments: the case</w:t>
+      </w:r>
+    </w:p>
+    <w:p>
+      <w:pPr>
+        <w:pStyle w:val="Heading3"/>
+      </w:pPr>
+      <w:r>
+        <w:t>02. Follow the deciding steps</w:t>
+      </w:r>
+    </w:p>
+    <w:p>
+      <w:pPr>
+        <w:pStyle w:val="Heading3"/>
+      </w:pPr>
+      <w:r>
+        <w:t>03. The update factor explains three behaviours</w:t>
+      </w:r>
+    </w:p>
+    <w:p>
+      <w:pPr>
+        <w:pStyle w:val="Heading3"/>
+      </w:pPr>
+      <w:r>
+        <w:t>04. Change one thing. Trace what follows.</w:t>
+      </w:r>
+    </w:p>
+    <w:p>
+      <w:pPr>
+        <w:pStyle w:val="Heading3"/>
+      </w:pPr>
+      <w:r>
+        <w:t>05. Connect the explanation to its limit</w:t>
+      </w:r>
+    </w:p>
+    <w:p>
+      <w:pPr>
+        <w:pStyle w:val="Heading3"/>
+      </w:pPr>
+      <w:r>
+        <w:t>06. Make the idea visible in your project</w:t>
       </w:r>
     </w:p>
     <w:sectPr>
